--- a/Inf_project/About Project.docx
+++ b/Inf_project/About Project.docx
@@ -11,9 +11,9 @@
           <w:sz w:val="40"/>
           <w:szCs w:val="40"/>
           <w:u w:val="single"/>
-        </w:rPr>
-      </w:pPr>
-      <w:proofErr w:type="spellStart"/>
+          <w:lang w:val="en-US"/>
+        </w:rPr>
+      </w:pPr>
       <w:r>
         <w:rPr>
           <w:b/>
@@ -21,10 +21,11 @@
           <w:sz w:val="40"/>
           <w:szCs w:val="40"/>
           <w:u w:val="single"/>
-        </w:rPr>
-        <w:t>About</w:t>
-      </w:r>
-      <w:proofErr w:type="spellEnd"/>
+          <w:lang w:val="en-US"/>
+        </w:rPr>
+        <w:t>About =</w:t>
+      </w:r>
+      <w:proofErr w:type="gramStart"/>
       <w:r>
         <w:rPr>
           <w:b/>
@@ -32,21 +33,24 @@
           <w:sz w:val="40"/>
           <w:szCs w:val="40"/>
           <w:u w:val="single"/>
-        </w:rPr>
-        <w:t xml:space="preserve"> =&gt;</w:t>
-      </w:r>
-      <w:proofErr w:type="gramStart"/>
-      <w:r>
+          <w:lang w:val="en-US"/>
+        </w:rPr>
+        <w:t>&gt;  Project</w:t>
+      </w:r>
+      <w:proofErr w:type="gramEnd"/>
+    </w:p>
+    <w:p>
+      <w:pPr>
+        <w:jc w:val="center"/>
         <w:rPr>
           <w:b/>
           <w:color w:val="FF0000"/>
           <w:sz w:val="40"/>
           <w:szCs w:val="40"/>
           <w:u w:val="single"/>
-        </w:rPr>
-        <w:t xml:space="preserve">  </w:t>
-      </w:r>
-      <w:proofErr w:type="gramEnd"/>
+          <w:lang w:val="en-US"/>
+        </w:rPr>
+      </w:pPr>
       <w:r>
         <w:rPr>
           <w:b/>
@@ -54,21 +58,23 @@
           <w:sz w:val="40"/>
           <w:szCs w:val="40"/>
           <w:u w:val="single"/>
-        </w:rPr>
-        <w:t>Project</w:t>
-      </w:r>
-    </w:p>
-    <w:p>
-      <w:pPr>
-        <w:jc w:val="center"/>
+          <w:lang w:val="en-US"/>
+        </w:rPr>
+        <w:t xml:space="preserve"># </w:t>
+      </w:r>
+      <w:proofErr w:type="gramStart"/>
+      <w:r>
         <w:rPr>
           <w:b/>
           <w:color w:val="FF0000"/>
           <w:sz w:val="40"/>
           <w:szCs w:val="40"/>
           <w:u w:val="single"/>
-        </w:rPr>
-      </w:pPr>
+          <w:lang w:val="en-US"/>
+        </w:rPr>
+        <w:t>About</w:t>
+      </w:r>
+      <w:proofErr w:type="gramEnd"/>
       <w:r>
         <w:rPr>
           <w:b/>
@@ -76,52 +82,9 @@
           <w:sz w:val="40"/>
           <w:szCs w:val="40"/>
           <w:u w:val="single"/>
-        </w:rPr>
-        <w:t xml:space="preserve"># </w:t>
-      </w:r>
-      <w:proofErr w:type="spellStart"/>
-      <w:r>
-        <w:rPr>
-          <w:b/>
-          <w:color w:val="FF0000"/>
-          <w:sz w:val="40"/>
-          <w:szCs w:val="40"/>
-          <w:u w:val="single"/>
-        </w:rPr>
-        <w:t>About</w:t>
-      </w:r>
-      <w:proofErr w:type="spellEnd"/>
-      <w:r>
-        <w:rPr>
-          <w:b/>
-          <w:color w:val="FF0000"/>
-          <w:sz w:val="40"/>
-          <w:szCs w:val="40"/>
-          <w:u w:val="single"/>
-        </w:rPr>
-        <w:t xml:space="preserve"> The Project - AI </w:t>
-      </w:r>
-      <w:proofErr w:type="spellStart"/>
-      <w:r>
-        <w:rPr>
-          <w:b/>
-          <w:color w:val="FF0000"/>
-          <w:sz w:val="40"/>
-          <w:szCs w:val="40"/>
-          <w:u w:val="single"/>
-        </w:rPr>
-        <w:t>Safety</w:t>
-      </w:r>
-      <w:proofErr w:type="spellEnd"/>
-      <w:r>
-        <w:rPr>
-          <w:b/>
-          <w:color w:val="FF0000"/>
-          <w:sz w:val="40"/>
-          <w:szCs w:val="40"/>
-          <w:u w:val="single"/>
-        </w:rPr>
-        <w:t xml:space="preserve"> Guardian</w:t>
+          <w:lang w:val="en-US"/>
+        </w:rPr>
+        <w:t xml:space="preserve"> The Project - AI Safety Guardian</w:t>
       </w:r>
     </w:p>
     <w:p>
@@ -135,215 +98,67 @@
     <w:p>
       <w:pPr>
         <w:spacing w:after="0" w:line="240" w:lineRule="auto"/>
-      </w:pPr>
-      <w:proofErr w:type="spellStart"/>
-      <w:r>
-        <w:t>This</w:t>
-      </w:r>
-      <w:proofErr w:type="spellEnd"/>
-      <w:r>
-        <w:t xml:space="preserve"> </w:t>
-      </w:r>
-      <w:proofErr w:type="spellStart"/>
-      <w:r>
-        <w:t>document</w:t>
-      </w:r>
-      <w:proofErr w:type="spellEnd"/>
-      <w:r>
-        <w:t xml:space="preserve"> </w:t>
-      </w:r>
-      <w:proofErr w:type="spellStart"/>
-      <w:r>
-        <w:t>is</w:t>
-      </w:r>
-      <w:proofErr w:type="spellEnd"/>
-      <w:r>
-        <w:t xml:space="preserve"> </w:t>
-      </w:r>
-      <w:proofErr w:type="spellStart"/>
-      <w:r>
-        <w:t>my</w:t>
-      </w:r>
-      <w:proofErr w:type="spellEnd"/>
-      <w:r>
-        <w:t xml:space="preserve"> </w:t>
-      </w:r>
-      <w:proofErr w:type="spellStart"/>
-      <w:r>
-        <w:t>personal</w:t>
-      </w:r>
-      <w:proofErr w:type="spellEnd"/>
-      <w:r>
-        <w:t xml:space="preserve"> </w:t>
-      </w:r>
-      <w:proofErr w:type="spellStart"/>
-      <w:r>
-        <w:t>study</w:t>
-      </w:r>
-      <w:proofErr w:type="spellEnd"/>
-      <w:r>
-        <w:t xml:space="preserve"> note </w:t>
-      </w:r>
-      <w:proofErr w:type="spellStart"/>
-      <w:r>
-        <w:t>about</w:t>
-      </w:r>
-      <w:proofErr w:type="spellEnd"/>
-      <w:r>
-        <w:t xml:space="preserve"> </w:t>
-      </w:r>
-      <w:proofErr w:type="spellStart"/>
-      <w:r>
-        <w:t>the</w:t>
-      </w:r>
-      <w:proofErr w:type="spellEnd"/>
-      <w:r>
-        <w:t xml:space="preserve"> </w:t>
-      </w:r>
-      <w:proofErr w:type="spellStart"/>
-      <w:proofErr w:type="gramStart"/>
-      <w:r>
-        <w:t>project</w:t>
-      </w:r>
-      <w:proofErr w:type="spellEnd"/>
-      <w:proofErr w:type="gramEnd"/>
-      <w:r>
-        <w:t>.</w:t>
+        <w:rPr>
+          <w:lang w:val="en-US"/>
+        </w:rPr>
+      </w:pPr>
+      <w:r>
+        <w:rPr>
+          <w:lang w:val="en-US"/>
+        </w:rPr>
+        <w:t>This document is my personal study note about the project.</w:t>
       </w:r>
     </w:p>
     <w:p>
       <w:pPr>
         <w:spacing w:after="0" w:line="240" w:lineRule="auto"/>
+        <w:rPr>
+          <w:lang w:val="en-US"/>
+        </w:rPr>
       </w:pPr>
     </w:p>
     <w:p>
       <w:pPr>
         <w:spacing w:after="0" w:line="240" w:lineRule="auto"/>
-      </w:pPr>
-      <w:r>
-        <w:t xml:space="preserve">It </w:t>
-      </w:r>
-      <w:proofErr w:type="spellStart"/>
-      <w:r>
-        <w:t>explains</w:t>
-      </w:r>
-      <w:proofErr w:type="spellEnd"/>
-      <w:r>
-        <w:t xml:space="preserve"> </w:t>
-      </w:r>
-      <w:proofErr w:type="spellStart"/>
-      <w:r>
-        <w:t>how</w:t>
-      </w:r>
-      <w:proofErr w:type="spellEnd"/>
-      <w:r>
-        <w:t xml:space="preserve"> </w:t>
-      </w:r>
-      <w:proofErr w:type="spellStart"/>
-      <w:r>
-        <w:t>the</w:t>
-      </w:r>
-      <w:proofErr w:type="spellEnd"/>
-      <w:r>
-        <w:t xml:space="preserve"> </w:t>
-      </w:r>
-      <w:proofErr w:type="spellStart"/>
-      <w:r>
-        <w:t>project</w:t>
-      </w:r>
-      <w:proofErr w:type="spellEnd"/>
-      <w:r>
-        <w:t xml:space="preserve"> </w:t>
-      </w:r>
-      <w:proofErr w:type="spellStart"/>
-      <w:r>
-        <w:t>works</w:t>
-      </w:r>
-      <w:proofErr w:type="spellEnd"/>
-      <w:r>
-        <w:t xml:space="preserve">, </w:t>
-      </w:r>
-      <w:proofErr w:type="spellStart"/>
-      <w:r>
-        <w:t>what</w:t>
-      </w:r>
-      <w:proofErr w:type="spellEnd"/>
-      <w:r>
-        <w:t xml:space="preserve"> I </w:t>
-      </w:r>
-      <w:proofErr w:type="spellStart"/>
-      <w:r>
-        <w:t>learned</w:t>
-      </w:r>
-      <w:proofErr w:type="spellEnd"/>
-      <w:r>
-        <w:t xml:space="preserve">, </w:t>
-      </w:r>
-      <w:proofErr w:type="spellStart"/>
-      <w:r>
-        <w:t>and</w:t>
-      </w:r>
-      <w:proofErr w:type="spellEnd"/>
-      <w:r>
-        <w:t xml:space="preserve"> </w:t>
-      </w:r>
-      <w:proofErr w:type="spellStart"/>
-      <w:r>
-        <w:t>how</w:t>
-      </w:r>
-      <w:proofErr w:type="spellEnd"/>
-      <w:r>
-        <w:t xml:space="preserve"> </w:t>
-      </w:r>
-      <w:proofErr w:type="spellStart"/>
-      <w:r>
-        <w:t>the</w:t>
-      </w:r>
-      <w:proofErr w:type="spellEnd"/>
-      <w:r>
-        <w:t xml:space="preserve"> </w:t>
-      </w:r>
-      <w:proofErr w:type="spellStart"/>
-      <w:r>
-        <w:t>main</w:t>
-      </w:r>
-      <w:proofErr w:type="spellEnd"/>
-      <w:r>
-        <w:t xml:space="preserve"> </w:t>
-      </w:r>
-      <w:proofErr w:type="spellStart"/>
-      <w:r>
-        <w:t>parts</w:t>
-      </w:r>
-      <w:proofErr w:type="spellEnd"/>
-      <w:r>
-        <w:t xml:space="preserve"> are </w:t>
-      </w:r>
-      <w:proofErr w:type="spellStart"/>
-      <w:r>
-        <w:t>connected</w:t>
-      </w:r>
-      <w:proofErr w:type="spellEnd"/>
-      <w:r>
-        <w:t>.</w:t>
+        <w:rPr>
+          <w:lang w:val="en-US"/>
+        </w:rPr>
+      </w:pPr>
+      <w:r>
+        <w:rPr>
+          <w:lang w:val="en-US"/>
+        </w:rPr>
+        <w:t>It explains how the project works, what I learned, and how the main parts are connected.</w:t>
       </w:r>
     </w:p>
     <w:p>
       <w:pPr>
         <w:spacing w:after="0" w:line="240" w:lineRule="auto"/>
+        <w:rPr>
+          <w:lang w:val="en-US"/>
+        </w:rPr>
       </w:pPr>
     </w:p>
     <w:p>
       <w:pPr>
         <w:spacing w:after="0" w:line="240" w:lineRule="auto"/>
-      </w:pPr>
-      <w:r>
+        <w:rPr>
+          <w:lang w:val="en-US"/>
+        </w:rPr>
+      </w:pPr>
+      <w:r>
+        <w:rPr>
+          <w:lang w:val="en-US"/>
+        </w:rPr>
         <w:t>---</w:t>
       </w:r>
     </w:p>
     <w:p>
       <w:pPr>
         <w:spacing w:after="0" w:line="240" w:lineRule="auto"/>
+        <w:rPr>
+          <w:lang w:val="en-US"/>
+        </w:rPr>
       </w:pPr>
     </w:p>
     <w:p>
@@ -370,143 +185,103 @@
     <w:p>
       <w:pPr>
         <w:spacing w:after="0" w:line="240" w:lineRule="auto"/>
+        <w:rPr>
+          <w:lang w:val="en-US"/>
+        </w:rPr>
       </w:pPr>
     </w:p>
     <w:p>
       <w:pPr>
         <w:spacing w:after="0" w:line="240" w:lineRule="auto"/>
-      </w:pPr>
-      <w:r>
-        <w:t xml:space="preserve">AI </w:t>
-      </w:r>
-      <w:proofErr w:type="spellStart"/>
-      <w:r>
-        <w:t>Safety</w:t>
-      </w:r>
-      <w:proofErr w:type="spellEnd"/>
-      <w:r>
-        <w:t xml:space="preserve"> Guardian </w:t>
-      </w:r>
-      <w:proofErr w:type="spellStart"/>
-      <w:r>
-        <w:t>is</w:t>
-      </w:r>
-      <w:proofErr w:type="spellEnd"/>
-      <w:r>
-        <w:t xml:space="preserve"> a </w:t>
-      </w:r>
-      <w:proofErr w:type="spellStart"/>
-      <w:r>
-        <w:t>computer</w:t>
-      </w:r>
-      <w:proofErr w:type="spellEnd"/>
-      <w:r>
-        <w:t xml:space="preserve"> </w:t>
-      </w:r>
-      <w:proofErr w:type="spellStart"/>
-      <w:r>
-        <w:t>vision</w:t>
-      </w:r>
-      <w:proofErr w:type="spellEnd"/>
-      <w:r>
-        <w:t xml:space="preserve"> web </w:t>
-      </w:r>
-      <w:proofErr w:type="spellStart"/>
-      <w:r>
-        <w:t>application</w:t>
-      </w:r>
-      <w:proofErr w:type="spellEnd"/>
-      <w:r>
-        <w:t xml:space="preserve"> for </w:t>
-      </w:r>
-      <w:proofErr w:type="spellStart"/>
-      <w:r>
-        <w:t>workplace</w:t>
-      </w:r>
-      <w:proofErr w:type="spellEnd"/>
-      <w:r>
-        <w:t xml:space="preserve"> </w:t>
-      </w:r>
-      <w:proofErr w:type="spellStart"/>
-      <w:r>
-        <w:t>safety</w:t>
-      </w:r>
-      <w:proofErr w:type="spellEnd"/>
-      <w:r>
-        <w:t xml:space="preserve"> </w:t>
-      </w:r>
-      <w:proofErr w:type="spellStart"/>
-      <w:r>
-        <w:t>monitoring</w:t>
-      </w:r>
-      <w:proofErr w:type="spellEnd"/>
-      <w:r>
-        <w:t>.</w:t>
+        <w:rPr>
+          <w:lang w:val="en-US"/>
+        </w:rPr>
+      </w:pPr>
+      <w:r>
+        <w:rPr>
+          <w:lang w:val="en-US"/>
+        </w:rPr>
+        <w:t>AI Safety Guardian is a computer vision web application for workplace safety monitoring.</w:t>
       </w:r>
     </w:p>
     <w:p>
       <w:pPr>
         <w:spacing w:after="0" w:line="240" w:lineRule="auto"/>
+        <w:rPr>
+          <w:lang w:val="en-US"/>
+        </w:rPr>
       </w:pPr>
     </w:p>
     <w:p>
       <w:pPr>
         <w:spacing w:after="0" w:line="240" w:lineRule="auto"/>
-      </w:pPr>
-      <w:r>
-        <w:rPr>
-          <w:b/>
-          <w:color w:val="FF0000"/>
-        </w:rPr>
-        <w:t xml:space="preserve">The </w:t>
-      </w:r>
-      <w:proofErr w:type="spellStart"/>
-      <w:r>
-        <w:rPr>
-          <w:b/>
-          <w:color w:val="FF0000"/>
-        </w:rPr>
-        <w:t>app</w:t>
-      </w:r>
-      <w:proofErr w:type="spellEnd"/>
-      <w:r>
-        <w:rPr>
-          <w:b/>
-          <w:color w:val="FF0000"/>
-        </w:rPr>
-        <w:t xml:space="preserve"> uses:</w:t>
+        <w:rPr>
+          <w:lang w:val="en-US"/>
+        </w:rPr>
+      </w:pPr>
+      <w:r>
+        <w:rPr>
+          <w:b/>
+          <w:color w:val="FF0000"/>
+          <w:lang w:val="en-US"/>
+        </w:rPr>
+        <w:t>The app uses:</w:t>
       </w:r>
     </w:p>
     <w:p>
       <w:pPr>
         <w:spacing w:after="0" w:line="240" w:lineRule="auto"/>
-      </w:pPr>
-      <w:r>
+        <w:rPr>
+          <w:lang w:val="en-US"/>
+        </w:rPr>
+      </w:pPr>
+      <w:r>
+        <w:rPr>
+          <w:lang w:val="en-US"/>
+        </w:rPr>
         <w:t>Python</w:t>
       </w:r>
     </w:p>
     <w:p>
       <w:pPr>
         <w:spacing w:after="0" w:line="240" w:lineRule="auto"/>
-      </w:pPr>
-      <w:r>
+        <w:rPr>
+          <w:lang w:val="en-US"/>
+        </w:rPr>
+      </w:pPr>
+      <w:r>
+        <w:rPr>
+          <w:lang w:val="en-US"/>
+        </w:rPr>
         <w:t>Flask</w:t>
       </w:r>
     </w:p>
     <w:p>
       <w:pPr>
         <w:spacing w:after="0" w:line="240" w:lineRule="auto"/>
-      </w:pPr>
-      <w:r>
+        <w:rPr>
+          <w:lang w:val="en-US"/>
+        </w:rPr>
+      </w:pPr>
+      <w:r>
+        <w:rPr>
+          <w:lang w:val="en-US"/>
+        </w:rPr>
         <w:t>YOLO</w:t>
       </w:r>
     </w:p>
     <w:p>
       <w:pPr>
         <w:spacing w:after="0" w:line="240" w:lineRule="auto"/>
-      </w:pPr>
-      <w:proofErr w:type="spellStart"/>
-      <w:r>
+        <w:rPr>
+          <w:lang w:val="en-US"/>
+        </w:rPr>
+      </w:pPr>
+      <w:proofErr w:type="spellStart"/>
+      <w:r>
+        <w:rPr>
+          <w:lang w:val="en-US"/>
+        </w:rPr>
         <w:t>OpenCV</w:t>
       </w:r>
       <w:proofErr w:type="spellEnd"/>
@@ -514,32 +289,56 @@
     <w:p>
       <w:pPr>
         <w:spacing w:after="0" w:line="240" w:lineRule="auto"/>
-      </w:pPr>
-      <w:r>
+        <w:rPr>
+          <w:lang w:val="en-US"/>
+        </w:rPr>
+      </w:pPr>
+      <w:r>
+        <w:rPr>
+          <w:lang w:val="en-US"/>
+        </w:rPr>
         <w:t>Pandas</w:t>
       </w:r>
     </w:p>
     <w:p>
       <w:pPr>
         <w:spacing w:after="0" w:line="240" w:lineRule="auto"/>
-      </w:pPr>
-      <w:r>
+        <w:rPr>
+          <w:lang w:val="en-US"/>
+        </w:rPr>
+      </w:pPr>
+      <w:r>
+        <w:rPr>
+          <w:lang w:val="en-US"/>
+        </w:rPr>
         <w:t>JavaScript</w:t>
       </w:r>
     </w:p>
     <w:p>
       <w:pPr>
         <w:spacing w:after="0" w:line="240" w:lineRule="auto"/>
-      </w:pPr>
-      <w:r>
+        <w:rPr>
+          <w:lang w:val="en-US"/>
+        </w:rPr>
+      </w:pPr>
+      <w:r>
+        <w:rPr>
+          <w:lang w:val="en-US"/>
+        </w:rPr>
         <w:t>Plotly.js</w:t>
       </w:r>
     </w:p>
     <w:p>
       <w:pPr>
         <w:spacing w:after="0" w:line="240" w:lineRule="auto"/>
-      </w:pPr>
-      <w:r>
+        <w:rPr>
+          <w:lang w:val="en-US"/>
+        </w:rPr>
+      </w:pPr>
+      <w:r>
+        <w:rPr>
+          <w:lang w:val="en-US"/>
+        </w:rPr>
         <w:t>HTML</w:t>
       </w:r>
     </w:p>
@@ -554,26 +353,39 @@
     <w:p>
       <w:pPr>
         <w:spacing w:after="0" w:line="240" w:lineRule="auto"/>
-      </w:pPr>
-      <w:proofErr w:type="spellStart"/>
-      <w:r>
+        <w:rPr>
+          <w:lang w:val="en-US"/>
+        </w:rPr>
+      </w:pPr>
+      <w:proofErr w:type="spellStart"/>
+      <w:r>
+        <w:rPr>
+          <w:lang w:val="en-US"/>
+        </w:rPr>
         <w:t>Git</w:t>
       </w:r>
       <w:proofErr w:type="spellEnd"/>
       <w:r>
+        <w:rPr>
+          <w:lang w:val="en-US"/>
+        </w:rPr>
         <w:t>/</w:t>
       </w:r>
       <w:proofErr w:type="spellStart"/>
-      <w:proofErr w:type="gramStart"/>
-      <w:r>
+      <w:r>
+        <w:rPr>
+          <w:lang w:val="en-US"/>
+        </w:rPr>
         <w:t>GitHub</w:t>
       </w:r>
       <w:proofErr w:type="spellEnd"/>
-      <w:proofErr w:type="gramEnd"/>
     </w:p>
     <w:p>
       <w:pPr>
         <w:spacing w:after="0" w:line="240" w:lineRule="auto"/>
+        <w:rPr>
+          <w:lang w:val="en-US"/>
+        </w:rPr>
       </w:pPr>
     </w:p>
     <w:p>
@@ -582,48 +394,16 @@
         <w:rPr>
           <w:b/>
           <w:color w:val="FF0000"/>
-        </w:rPr>
-      </w:pPr>
-      <w:r>
-        <w:rPr>
-          <w:b/>
-          <w:color w:val="FF0000"/>
-        </w:rPr>
-        <w:t xml:space="preserve">The </w:t>
-      </w:r>
-      <w:proofErr w:type="spellStart"/>
-      <w:proofErr w:type="gramStart"/>
-      <w:r>
-        <w:rPr>
-          <w:b/>
-          <w:color w:val="FF0000"/>
-        </w:rPr>
-        <w:t>project</w:t>
-      </w:r>
-      <w:proofErr w:type="spellEnd"/>
-      <w:proofErr w:type="gramEnd"/>
-      <w:r>
-        <w:rPr>
-          <w:b/>
-          <w:color w:val="FF0000"/>
-        </w:rPr>
-        <w:t xml:space="preserve"> </w:t>
-      </w:r>
-      <w:proofErr w:type="spellStart"/>
-      <w:r>
-        <w:rPr>
-          <w:b/>
-          <w:color w:val="FF0000"/>
-        </w:rPr>
-        <w:t>can</w:t>
-      </w:r>
-      <w:proofErr w:type="spellEnd"/>
-      <w:r>
-        <w:rPr>
-          <w:b/>
-          <w:color w:val="FF0000"/>
-        </w:rPr>
-        <w:t>:</w:t>
+          <w:lang w:val="en-US"/>
+        </w:rPr>
+      </w:pPr>
+      <w:r>
+        <w:rPr>
+          <w:b/>
+          <w:color w:val="FF0000"/>
+          <w:lang w:val="en-US"/>
+        </w:rPr>
+        <w:t>The project can:</w:t>
       </w:r>
     </w:p>
     <w:p>
@@ -761,32 +541,31 @@
     <w:p>
       <w:pPr>
         <w:spacing w:after="0" w:line="240" w:lineRule="auto"/>
-      </w:pPr>
-      <w:proofErr w:type="gramStart"/>
-      <w:r>
+        <w:rPr>
+          <w:lang w:val="en-US"/>
+        </w:rPr>
+      </w:pPr>
+      <w:proofErr w:type="gramStart"/>
+      <w:r>
+        <w:rPr>
+          <w:lang w:val="en-US"/>
+        </w:rPr>
         <w:t>play</w:t>
       </w:r>
       <w:proofErr w:type="gramEnd"/>
       <w:r>
-        <w:t xml:space="preserve"> </w:t>
-      </w:r>
-      <w:proofErr w:type="spellStart"/>
-      <w:r>
-        <w:t>alarm</w:t>
-      </w:r>
-      <w:proofErr w:type="spellEnd"/>
-      <w:r>
-        <w:t xml:space="preserve"> </w:t>
-      </w:r>
-      <w:proofErr w:type="spellStart"/>
-      <w:r>
-        <w:t>sounds</w:t>
-      </w:r>
-      <w:proofErr w:type="spellEnd"/>
+        <w:rPr>
+          <w:lang w:val="en-US"/>
+        </w:rPr>
+        <w:t xml:space="preserve"> alarm sounds</w:t>
+      </w:r>
     </w:p>
     <w:p>
       <w:pPr>
         <w:spacing w:after="0" w:line="240" w:lineRule="auto"/>
+        <w:rPr>
+          <w:lang w:val="en-US"/>
+        </w:rPr>
       </w:pPr>
     </w:p>
     <w:p>
@@ -795,240 +574,49 @@
         <w:rPr>
           <w:b/>
           <w:color w:val="FF0000"/>
-        </w:rPr>
-      </w:pPr>
-      <w:proofErr w:type="spellStart"/>
-      <w:r>
-        <w:rPr>
-          <w:b/>
-          <w:color w:val="FF0000"/>
-        </w:rPr>
-        <w:t>Simple</w:t>
-      </w:r>
-      <w:proofErr w:type="spellEnd"/>
-      <w:r>
-        <w:rPr>
-          <w:b/>
-          <w:color w:val="FF0000"/>
-        </w:rPr>
-        <w:t xml:space="preserve"> </w:t>
-      </w:r>
-      <w:proofErr w:type="spellStart"/>
-      <w:r>
-        <w:rPr>
-          <w:b/>
-          <w:color w:val="FF0000"/>
-        </w:rPr>
-        <w:t>English</w:t>
-      </w:r>
-      <w:proofErr w:type="spellEnd"/>
-      <w:r>
-        <w:rPr>
-          <w:b/>
-          <w:color w:val="FF0000"/>
-        </w:rPr>
-        <w:t>:</w:t>
+          <w:lang w:val="en-US"/>
+        </w:rPr>
+      </w:pPr>
+      <w:r>
+        <w:rPr>
+          <w:b/>
+          <w:color w:val="FF0000"/>
+          <w:lang w:val="en-US"/>
+        </w:rPr>
+        <w:t>Simple English:</w:t>
       </w:r>
     </w:p>
     <w:p>
       <w:pPr>
         <w:spacing w:after="0" w:line="240" w:lineRule="auto"/>
       </w:pPr>
-      <w:proofErr w:type="spellStart"/>
-      <w:r>
-        <w:t>This</w:t>
-      </w:r>
-      <w:proofErr w:type="spellEnd"/>
-      <w:r>
-        <w:t xml:space="preserve"> </w:t>
-      </w:r>
-      <w:proofErr w:type="spellStart"/>
-      <w:r>
-        <w:t>app</w:t>
-      </w:r>
-      <w:proofErr w:type="spellEnd"/>
-      <w:r>
-        <w:t xml:space="preserve"> </w:t>
-      </w:r>
-      <w:proofErr w:type="spellStart"/>
-      <w:r>
-        <w:t>checks</w:t>
-      </w:r>
-      <w:proofErr w:type="spellEnd"/>
-      <w:r>
-        <w:t xml:space="preserve"> </w:t>
-      </w:r>
-      <w:proofErr w:type="spellStart"/>
-      <w:r>
-        <w:t>images</w:t>
-      </w:r>
-      <w:proofErr w:type="spellEnd"/>
-      <w:r>
-        <w:t xml:space="preserve"> </w:t>
-      </w:r>
-      <w:proofErr w:type="spellStart"/>
-      <w:r>
-        <w:t>and</w:t>
-      </w:r>
-      <w:proofErr w:type="spellEnd"/>
-      <w:r>
-        <w:t xml:space="preserve"> </w:t>
-      </w:r>
-      <w:proofErr w:type="spellStart"/>
-      <w:r>
-        <w:t>live</w:t>
-      </w:r>
-      <w:proofErr w:type="spellEnd"/>
-      <w:r>
-        <w:t xml:space="preserve"> </w:t>
-      </w:r>
-      <w:proofErr w:type="spellStart"/>
-      <w:r>
-        <w:t>camera</w:t>
-      </w:r>
-      <w:proofErr w:type="spellEnd"/>
-      <w:r>
-        <w:t xml:space="preserve"> </w:t>
-      </w:r>
-      <w:proofErr w:type="spellStart"/>
-      <w:r>
-        <w:t>video</w:t>
-      </w:r>
-      <w:proofErr w:type="spellEnd"/>
-      <w:r>
-        <w:t>.</w:t>
-      </w:r>
-      <w:r>
+      <w:r>
+        <w:rPr>
+          <w:lang w:val="en-US"/>
+        </w:rPr>
+        <w:t>This app checks images and live camera video.</w:t>
+      </w:r>
+      <w:r>
+        <w:rPr>
+          <w:lang w:val="en-US"/>
+        </w:rPr>
         <w:br/>
-        <w:t xml:space="preserve">It </w:t>
-      </w:r>
-      <w:proofErr w:type="spellStart"/>
-      <w:r>
-        <w:t>detects</w:t>
-      </w:r>
-      <w:proofErr w:type="spellEnd"/>
-      <w:r>
-        <w:t xml:space="preserve"> </w:t>
-      </w:r>
-      <w:proofErr w:type="spellStart"/>
-      <w:r>
-        <w:t>people</w:t>
-      </w:r>
-      <w:proofErr w:type="spellEnd"/>
-      <w:r>
-        <w:t xml:space="preserve"> </w:t>
-      </w:r>
-      <w:proofErr w:type="spellStart"/>
-      <w:r>
-        <w:t>and</w:t>
-      </w:r>
-      <w:proofErr w:type="spellEnd"/>
-      <w:r>
-        <w:t xml:space="preserve"> </w:t>
-      </w:r>
-      <w:proofErr w:type="spellStart"/>
-      <w:r>
-        <w:t>cell</w:t>
-      </w:r>
-      <w:proofErr w:type="spellEnd"/>
-      <w:r>
-        <w:t xml:space="preserve"> </w:t>
-      </w:r>
-      <w:proofErr w:type="spellStart"/>
-      <w:r>
-        <w:t>phones</w:t>
-      </w:r>
-      <w:proofErr w:type="spellEnd"/>
-      <w:r>
-        <w:t>.</w:t>
-      </w:r>
-      <w:r>
+        <w:t>It detects people and cell phones.</w:t>
+      </w:r>
+      <w:r>
+        <w:rPr>
+          <w:lang w:val="en-US"/>
+        </w:rPr>
         <w:br/>
-      </w:r>
-      <w:proofErr w:type="spellStart"/>
-      <w:proofErr w:type="gramStart"/>
-      <w:r>
-        <w:t>If</w:t>
-      </w:r>
-      <w:proofErr w:type="spellEnd"/>
-      <w:proofErr w:type="gramEnd"/>
-      <w:r>
-        <w:t xml:space="preserve"> it </w:t>
-      </w:r>
-      <w:proofErr w:type="spellStart"/>
-      <w:r>
-        <w:t>finds</w:t>
-      </w:r>
-      <w:proofErr w:type="spellEnd"/>
-      <w:r>
-        <w:t xml:space="preserve"> a </w:t>
-      </w:r>
-      <w:proofErr w:type="spellStart"/>
-      <w:r>
-        <w:t>cell</w:t>
-      </w:r>
-      <w:proofErr w:type="spellEnd"/>
-      <w:r>
-        <w:t xml:space="preserve"> </w:t>
-      </w:r>
-      <w:proofErr w:type="spellStart"/>
-      <w:r>
-        <w:t>phone</w:t>
-      </w:r>
-      <w:proofErr w:type="spellEnd"/>
-      <w:r>
-        <w:t xml:space="preserve"> in </w:t>
-      </w:r>
-      <w:proofErr w:type="spellStart"/>
-      <w:r>
-        <w:t>the</w:t>
-      </w:r>
-      <w:proofErr w:type="spellEnd"/>
-      <w:r>
-        <w:t xml:space="preserve"> </w:t>
-      </w:r>
-      <w:proofErr w:type="spellStart"/>
-      <w:r>
-        <w:t>work</w:t>
-      </w:r>
-      <w:proofErr w:type="spellEnd"/>
-      <w:r>
-        <w:t xml:space="preserve"> </w:t>
-      </w:r>
-      <w:proofErr w:type="spellStart"/>
-      <w:r>
-        <w:t>area</w:t>
-      </w:r>
-      <w:proofErr w:type="spellEnd"/>
-      <w:r>
-        <w:t xml:space="preserve">, it </w:t>
-      </w:r>
-      <w:proofErr w:type="spellStart"/>
-      <w:r>
-        <w:t>creates</w:t>
-      </w:r>
-      <w:proofErr w:type="spellEnd"/>
-      <w:r>
-        <w:t xml:space="preserve"> a </w:t>
-      </w:r>
-      <w:proofErr w:type="spellStart"/>
-      <w:r>
-        <w:t>risk</w:t>
-      </w:r>
-      <w:proofErr w:type="spellEnd"/>
-      <w:r>
-        <w:t xml:space="preserve"> </w:t>
-      </w:r>
-      <w:proofErr w:type="spellStart"/>
-      <w:r>
-        <w:t>alert</w:t>
-      </w:r>
-      <w:proofErr w:type="spellEnd"/>
-      <w:r>
-        <w:t>.</w:t>
-      </w:r>
-      <w:r>
+        <w:t>If it finds a cell phone in the work area, it creates a risk alert.</w:t>
+      </w:r>
+      <w:r>
+        <w:rPr>
+          <w:lang w:val="en-US"/>
+        </w:rPr>
         <w:br/>
+      </w:r>
+      <w:r>
         <w:t xml:space="preserve">The </w:t>
       </w:r>
       <w:proofErr w:type="spellStart"/>
@@ -1115,90 +703,70 @@
         <w:rPr>
           <w:b/>
           <w:color w:val="FF0000"/>
-        </w:rPr>
-      </w:pPr>
-      <w:r>
-        <w:rPr>
-          <w:b/>
-          <w:color w:val="FF0000"/>
-        </w:rPr>
-        <w:t xml:space="preserve">The </w:t>
-      </w:r>
-      <w:proofErr w:type="gramStart"/>
-      <w:r>
-        <w:rPr>
-          <w:b/>
-          <w:color w:val="FF0000"/>
-        </w:rPr>
-        <w:t>project</w:t>
-      </w:r>
-      <w:proofErr w:type="gramEnd"/>
-      <w:r>
-        <w:rPr>
-          <w:b/>
-          <w:color w:val="FF0000"/>
-        </w:rPr>
-        <w:t xml:space="preserve"> has two main parts:</w:t>
+          <w:lang w:val="en-US"/>
+        </w:rPr>
+      </w:pPr>
+      <w:r>
+        <w:rPr>
+          <w:b/>
+          <w:color w:val="FF0000"/>
+          <w:lang w:val="en-US"/>
+        </w:rPr>
+        <w:t>The project has two main parts:</w:t>
       </w:r>
     </w:p>
     <w:p>
       <w:pPr>
         <w:spacing w:after="0" w:line="240" w:lineRule="auto"/>
-      </w:pPr>
-      <w:r>
-        <w:t xml:space="preserve">Python -&gt; </w:t>
-      </w:r>
-      <w:proofErr w:type="spellStart"/>
-      <w:r>
-        <w:t>backend</w:t>
-      </w:r>
-      <w:proofErr w:type="spellEnd"/>
+        <w:rPr>
+          <w:lang w:val="en-US"/>
+        </w:rPr>
+      </w:pPr>
+      <w:r>
+        <w:rPr>
+          <w:lang w:val="en-US"/>
+        </w:rPr>
+        <w:t>Python -&gt; backend</w:t>
+      </w:r>
     </w:p>
     <w:p>
       <w:pPr>
         <w:spacing w:after="0" w:line="240" w:lineRule="auto"/>
-      </w:pPr>
-      <w:proofErr w:type="spellStart"/>
-      <w:proofErr w:type="gramStart"/>
-      <w:r>
-        <w:t>JavaScript</w:t>
-      </w:r>
-      <w:proofErr w:type="spellEnd"/>
-      <w:proofErr w:type="gramEnd"/>
-      <w:r>
-        <w:t xml:space="preserve"> -&gt; </w:t>
-      </w:r>
-      <w:proofErr w:type="spellStart"/>
-      <w:r>
-        <w:t>frontend</w:t>
-      </w:r>
-      <w:proofErr w:type="spellEnd"/>
-    </w:p>
-    <w:p/>
+        <w:rPr>
+          <w:lang w:val="en-US"/>
+        </w:rPr>
+      </w:pPr>
+      <w:r>
+        <w:rPr>
+          <w:lang w:val="en-US"/>
+        </w:rPr>
+        <w:t>JavaScript -&gt; frontend</w:t>
+      </w:r>
+    </w:p>
+    <w:p>
+      <w:pPr>
+        <w:rPr>
+          <w:lang w:val="en-US"/>
+        </w:rPr>
+      </w:pPr>
+    </w:p>
     <w:p>
       <w:pPr>
         <w:spacing w:after="0" w:line="240" w:lineRule="auto"/>
         <w:rPr>
           <w:b/>
           <w:color w:val="FF0000"/>
-        </w:rPr>
-      </w:pPr>
-      <w:r>
-        <w:rPr>
-          <w:b/>
-          <w:color w:val="FF0000"/>
-        </w:rPr>
-        <w:t xml:space="preserve">Python </w:t>
-      </w:r>
-      <w:proofErr w:type="spellStart"/>
-      <w:r>
-        <w:rPr>
-          <w:b/>
-          <w:color w:val="FF0000"/>
-        </w:rPr>
-        <w:t>Backend</w:t>
-      </w:r>
-      <w:proofErr w:type="spellEnd"/>
+          <w:lang w:val="en-US"/>
+        </w:rPr>
+      </w:pPr>
+      <w:r>
+        <w:rPr>
+          <w:b/>
+          <w:color w:val="FF0000"/>
+          <w:lang w:val="en-US"/>
+        </w:rPr>
+        <w:t>Python Backend</w:t>
+      </w:r>
     </w:p>
     <w:p>
       <w:pPr>
@@ -1370,46 +938,46 @@
       </w:r>
     </w:p>
     <w:p>
-      <w:proofErr w:type="spellStart"/>
-      <w:proofErr w:type="gramStart"/>
-      <w:r>
+      <w:pPr>
+        <w:rPr>
+          <w:lang w:val="en-US"/>
+        </w:rPr>
+      </w:pPr>
+      <w:proofErr w:type="gramStart"/>
+      <w:r>
+        <w:rPr>
+          <w:lang w:val="en-US"/>
+        </w:rPr>
         <w:t>sending</w:t>
       </w:r>
-      <w:proofErr w:type="spellEnd"/>
-      <w:proofErr w:type="gramEnd"/>
-      <w:r>
-        <w:t xml:space="preserve"> data </w:t>
-      </w:r>
-      <w:proofErr w:type="spellStart"/>
-      <w:r>
-        <w:t>to</w:t>
-      </w:r>
-      <w:proofErr w:type="spellEnd"/>
-      <w:r>
-        <w:t xml:space="preserve"> HTML </w:t>
-      </w:r>
-      <w:proofErr w:type="spellStart"/>
-      <w:r>
-        <w:t>pages</w:t>
-      </w:r>
-      <w:proofErr w:type="spellEnd"/>
-    </w:p>
-    <w:p>
-      <w:proofErr w:type="spellStart"/>
-      <w:proofErr w:type="gramStart"/>
-      <w:r>
+      <w:proofErr w:type="gramEnd"/>
+      <w:r>
+        <w:rPr>
+          <w:lang w:val="en-US"/>
+        </w:rPr>
+        <w:t xml:space="preserve"> data to HTML pages</w:t>
+      </w:r>
+    </w:p>
+    <w:p>
+      <w:pPr>
+        <w:rPr>
+          <w:lang w:val="en-US"/>
+        </w:rPr>
+      </w:pPr>
+      <w:proofErr w:type="gramStart"/>
+      <w:r>
+        <w:rPr>
+          <w:lang w:val="en-US"/>
+        </w:rPr>
         <w:t>creating</w:t>
       </w:r>
-      <w:proofErr w:type="spellEnd"/>
-      <w:proofErr w:type="gramEnd"/>
-      <w:r>
-        <w:t xml:space="preserve"> API </w:t>
-      </w:r>
-      <w:proofErr w:type="spellStart"/>
-      <w:r>
-        <w:t>routes</w:t>
-      </w:r>
-      <w:proofErr w:type="spellEnd"/>
+      <w:proofErr w:type="gramEnd"/>
+      <w:r>
+        <w:rPr>
+          <w:lang w:val="en-US"/>
+        </w:rPr>
+        <w:t xml:space="preserve"> API routes</w:t>
+      </w:r>
     </w:p>
     <w:p>
       <w:pPr>
@@ -1480,19 +1048,38 @@
       </w:r>
     </w:p>
     <w:p>
-      <w:proofErr w:type="spellStart"/>
-      <w:proofErr w:type="gramStart"/>
-      <w:r>
+      <w:pPr>
+        <w:rPr>
+          <w:lang w:val="en-US"/>
+        </w:rPr>
+      </w:pPr>
+      <w:proofErr w:type="spellStart"/>
+      <w:proofErr w:type="gramStart"/>
+      <w:r>
+        <w:rPr>
+          <w:lang w:val="en-US"/>
+        </w:rPr>
         <w:t>def</w:t>
       </w:r>
       <w:proofErr w:type="spellEnd"/>
       <w:proofErr w:type="gramEnd"/>
       <w:r>
+        <w:rPr>
+          <w:lang w:val="en-US"/>
+        </w:rPr>
         <w:t xml:space="preserve"> upload():</w:t>
       </w:r>
     </w:p>
     <w:p>
-      <w:r>
+      <w:pPr>
+        <w:rPr>
+          <w:lang w:val="en-US"/>
+        </w:rPr>
+      </w:pPr>
+      <w:r>
+        <w:rPr>
+          <w:lang w:val="en-US"/>
+        </w:rPr>
         <w:t xml:space="preserve">    ...</w:t>
       </w:r>
     </w:p>
@@ -1724,9 +1311,9 @@
           <w:sz w:val="21"/>
           <w:szCs w:val="21"/>
           <w:shd w:val="clear" w:color="auto" w:fill="181818"/>
-        </w:rPr>
-      </w:pPr>
-      <w:proofErr w:type="spellStart"/>
+          <w:lang w:val="en-US"/>
+        </w:rPr>
+      </w:pPr>
       <w:r>
         <w:rPr>
           <w:rFonts w:ascii="Segoe UI" w:hAnsi="Segoe UI" w:cs="Segoe UI"/>
@@ -1734,835 +1321,832 @@
           <w:sz w:val="21"/>
           <w:szCs w:val="21"/>
           <w:shd w:val="clear" w:color="auto" w:fill="181818"/>
-        </w:rPr>
-        <w:t>Example</w:t>
-      </w:r>
-      <w:proofErr w:type="spellEnd"/>
-      <w:r>
+          <w:lang w:val="en-US"/>
+        </w:rPr>
+        <w:t>Example:</w:t>
+      </w:r>
+    </w:p>
+    <w:p>
+      <w:pPr>
+        <w:rPr>
+          <w:lang w:val="en-US"/>
+        </w:rPr>
+      </w:pPr>
+      <w:proofErr w:type="gramStart"/>
+      <w:r>
+        <w:rPr>
+          <w:lang w:val="en-US"/>
+        </w:rPr>
+        <w:t>fetch(</w:t>
+      </w:r>
+      <w:proofErr w:type="gramEnd"/>
+      <w:r>
+        <w:rPr>
+          <w:lang w:val="en-US"/>
+        </w:rPr>
+        <w:t>"/</w:t>
+      </w:r>
+      <w:proofErr w:type="spellStart"/>
+      <w:r>
+        <w:rPr>
+          <w:lang w:val="en-US"/>
+        </w:rPr>
+        <w:t>api</w:t>
+      </w:r>
+      <w:proofErr w:type="spellEnd"/>
+      <w:r>
+        <w:rPr>
+          <w:lang w:val="en-US"/>
+        </w:rPr>
+        <w:t>/stats")</w:t>
+      </w:r>
+    </w:p>
+    <w:p>
+      <w:pPr>
+        <w:rPr>
+          <w:lang w:val="en-US"/>
+        </w:rPr>
+      </w:pPr>
+      <w:r>
+        <w:rPr>
+          <w:lang w:val="en-US"/>
+        </w:rPr>
+        <w:t xml:space="preserve">  .</w:t>
+      </w:r>
+      <w:proofErr w:type="gramStart"/>
+      <w:r>
+        <w:rPr>
+          <w:lang w:val="en-US"/>
+        </w:rPr>
+        <w:t>then(</w:t>
+      </w:r>
+      <w:proofErr w:type="gramEnd"/>
+      <w:r>
+        <w:rPr>
+          <w:lang w:val="en-US"/>
+        </w:rPr>
+        <w:t xml:space="preserve">response =&gt; </w:t>
+      </w:r>
+      <w:proofErr w:type="spellStart"/>
+      <w:r>
+        <w:rPr>
+          <w:lang w:val="en-US"/>
+        </w:rPr>
+        <w:t>response.json</w:t>
+      </w:r>
+      <w:proofErr w:type="spellEnd"/>
+      <w:r>
+        <w:rPr>
+          <w:lang w:val="en-US"/>
+        </w:rPr>
+        <w:t>())</w:t>
+      </w:r>
+    </w:p>
+    <w:p>
+      <w:pPr>
+        <w:rPr>
+          <w:lang w:val="en-US"/>
+        </w:rPr>
+      </w:pPr>
+      <w:r>
+        <w:rPr>
+          <w:lang w:val="en-US"/>
+        </w:rPr>
+        <w:t xml:space="preserve">  .</w:t>
+      </w:r>
+      <w:proofErr w:type="gramStart"/>
+      <w:r>
+        <w:rPr>
+          <w:lang w:val="en-US"/>
+        </w:rPr>
+        <w:t>then(</w:t>
+      </w:r>
+      <w:proofErr w:type="gramEnd"/>
+      <w:r>
+        <w:rPr>
+          <w:lang w:val="en-US"/>
+        </w:rPr>
+        <w:t>data =&gt; {</w:t>
+      </w:r>
+    </w:p>
+    <w:p>
+      <w:pPr>
+        <w:rPr>
+          <w:lang w:val="en-US"/>
+        </w:rPr>
+      </w:pPr>
+      <w:r>
+        <w:rPr>
+          <w:lang w:val="en-US"/>
+        </w:rPr>
+        <w:t xml:space="preserve">    </w:t>
+      </w:r>
+      <w:proofErr w:type="spellStart"/>
+      <w:proofErr w:type="gramStart"/>
+      <w:r>
+        <w:rPr>
+          <w:lang w:val="en-US"/>
+        </w:rPr>
+        <w:t>Plotly.newPlot</w:t>
+      </w:r>
+      <w:proofErr w:type="spellEnd"/>
+      <w:r>
+        <w:rPr>
+          <w:lang w:val="en-US"/>
+        </w:rPr>
+        <w:t>(</w:t>
+      </w:r>
+      <w:proofErr w:type="gramEnd"/>
+      <w:r>
+        <w:rPr>
+          <w:lang w:val="en-US"/>
+        </w:rPr>
+        <w:t>"</w:t>
+      </w:r>
+      <w:proofErr w:type="spellStart"/>
+      <w:r>
+        <w:rPr>
+          <w:lang w:val="en-US"/>
+        </w:rPr>
+        <w:t>riskChart</w:t>
+      </w:r>
+      <w:proofErr w:type="spellEnd"/>
+      <w:r>
+        <w:rPr>
+          <w:lang w:val="en-US"/>
+        </w:rPr>
+        <w:t xml:space="preserve">", </w:t>
+      </w:r>
+      <w:proofErr w:type="spellStart"/>
+      <w:r>
+        <w:rPr>
+          <w:lang w:val="en-US"/>
+        </w:rPr>
+        <w:t>riskSafeData</w:t>
+      </w:r>
+      <w:proofErr w:type="spellEnd"/>
+      <w:r>
+        <w:rPr>
+          <w:lang w:val="en-US"/>
+        </w:rPr>
+        <w:t xml:space="preserve">, </w:t>
+      </w:r>
+      <w:proofErr w:type="spellStart"/>
+      <w:r>
+        <w:rPr>
+          <w:lang w:val="en-US"/>
+        </w:rPr>
+        <w:t>riskSafeLayout</w:t>
+      </w:r>
+      <w:proofErr w:type="spellEnd"/>
+      <w:r>
+        <w:rPr>
+          <w:lang w:val="en-US"/>
+        </w:rPr>
+        <w:t>);</w:t>
+      </w:r>
+    </w:p>
+    <w:p>
+      <w:pPr>
+        <w:rPr>
+          <w:lang w:val="en-US"/>
+        </w:rPr>
+      </w:pPr>
+      <w:r>
+        <w:rPr>
+          <w:lang w:val="en-US"/>
+        </w:rPr>
+        <w:t xml:space="preserve">  </w:t>
+      </w:r>
+      <w:r>
+        <w:rPr>
+          <w:lang w:val="en-US"/>
+        </w:rPr>
+        <w:t>});</w:t>
+      </w:r>
+    </w:p>
+    <w:p>
+      <w:pPr>
+        <w:rPr>
+          <w:lang w:val="en-US"/>
+        </w:rPr>
+      </w:pPr>
+    </w:p>
+    <w:p>
+      <w:pPr>
+        <w:rPr>
+          <w:lang w:val="en-US"/>
+        </w:rPr>
+      </w:pPr>
+      <w:r>
+        <w:rPr>
+          <w:lang w:val="en-US"/>
+        </w:rPr>
+        <w:lastRenderedPageBreak/>
+        <w:t xml:space="preserve">This code asks Flask for chart data and draws the chart with </w:t>
+      </w:r>
+      <w:proofErr w:type="spellStart"/>
+      <w:r>
+        <w:rPr>
+          <w:lang w:val="en-US"/>
+        </w:rPr>
+        <w:t>Plotly</w:t>
+      </w:r>
+      <w:proofErr w:type="spellEnd"/>
+      <w:r>
+        <w:rPr>
+          <w:lang w:val="en-US"/>
+        </w:rPr>
+        <w:t>.</w:t>
+      </w:r>
+    </w:p>
+    <w:p>
+      <w:pPr>
+        <w:rPr>
+          <w:b/>
+          <w:color w:val="FF0000"/>
+          <w:lang w:val="en-US"/>
+        </w:rPr>
+      </w:pPr>
+      <w:r>
+        <w:rPr>
+          <w:b/>
+          <w:color w:val="FF0000"/>
+          <w:lang w:val="en-US"/>
+        </w:rPr>
+        <w:t>Simple English:</w:t>
+      </w:r>
+    </w:p>
+    <w:p>
+      <w:pPr>
+        <w:rPr>
+          <w:lang w:val="en-US"/>
+        </w:rPr>
+      </w:pPr>
+      <w:r>
+        <w:rPr>
+          <w:lang w:val="en-US"/>
+        </w:rPr>
+        <w:t>JavaScript runs in the browser.</w:t>
+      </w:r>
+      <w:r>
+        <w:rPr>
+          <w:lang w:val="en-US"/>
+        </w:rPr>
+        <w:br/>
+        <w:t>It gets data from the Flask API.</w:t>
+      </w:r>
+      <w:r>
+        <w:rPr>
+          <w:lang w:val="en-US"/>
+        </w:rPr>
+        <w:br/>
+        <w:t>It shows charts and alerts.</w:t>
+      </w:r>
+    </w:p>
+    <w:p>
+      <w:pPr>
+        <w:rPr>
+          <w:lang w:val="en-US"/>
+        </w:rPr>
+      </w:pPr>
+      <w:r>
+        <w:rPr>
+          <w:lang w:val="en-US"/>
+        </w:rPr>
+        <w:pict>
+          <v:rect id="_x0000_i1025" style="width:0;height:0" o:hralign="center" o:hrstd="t" o:hr="t" fillcolor="#a0a0a0" stroked="f"/>
+        </w:pict>
+      </w:r>
+    </w:p>
+    <w:p>
+      <w:pPr>
+        <w:rPr>
+          <w:b/>
+          <w:color w:val="FF0000"/>
+          <w:sz w:val="26"/>
+          <w:szCs w:val="26"/>
+          <w:lang w:val="en-US"/>
+        </w:rPr>
+      </w:pPr>
+      <w:r>
+        <w:rPr>
+          <w:b/>
+          <w:color w:val="FF0000"/>
+          <w:sz w:val="26"/>
+          <w:szCs w:val="26"/>
+          <w:lang w:val="en-US"/>
+        </w:rPr>
+        <w:t>3. Python Modules</w:t>
+      </w:r>
+    </w:p>
+    <w:p>
+      <w:pPr>
+        <w:rPr>
+          <w:lang w:val="en-US"/>
+        </w:rPr>
+      </w:pPr>
+      <w:r>
+        <w:rPr>
+          <w:lang w:val="en-US"/>
+        </w:rPr>
+        <w:t>The project was separated into modules to make the code easier to understand and maintain.</w:t>
+      </w:r>
+    </w:p>
+    <w:p>
+      <w:pPr>
+        <w:rPr>
+          <w:lang w:val="en-US"/>
+        </w:rPr>
+      </w:pPr>
+    </w:p>
+    <w:p>
+      <w:pPr>
+        <w:rPr>
+          <w:lang w:val="en-US"/>
+        </w:rPr>
+      </w:pPr>
+      <w:proofErr w:type="gramStart"/>
+      <w:r>
+        <w:rPr>
+          <w:lang w:val="en-US"/>
+        </w:rPr>
+        <w:t>backend/config.py</w:t>
+      </w:r>
+      <w:proofErr w:type="gramEnd"/>
+      <w:r>
+        <w:rPr>
+          <w:lang w:val="en-US"/>
+        </w:rPr>
+        <w:t xml:space="preserve">    -&gt; project settings and file paths</w:t>
+      </w:r>
+    </w:p>
+    <w:p>
+      <w:pPr>
+        <w:rPr>
+          <w:lang w:val="en-US"/>
+        </w:rPr>
+      </w:pPr>
+      <w:proofErr w:type="gramStart"/>
+      <w:r>
+        <w:rPr>
+          <w:lang w:val="en-US"/>
+        </w:rPr>
+        <w:t>backend/detect.py</w:t>
+      </w:r>
+      <w:proofErr w:type="gramEnd"/>
+      <w:r>
+        <w:rPr>
+          <w:lang w:val="en-US"/>
+        </w:rPr>
+        <w:t xml:space="preserve">    -&gt; AI vision with YOLO and </w:t>
+      </w:r>
+      <w:proofErr w:type="spellStart"/>
+      <w:r>
+        <w:rPr>
+          <w:lang w:val="en-US"/>
+        </w:rPr>
+        <w:t>OpenCV</w:t>
+      </w:r>
+      <w:proofErr w:type="spellEnd"/>
+    </w:p>
+    <w:p>
+      <w:pPr>
+        <w:rPr>
+          <w:lang w:val="en-US"/>
+        </w:rPr>
+      </w:pPr>
+      <w:r>
+        <w:rPr>
+          <w:lang w:val="en-US"/>
+        </w:rPr>
+        <w:t>backend/</w:t>
+      </w:r>
+      <w:proofErr w:type="gramStart"/>
+      <w:r>
+        <w:rPr>
+          <w:lang w:val="en-US"/>
+        </w:rPr>
+        <w:t>database.py  -</w:t>
+      </w:r>
+      <w:proofErr w:type="gramEnd"/>
+      <w:r>
+        <w:rPr>
+          <w:lang w:val="en-US"/>
+        </w:rPr>
+        <w:t>&gt; save and read risk history</w:t>
+      </w:r>
+    </w:p>
+    <w:p>
+      <w:pPr>
+        <w:rPr>
+          <w:lang w:val="en-US"/>
+        </w:rPr>
+      </w:pPr>
+      <w:proofErr w:type="gramStart"/>
+      <w:r>
+        <w:rPr>
+          <w:lang w:val="en-US"/>
+        </w:rPr>
+        <w:t>backend/analytics.py</w:t>
+      </w:r>
+      <w:proofErr w:type="gramEnd"/>
+      <w:r>
+        <w:rPr>
+          <w:lang w:val="en-US"/>
+        </w:rPr>
+        <w:t xml:space="preserve"> -&gt; dashboard data with Pandas</w:t>
+      </w:r>
+    </w:p>
+    <w:p>
+      <w:pPr>
+        <w:rPr>
+          <w:lang w:val="en-US"/>
+        </w:rPr>
+      </w:pPr>
+      <w:proofErr w:type="gramStart"/>
+      <w:r>
+        <w:rPr>
+          <w:lang w:val="en-US"/>
+        </w:rPr>
+        <w:t>backend/app.py</w:t>
+      </w:r>
+      <w:proofErr w:type="gramEnd"/>
+      <w:r>
+        <w:rPr>
+          <w:lang w:val="en-US"/>
+        </w:rPr>
+        <w:t xml:space="preserve">       -&gt; Flask routes and web flow</w:t>
+      </w:r>
+    </w:p>
+    <w:p>
+      <w:pPr>
+        <w:rPr>
+          <w:b/>
+          <w:color w:val="FF0000"/>
+          <w:lang w:val="en-US"/>
+        </w:rPr>
+      </w:pPr>
+      <w:r>
+        <w:rPr>
+          <w:b/>
+          <w:color w:val="FF0000"/>
+          <w:lang w:val="en-US"/>
+        </w:rPr>
+        <w:t>Simple English:</w:t>
+      </w:r>
+    </w:p>
+    <w:p>
+      <w:pPr>
+        <w:rPr>
+          <w:lang w:val="en-US"/>
+        </w:rPr>
+      </w:pPr>
+      <w:proofErr w:type="gramStart"/>
+      <w:r>
+        <w:rPr>
+          <w:lang w:val="en-US"/>
+        </w:rPr>
+        <w:t>app.py</w:t>
+      </w:r>
+      <w:proofErr w:type="gramEnd"/>
+      <w:r>
+        <w:rPr>
+          <w:lang w:val="en-US"/>
+        </w:rPr>
+        <w:t xml:space="preserve"> controls the web app.</w:t>
+      </w:r>
+      <w:r>
+        <w:rPr>
+          <w:lang w:val="en-US"/>
+        </w:rPr>
+        <w:br/>
+        <w:t>detect.py controls image detection.</w:t>
+      </w:r>
+      <w:r>
+        <w:rPr>
+          <w:lang w:val="en-US"/>
+        </w:rPr>
+        <w:br/>
+      </w:r>
+      <w:proofErr w:type="gramStart"/>
+      <w:r>
+        <w:rPr>
+          <w:lang w:val="en-US"/>
+        </w:rPr>
+        <w:t>database.py</w:t>
+      </w:r>
+      <w:proofErr w:type="gramEnd"/>
+      <w:r>
+        <w:rPr>
+          <w:lang w:val="en-US"/>
+        </w:rPr>
+        <w:t xml:space="preserve"> controls the history data.</w:t>
+      </w:r>
+      <w:r>
+        <w:rPr>
+          <w:lang w:val="en-US"/>
+        </w:rPr>
+        <w:br/>
+      </w:r>
+      <w:proofErr w:type="gramStart"/>
+      <w:r>
+        <w:rPr>
+          <w:lang w:val="en-US"/>
+        </w:rPr>
+        <w:t>analytics.py</w:t>
+      </w:r>
+      <w:proofErr w:type="gramEnd"/>
+      <w:r>
+        <w:rPr>
+          <w:lang w:val="en-US"/>
+        </w:rPr>
+        <w:t xml:space="preserve"> builds dashboard data.</w:t>
+      </w:r>
+    </w:p>
+    <w:p>
+      <w:pPr>
+        <w:rPr>
+          <w:b/>
+          <w:color w:val="FF0000"/>
+          <w:sz w:val="26"/>
+          <w:szCs w:val="26"/>
+          <w:lang w:val="en-US"/>
+        </w:rPr>
+      </w:pPr>
+      <w:r>
+        <w:rPr>
+          <w:b/>
+          <w:color w:val="FF0000"/>
+          <w:sz w:val="26"/>
+          <w:szCs w:val="26"/>
+          <w:lang w:val="en-US"/>
+        </w:rPr>
+        <w:pict>
+          <v:rect id="_x0000_i1026" style="width:0;height:0" o:hralign="center" o:hrstd="t" o:hr="t" fillcolor="#a0a0a0" stroked="f"/>
+        </w:pict>
+      </w:r>
+    </w:p>
+    <w:p>
+      <w:pPr>
+        <w:rPr>
+          <w:b/>
+          <w:color w:val="FF0000"/>
+          <w:sz w:val="26"/>
+          <w:szCs w:val="26"/>
+          <w:lang w:val="en-US"/>
+        </w:rPr>
+      </w:pPr>
+      <w:r>
+        <w:rPr>
+          <w:b/>
+          <w:color w:val="FF0000"/>
+          <w:sz w:val="26"/>
+          <w:szCs w:val="26"/>
+          <w:lang w:val="en-US"/>
+        </w:rPr>
+        <w:t xml:space="preserve">4. JavaScript Components </w:t>
+      </w:r>
+      <w:proofErr w:type="spellStart"/>
+      <w:r>
+        <w:rPr>
+          <w:b/>
+          <w:color w:val="FF0000"/>
+          <w:sz w:val="26"/>
+          <w:szCs w:val="26"/>
+          <w:lang w:val="en-US"/>
+        </w:rPr>
+        <w:t>vs</w:t>
+      </w:r>
+      <w:proofErr w:type="spellEnd"/>
+      <w:r>
+        <w:rPr>
+          <w:b/>
+          <w:color w:val="FF0000"/>
+          <w:sz w:val="26"/>
+          <w:szCs w:val="26"/>
+          <w:lang w:val="en-US"/>
+        </w:rPr>
+        <w:t xml:space="preserve"> Python Modules</w:t>
+      </w:r>
+    </w:p>
+    <w:p>
+      <w:pPr>
+        <w:rPr>
+          <w:lang w:val="en-US"/>
+        </w:rPr>
+      </w:pPr>
+      <w:r>
+        <w:rPr>
+          <w:lang w:val="en-US"/>
+        </w:rPr>
+        <w:t>In JavaScript or React, code can be separated into components:</w:t>
+      </w:r>
+    </w:p>
+    <w:p>
+      <w:pPr>
+        <w:rPr>
+          <w:lang w:val="en-US"/>
+        </w:rPr>
+      </w:pPr>
+      <w:proofErr w:type="spellStart"/>
+      <w:r>
+        <w:rPr>
+          <w:lang w:val="en-US"/>
+        </w:rPr>
+        <w:t>Button.jsx</w:t>
+      </w:r>
+      <w:proofErr w:type="spellEnd"/>
+    </w:p>
+    <w:p>
+      <w:pPr>
+        <w:rPr>
+          <w:lang w:val="en-US"/>
+        </w:rPr>
+      </w:pPr>
+      <w:proofErr w:type="spellStart"/>
+      <w:r>
+        <w:rPr>
+          <w:lang w:val="en-US"/>
+        </w:rPr>
+        <w:t>Chart.jsx</w:t>
+      </w:r>
+      <w:proofErr w:type="spellEnd"/>
+    </w:p>
+    <w:p>
+      <w:pPr>
+        <w:rPr>
+          <w:lang w:val="en-US"/>
+        </w:rPr>
+      </w:pPr>
+      <w:proofErr w:type="spellStart"/>
+      <w:r>
+        <w:rPr>
+          <w:lang w:val="en-US"/>
+        </w:rPr>
+        <w:t>Header.jsx</w:t>
+      </w:r>
+      <w:proofErr w:type="spellEnd"/>
+    </w:p>
+    <w:p>
+      <w:pPr>
+        <w:rPr>
+          <w:lang w:val="en-US"/>
+        </w:rPr>
+      </w:pPr>
+      <w:r>
+        <w:rPr>
+          <w:lang w:val="en-US"/>
+        </w:rPr>
+        <w:t>Each file has one responsibility.</w:t>
+      </w:r>
+    </w:p>
+    <w:p>
+      <w:pPr>
+        <w:rPr>
+          <w:b/>
+          <w:color w:val="FF0000"/>
+          <w:lang w:val="en-US"/>
+        </w:rPr>
+      </w:pPr>
+      <w:r>
+        <w:rPr>
+          <w:b/>
+          <w:color w:val="FF0000"/>
+          <w:lang w:val="en-US"/>
+        </w:rPr>
+        <w:t>In Python, this project uses modules:</w:t>
+      </w:r>
+    </w:p>
+    <w:p>
+      <w:pPr>
+        <w:rPr>
+          <w:lang w:val="en-US"/>
+        </w:rPr>
+      </w:pPr>
+      <w:r>
+        <w:rPr>
+          <w:lang w:val="en-US"/>
+        </w:rPr>
+        <w:t>config.py</w:t>
+      </w:r>
+    </w:p>
+    <w:p>
+      <w:pPr>
+        <w:rPr>
+          <w:lang w:val="en-US"/>
+        </w:rPr>
+      </w:pPr>
+      <w:r>
+        <w:rPr>
+          <w:lang w:val="en-US"/>
+        </w:rPr>
+        <w:t>detect.py</w:t>
+      </w:r>
+    </w:p>
+    <w:p>
+      <w:pPr>
+        <w:rPr>
+          <w:lang w:val="en-US"/>
+        </w:rPr>
+      </w:pPr>
+      <w:r>
+        <w:rPr>
+          <w:lang w:val="en-US"/>
+        </w:rPr>
+        <w:t>database.py</w:t>
+      </w:r>
+    </w:p>
+    <w:p>
+      <w:pPr>
+        <w:rPr>
+          <w:lang w:val="en-US"/>
+        </w:rPr>
+      </w:pPr>
+      <w:r>
+        <w:rPr>
+          <w:lang w:val="en-US"/>
+        </w:rPr>
+        <w:t>analytics.py</w:t>
+      </w:r>
+    </w:p>
+    <w:p>
+      <w:pPr>
+        <w:rPr>
+          <w:lang w:val="en-US"/>
+        </w:rPr>
+      </w:pPr>
+      <w:r>
+        <w:rPr>
+          <w:lang w:val="en-US"/>
+        </w:rPr>
+        <w:t>app.py</w:t>
+      </w:r>
+    </w:p>
+    <w:p>
+      <w:pPr>
+        <w:rPr>
+          <w:rFonts w:ascii="Segoe UI" w:hAnsi="Segoe UI" w:cs="Segoe UI"/>
+          <w:b/>
+          <w:color w:val="FF0000"/>
+          <w:sz w:val="21"/>
+          <w:szCs w:val="21"/>
+          <w:shd w:val="clear" w:color="auto" w:fill="181818"/>
+          <w:lang w:val="en-US"/>
+        </w:rPr>
+      </w:pPr>
+      <w:r>
+        <w:rPr>
+          <w:rFonts w:ascii="Segoe UI" w:hAnsi="Segoe UI" w:cs="Segoe UI"/>
+          <w:b/>
+          <w:color w:val="FF0000"/>
+          <w:sz w:val="21"/>
+          <w:szCs w:val="21"/>
+          <w:shd w:val="clear" w:color="auto" w:fill="181818"/>
+          <w:lang w:val="en-US"/>
+        </w:rPr>
+        <w:t>Example in JavaScript:</w:t>
+      </w:r>
+    </w:p>
+    <w:p>
+      <w:pPr>
         <w:rPr>
           <w:rFonts w:ascii="Segoe UI" w:hAnsi="Segoe UI" w:cs="Segoe UI"/>
           <w:color w:val="FFFFFF"/>
           <w:sz w:val="21"/>
           <w:szCs w:val="21"/>
           <w:shd w:val="clear" w:color="auto" w:fill="181818"/>
-        </w:rPr>
-        <w:t>:</w:t>
-      </w:r>
-    </w:p>
-    <w:p>
-      <w:pPr>
-        <w:rPr>
-          <w:lang w:val="en-US"/>
-        </w:rPr>
-      </w:pPr>
-      <w:proofErr w:type="gramStart"/>
-      <w:r>
-        <w:rPr>
-          <w:lang w:val="en-US"/>
-        </w:rPr>
-        <w:t>fetch(</w:t>
-      </w:r>
-      <w:proofErr w:type="gramEnd"/>
-      <w:r>
-        <w:rPr>
-          <w:lang w:val="en-US"/>
-        </w:rPr>
-        <w:t>"/</w:t>
-      </w:r>
-      <w:proofErr w:type="spellStart"/>
-      <w:r>
-        <w:rPr>
-          <w:lang w:val="en-US"/>
-        </w:rPr>
-        <w:t>api</w:t>
-      </w:r>
-      <w:proofErr w:type="spellEnd"/>
-      <w:r>
-        <w:rPr>
-          <w:lang w:val="en-US"/>
-        </w:rPr>
-        <w:t>/stats")</w:t>
-      </w:r>
-    </w:p>
-    <w:p>
-      <w:pPr>
-        <w:rPr>
-          <w:lang w:val="en-US"/>
-        </w:rPr>
-      </w:pPr>
-      <w:r>
-        <w:rPr>
-          <w:lang w:val="en-US"/>
-        </w:rPr>
-        <w:t xml:space="preserve">  .</w:t>
-      </w:r>
-      <w:proofErr w:type="gramStart"/>
-      <w:r>
-        <w:rPr>
-          <w:lang w:val="en-US"/>
-        </w:rPr>
-        <w:t>then(</w:t>
-      </w:r>
-      <w:proofErr w:type="gramEnd"/>
-      <w:r>
-        <w:rPr>
-          <w:lang w:val="en-US"/>
-        </w:rPr>
-        <w:t xml:space="preserve">response =&gt; </w:t>
-      </w:r>
-      <w:proofErr w:type="spellStart"/>
-      <w:r>
-        <w:rPr>
-          <w:lang w:val="en-US"/>
-        </w:rPr>
-        <w:t>response.json</w:t>
-      </w:r>
-      <w:proofErr w:type="spellEnd"/>
-      <w:r>
-        <w:rPr>
-          <w:lang w:val="en-US"/>
-        </w:rPr>
-        <w:t>())</w:t>
-      </w:r>
-    </w:p>
-    <w:p>
-      <w:pPr>
-        <w:rPr>
-          <w:lang w:val="en-US"/>
-        </w:rPr>
-      </w:pPr>
-      <w:r>
-        <w:rPr>
-          <w:lang w:val="en-US"/>
-        </w:rPr>
-        <w:t xml:space="preserve">  .</w:t>
-      </w:r>
-      <w:proofErr w:type="gramStart"/>
-      <w:r>
-        <w:rPr>
-          <w:lang w:val="en-US"/>
-        </w:rPr>
-        <w:t>then(</w:t>
-      </w:r>
-      <w:proofErr w:type="gramEnd"/>
-      <w:r>
-        <w:rPr>
-          <w:lang w:val="en-US"/>
-        </w:rPr>
-        <w:t>data =&gt; {</w:t>
-      </w:r>
-    </w:p>
-    <w:p>
-      <w:pPr>
-        <w:rPr>
-          <w:lang w:val="en-US"/>
-        </w:rPr>
-      </w:pPr>
-      <w:r>
-        <w:rPr>
-          <w:lang w:val="en-US"/>
-        </w:rPr>
-        <w:t xml:space="preserve">    </w:t>
-      </w:r>
-      <w:proofErr w:type="spellStart"/>
-      <w:proofErr w:type="gramStart"/>
-      <w:r>
-        <w:rPr>
-          <w:lang w:val="en-US"/>
-        </w:rPr>
-        <w:t>Plotly.newPlot</w:t>
-      </w:r>
-      <w:proofErr w:type="spellEnd"/>
-      <w:r>
-        <w:rPr>
-          <w:lang w:val="en-US"/>
-        </w:rPr>
-        <w:t>(</w:t>
-      </w:r>
-      <w:proofErr w:type="gramEnd"/>
-      <w:r>
-        <w:rPr>
-          <w:lang w:val="en-US"/>
-        </w:rPr>
-        <w:t>"</w:t>
-      </w:r>
-      <w:proofErr w:type="spellStart"/>
-      <w:r>
-        <w:rPr>
-          <w:lang w:val="en-US"/>
-        </w:rPr>
-        <w:t>riskChart</w:t>
-      </w:r>
-      <w:proofErr w:type="spellEnd"/>
-      <w:r>
-        <w:rPr>
-          <w:lang w:val="en-US"/>
-        </w:rPr>
-        <w:t xml:space="preserve">", </w:t>
-      </w:r>
-      <w:proofErr w:type="spellStart"/>
-      <w:r>
-        <w:rPr>
-          <w:lang w:val="en-US"/>
-        </w:rPr>
-        <w:t>riskSafeData</w:t>
-      </w:r>
-      <w:proofErr w:type="spellEnd"/>
-      <w:r>
-        <w:rPr>
-          <w:lang w:val="en-US"/>
-        </w:rPr>
-        <w:t xml:space="preserve">, </w:t>
-      </w:r>
-      <w:proofErr w:type="spellStart"/>
-      <w:r>
-        <w:rPr>
-          <w:lang w:val="en-US"/>
-        </w:rPr>
-        <w:t>riskSafeLayout</w:t>
-      </w:r>
-      <w:proofErr w:type="spellEnd"/>
-      <w:r>
-        <w:rPr>
-          <w:lang w:val="en-US"/>
-        </w:rPr>
-        <w:t>);</w:t>
-      </w:r>
-    </w:p>
-    <w:p>
-      <w:r>
-        <w:rPr>
-          <w:lang w:val="en-US"/>
-        </w:rPr>
-        <w:t xml:space="preserve">  </w:t>
-      </w:r>
-      <w:proofErr w:type="gramStart"/>
-      <w:r>
-        <w:t>}</w:t>
-      </w:r>
-      <w:proofErr w:type="gramEnd"/>
-      <w:r>
-        <w:t>);</w:t>
-      </w:r>
-    </w:p>
-    <w:p/>
-    <w:p>
-      <w:pPr>
-        <w:rPr>
-          <w:lang w:val="en-US"/>
-        </w:rPr>
-      </w:pPr>
-      <w:r>
-        <w:rPr>
-          <w:lang w:val="en-US"/>
-        </w:rPr>
-        <w:lastRenderedPageBreak/>
-        <w:t xml:space="preserve">This code asks Flask for chart data and draws the chart with </w:t>
-      </w:r>
-      <w:proofErr w:type="spellStart"/>
-      <w:r>
-        <w:rPr>
-          <w:lang w:val="en-US"/>
-        </w:rPr>
-        <w:t>Plotly</w:t>
-      </w:r>
-      <w:proofErr w:type="spellEnd"/>
-      <w:r>
-        <w:rPr>
-          <w:lang w:val="en-US"/>
-        </w:rPr>
-        <w:t>.</w:t>
-      </w:r>
-    </w:p>
-    <w:p>
-      <w:pPr>
-        <w:rPr>
-          <w:b/>
-          <w:color w:val="FF0000"/>
-          <w:lang w:val="en-US"/>
-        </w:rPr>
-      </w:pPr>
-      <w:r>
-        <w:rPr>
-          <w:b/>
-          <w:color w:val="FF0000"/>
-          <w:lang w:val="en-US"/>
-        </w:rPr>
-        <w:t>Simple English:</w:t>
-      </w:r>
-    </w:p>
-    <w:p>
-      <w:pPr>
-        <w:rPr>
-          <w:lang w:val="en-US"/>
-        </w:rPr>
-      </w:pPr>
-      <w:r>
-        <w:rPr>
-          <w:lang w:val="en-US"/>
-        </w:rPr>
-        <w:t>JavaScript runs in the browser.</w:t>
-      </w:r>
-      <w:r>
-        <w:rPr>
-          <w:lang w:val="en-US"/>
-        </w:rPr>
-        <w:br/>
-        <w:t>It gets data from the Flask API.</w:t>
-      </w:r>
-      <w:r>
-        <w:rPr>
-          <w:lang w:val="en-US"/>
-        </w:rPr>
-        <w:br/>
-        <w:t xml:space="preserve">It shows </w:t>
-      </w:r>
-      <w:proofErr w:type="spellStart"/>
-      <w:r>
-        <w:rPr>
-          <w:lang w:val="en-US"/>
-        </w:rPr>
-        <w:t>charts</w:t>
-      </w:r>
-      <w:proofErr w:type="spellEnd"/>
-      <w:r>
-        <w:rPr>
-          <w:lang w:val="en-US"/>
-        </w:rPr>
-        <w:t xml:space="preserve"> </w:t>
-      </w:r>
-      <w:proofErr w:type="spellStart"/>
-      <w:r>
-        <w:rPr>
-          <w:lang w:val="en-US"/>
-        </w:rPr>
-        <w:t>and</w:t>
-      </w:r>
-      <w:proofErr w:type="spellEnd"/>
-      <w:r>
-        <w:rPr>
-          <w:lang w:val="en-US"/>
-        </w:rPr>
-        <w:t xml:space="preserve"> </w:t>
-      </w:r>
-      <w:proofErr w:type="spellStart"/>
-      <w:r>
-        <w:rPr>
-          <w:lang w:val="en-US"/>
-        </w:rPr>
-        <w:t>alerts</w:t>
-      </w:r>
-      <w:proofErr w:type="spellEnd"/>
-      <w:r>
-        <w:rPr>
-          <w:lang w:val="en-US"/>
-        </w:rPr>
-        <w:t>.</w:t>
-      </w:r>
-    </w:p>
-    <w:p>
-      <w:pPr>
-        <w:rPr>
-          <w:lang w:val="en-US"/>
-        </w:rPr>
-      </w:pPr>
-      <w:r>
-        <w:rPr>
-          <w:lang w:val="en-US"/>
-        </w:rPr>
-        <w:pict>
-          <v:rect id="_x0000_i1025" style="width:0;height:0" o:hralign="center" o:hrstd="t" o:hr="t" fillcolor="#a0a0a0" stroked="f"/>
-        </w:pict>
-      </w:r>
-    </w:p>
-    <w:p>
-      <w:pPr>
-        <w:rPr>
-          <w:b/>
-          <w:color w:val="FF0000"/>
-          <w:sz w:val="26"/>
-          <w:szCs w:val="26"/>
-          <w:lang w:val="en-US"/>
-        </w:rPr>
-      </w:pPr>
-      <w:r>
-        <w:rPr>
-          <w:b/>
-          <w:color w:val="FF0000"/>
-          <w:sz w:val="26"/>
-          <w:szCs w:val="26"/>
-          <w:lang w:val="en-US"/>
-        </w:rPr>
-        <w:t>3. Python Modules</w:t>
-      </w:r>
-    </w:p>
-    <w:p>
-      <w:pPr>
-        <w:rPr>
-          <w:lang w:val="en-US"/>
-        </w:rPr>
-      </w:pPr>
-      <w:r>
-        <w:rPr>
-          <w:lang w:val="en-US"/>
-        </w:rPr>
-        <w:t>The project was separated into modules to make the code easier to understand and maintain.</w:t>
-      </w:r>
-    </w:p>
-    <w:p>
-      <w:pPr>
-        <w:rPr>
-          <w:lang w:val="en-US"/>
-        </w:rPr>
-      </w:pPr>
-    </w:p>
-    <w:p>
-      <w:pPr>
-        <w:rPr>
-          <w:lang w:val="en-US"/>
-        </w:rPr>
-      </w:pPr>
-      <w:proofErr w:type="gramStart"/>
-      <w:r>
-        <w:rPr>
-          <w:lang w:val="en-US"/>
-        </w:rPr>
-        <w:t>backend/config.py</w:t>
-      </w:r>
-      <w:proofErr w:type="gramEnd"/>
-      <w:r>
-        <w:rPr>
-          <w:lang w:val="en-US"/>
-        </w:rPr>
-        <w:t xml:space="preserve">    -&gt; project settings and file paths</w:t>
-      </w:r>
-    </w:p>
-    <w:p>
-      <w:pPr>
-        <w:rPr>
-          <w:lang w:val="en-US"/>
-        </w:rPr>
-      </w:pPr>
-      <w:proofErr w:type="gramStart"/>
-      <w:r>
-        <w:rPr>
-          <w:lang w:val="en-US"/>
-        </w:rPr>
-        <w:t>backend/detect.py</w:t>
-      </w:r>
-      <w:proofErr w:type="gramEnd"/>
-      <w:r>
-        <w:rPr>
-          <w:lang w:val="en-US"/>
-        </w:rPr>
-        <w:t xml:space="preserve">    -&gt; AI vision with YOLO and </w:t>
-      </w:r>
-      <w:proofErr w:type="spellStart"/>
-      <w:r>
-        <w:rPr>
-          <w:lang w:val="en-US"/>
-        </w:rPr>
-        <w:t>OpenCV</w:t>
-      </w:r>
-      <w:proofErr w:type="spellEnd"/>
-    </w:p>
-    <w:p>
-      <w:pPr>
-        <w:rPr>
-          <w:lang w:val="en-US"/>
-        </w:rPr>
-      </w:pPr>
-      <w:r>
-        <w:rPr>
-          <w:lang w:val="en-US"/>
-        </w:rPr>
-        <w:t>backend/</w:t>
-      </w:r>
-      <w:proofErr w:type="gramStart"/>
-      <w:r>
-        <w:rPr>
-          <w:lang w:val="en-US"/>
-        </w:rPr>
-        <w:t>database.py  -</w:t>
-      </w:r>
-      <w:proofErr w:type="gramEnd"/>
-      <w:r>
-        <w:rPr>
-          <w:lang w:val="en-US"/>
-        </w:rPr>
-        <w:t>&gt; save and read risk history</w:t>
-      </w:r>
-    </w:p>
-    <w:p>
-      <w:pPr>
-        <w:rPr>
-          <w:lang w:val="en-US"/>
-        </w:rPr>
-      </w:pPr>
-      <w:proofErr w:type="gramStart"/>
-      <w:r>
-        <w:rPr>
-          <w:lang w:val="en-US"/>
-        </w:rPr>
-        <w:t>backend/analytics.py</w:t>
-      </w:r>
-      <w:proofErr w:type="gramEnd"/>
-      <w:r>
-        <w:rPr>
-          <w:lang w:val="en-US"/>
-        </w:rPr>
-        <w:t xml:space="preserve"> -&gt; dashboard data with Pandas</w:t>
-      </w:r>
-    </w:p>
-    <w:p>
-      <w:pPr>
-        <w:rPr>
-          <w:lang w:val="en-US"/>
-        </w:rPr>
-      </w:pPr>
-      <w:proofErr w:type="gramStart"/>
-      <w:r>
-        <w:rPr>
-          <w:lang w:val="en-US"/>
-        </w:rPr>
-        <w:t>backend/app.py</w:t>
-      </w:r>
-      <w:proofErr w:type="gramEnd"/>
-      <w:r>
-        <w:rPr>
-          <w:lang w:val="en-US"/>
-        </w:rPr>
-        <w:t xml:space="preserve">       -&gt; Flask routes and web flow</w:t>
-      </w:r>
-    </w:p>
-    <w:p>
-      <w:pPr>
-        <w:rPr>
-          <w:b/>
-          <w:color w:val="FF0000"/>
-          <w:lang w:val="en-US"/>
-        </w:rPr>
-      </w:pPr>
-      <w:r>
-        <w:rPr>
-          <w:b/>
-          <w:color w:val="FF0000"/>
-          <w:lang w:val="en-US"/>
-        </w:rPr>
-        <w:t>Simple English:</w:t>
-      </w:r>
-    </w:p>
-    <w:p>
-      <w:pPr>
-        <w:rPr>
-          <w:lang w:val="en-US"/>
-        </w:rPr>
-      </w:pPr>
-      <w:proofErr w:type="gramStart"/>
-      <w:r>
-        <w:rPr>
-          <w:lang w:val="en-US"/>
-        </w:rPr>
-        <w:t>app.py</w:t>
-      </w:r>
-      <w:proofErr w:type="gramEnd"/>
-      <w:r>
-        <w:rPr>
-          <w:lang w:val="en-US"/>
-        </w:rPr>
-        <w:t xml:space="preserve"> controls the web app.</w:t>
-      </w:r>
-      <w:r>
-        <w:rPr>
-          <w:lang w:val="en-US"/>
-        </w:rPr>
-        <w:br/>
-        <w:t>detect.py controls image detection.</w:t>
-      </w:r>
-      <w:r>
-        <w:rPr>
-          <w:lang w:val="en-US"/>
-        </w:rPr>
-        <w:br/>
-      </w:r>
-      <w:proofErr w:type="gramStart"/>
-      <w:r>
-        <w:rPr>
-          <w:lang w:val="en-US"/>
-        </w:rPr>
-        <w:t>database.py</w:t>
-      </w:r>
-      <w:proofErr w:type="gramEnd"/>
-      <w:r>
-        <w:rPr>
-          <w:lang w:val="en-US"/>
-        </w:rPr>
-        <w:t xml:space="preserve"> controls the history data.</w:t>
-      </w:r>
-      <w:r>
-        <w:rPr>
-          <w:lang w:val="en-US"/>
-        </w:rPr>
-        <w:br/>
-      </w:r>
-      <w:proofErr w:type="gramStart"/>
-      <w:r>
-        <w:rPr>
-          <w:lang w:val="en-US"/>
-        </w:rPr>
-        <w:t>analytics.py</w:t>
-      </w:r>
-      <w:proofErr w:type="gramEnd"/>
-      <w:r>
-        <w:rPr>
-          <w:lang w:val="en-US"/>
-        </w:rPr>
-        <w:t xml:space="preserve"> builds dashboard data.</w:t>
-      </w:r>
-    </w:p>
-    <w:p>
-      <w:pPr>
-        <w:rPr>
-          <w:b/>
-          <w:color w:val="FF0000"/>
-          <w:sz w:val="26"/>
-          <w:szCs w:val="26"/>
-          <w:lang w:val="en-US"/>
-        </w:rPr>
-      </w:pPr>
-      <w:r>
-        <w:rPr>
-          <w:b/>
-          <w:color w:val="FF0000"/>
-          <w:sz w:val="26"/>
-          <w:szCs w:val="26"/>
-          <w:lang w:val="en-US"/>
-        </w:rPr>
-        <w:pict>
-          <v:rect id="_x0000_i1026" style="width:0;height:0" o:hralign="center" o:hrstd="t" o:hr="t" fillcolor="#a0a0a0" stroked="f"/>
-        </w:pict>
-      </w:r>
-    </w:p>
-    <w:p>
-      <w:pPr>
-        <w:rPr>
-          <w:b/>
-          <w:color w:val="FF0000"/>
-          <w:sz w:val="26"/>
-          <w:szCs w:val="26"/>
-          <w:lang w:val="en-US"/>
-        </w:rPr>
-      </w:pPr>
-      <w:r>
-        <w:rPr>
-          <w:b/>
-          <w:color w:val="FF0000"/>
-          <w:sz w:val="26"/>
-          <w:szCs w:val="26"/>
-          <w:lang w:val="en-US"/>
-        </w:rPr>
-        <w:t xml:space="preserve">4. JavaScript Components </w:t>
-      </w:r>
-      <w:proofErr w:type="spellStart"/>
-      <w:r>
-        <w:rPr>
-          <w:b/>
-          <w:color w:val="FF0000"/>
-          <w:sz w:val="26"/>
-          <w:szCs w:val="26"/>
-          <w:lang w:val="en-US"/>
-        </w:rPr>
-        <w:t>vs</w:t>
-      </w:r>
-      <w:proofErr w:type="spellEnd"/>
-      <w:r>
-        <w:rPr>
-          <w:b/>
-          <w:color w:val="FF0000"/>
-          <w:sz w:val="26"/>
-          <w:szCs w:val="26"/>
-          <w:lang w:val="en-US"/>
-        </w:rPr>
-        <w:t xml:space="preserve"> Python Modules</w:t>
-      </w:r>
-    </w:p>
-    <w:p>
-      <w:pPr>
-        <w:rPr>
-          <w:lang w:val="en-US"/>
-        </w:rPr>
-      </w:pPr>
-      <w:r>
-        <w:rPr>
-          <w:lang w:val="en-US"/>
-        </w:rPr>
-        <w:t>In JavaScript or React, code can be separated into components:</w:t>
-      </w:r>
-    </w:p>
-    <w:p>
-      <w:pPr>
-        <w:rPr>
-          <w:lang w:val="en-US"/>
-        </w:rPr>
-      </w:pPr>
-      <w:proofErr w:type="spellStart"/>
-      <w:r>
-        <w:rPr>
-          <w:lang w:val="en-US"/>
-        </w:rPr>
-        <w:t>Button.jsx</w:t>
-      </w:r>
-      <w:proofErr w:type="spellEnd"/>
-    </w:p>
-    <w:p>
-      <w:pPr>
-        <w:rPr>
-          <w:lang w:val="en-US"/>
-        </w:rPr>
-      </w:pPr>
-      <w:proofErr w:type="spellStart"/>
-      <w:r>
-        <w:rPr>
-          <w:lang w:val="en-US"/>
-        </w:rPr>
-        <w:t>Chart.jsx</w:t>
-      </w:r>
-      <w:proofErr w:type="spellEnd"/>
-    </w:p>
-    <w:p>
-      <w:pPr>
-        <w:rPr>
-          <w:lang w:val="en-US"/>
-        </w:rPr>
-      </w:pPr>
-      <w:proofErr w:type="spellStart"/>
-      <w:r>
-        <w:rPr>
-          <w:lang w:val="en-US"/>
-        </w:rPr>
-        <w:t>Header.jsx</w:t>
-      </w:r>
-      <w:proofErr w:type="spellEnd"/>
-    </w:p>
-    <w:p>
-      <w:pPr>
-        <w:rPr>
-          <w:lang w:val="en-US"/>
-        </w:rPr>
-      </w:pPr>
-      <w:r>
-        <w:rPr>
-          <w:lang w:val="en-US"/>
-        </w:rPr>
-        <w:t>Each file has one responsibility.</w:t>
-      </w:r>
-    </w:p>
-    <w:p>
-      <w:pPr>
-        <w:rPr>
-          <w:b/>
-          <w:color w:val="FF0000"/>
-          <w:lang w:val="en-US"/>
-        </w:rPr>
-      </w:pPr>
-      <w:r>
-        <w:rPr>
-          <w:b/>
-          <w:color w:val="FF0000"/>
-          <w:lang w:val="en-US"/>
-        </w:rPr>
-        <w:t>In Python, this project uses modules:</w:t>
-      </w:r>
-    </w:p>
-    <w:p>
-      <w:pPr>
-        <w:rPr>
-          <w:lang w:val="en-US"/>
-        </w:rPr>
-      </w:pPr>
-      <w:r>
-        <w:rPr>
-          <w:lang w:val="en-US"/>
-        </w:rPr>
-        <w:t>config.py</w:t>
-      </w:r>
-    </w:p>
-    <w:p>
-      <w:pPr>
-        <w:rPr>
-          <w:lang w:val="en-US"/>
-        </w:rPr>
-      </w:pPr>
-      <w:r>
-        <w:rPr>
-          <w:lang w:val="en-US"/>
-        </w:rPr>
-        <w:t>detect.py</w:t>
-      </w:r>
-    </w:p>
-    <w:p>
-      <w:pPr>
-        <w:rPr>
-          <w:lang w:val="en-US"/>
-        </w:rPr>
-      </w:pPr>
-      <w:r>
-        <w:rPr>
-          <w:lang w:val="en-US"/>
-        </w:rPr>
-        <w:t>database.py</w:t>
-      </w:r>
-    </w:p>
-    <w:p>
-      <w:pPr>
-        <w:rPr>
-          <w:lang w:val="en-US"/>
-        </w:rPr>
-      </w:pPr>
-      <w:r>
-        <w:rPr>
-          <w:lang w:val="en-US"/>
-        </w:rPr>
-        <w:t>analytics.py</w:t>
-      </w:r>
-    </w:p>
-    <w:p>
-      <w:pPr>
-        <w:rPr>
-          <w:lang w:val="en-US"/>
-        </w:rPr>
-      </w:pPr>
-      <w:r>
-        <w:rPr>
-          <w:lang w:val="en-US"/>
-        </w:rPr>
-        <w:t>app.py</w:t>
-      </w:r>
-    </w:p>
-    <w:p>
-      <w:pPr>
-        <w:rPr>
-          <w:rFonts w:ascii="Segoe UI" w:hAnsi="Segoe UI" w:cs="Segoe UI"/>
-          <w:b/>
-          <w:color w:val="FF0000"/>
-          <w:sz w:val="21"/>
-          <w:szCs w:val="21"/>
-          <w:shd w:val="clear" w:color="auto" w:fill="181818"/>
-          <w:lang w:val="en-US"/>
-        </w:rPr>
-      </w:pPr>
-      <w:r>
-        <w:rPr>
-          <w:rFonts w:ascii="Segoe UI" w:hAnsi="Segoe UI" w:cs="Segoe UI"/>
-          <w:b/>
-          <w:color w:val="FF0000"/>
-          <w:sz w:val="21"/>
-          <w:szCs w:val="21"/>
-          <w:shd w:val="clear" w:color="auto" w:fill="181818"/>
-          <w:lang w:val="en-US"/>
-        </w:rPr>
-        <w:t>Example in JavaScript:</w:t>
-      </w:r>
+          <w:lang w:val="en-US"/>
+        </w:rPr>
+      </w:pPr>
+    </w:p>
+    <w:p>
+      <w:pPr>
+        <w:rPr>
+          <w:lang w:val="en-US"/>
+        </w:rPr>
+      </w:pPr>
+      <w:proofErr w:type="gramStart"/>
+      <w:r>
+        <w:rPr>
+          <w:lang w:val="en-US"/>
+        </w:rPr>
+        <w:t>import</w:t>
+      </w:r>
+      <w:proofErr w:type="gramEnd"/>
+      <w:r>
+        <w:rPr>
+          <w:lang w:val="en-US"/>
+        </w:rPr>
+        <w:t xml:space="preserve"> Chart from "./Chart";</w:t>
+      </w:r>
+    </w:p>
+    <w:p>
+      <w:pPr>
+        <w:rPr>
+          <w:lang w:val="en-US"/>
+        </w:rPr>
+      </w:pPr>
     </w:p>
     <w:p>
       <w:pPr>
@@ -2573,45 +2157,6 @@
           <w:szCs w:val="21"/>
           <w:shd w:val="clear" w:color="auto" w:fill="181818"/>
           <w:lang w:val="en-US"/>
-        </w:rPr>
-      </w:pPr>
-    </w:p>
-    <w:p>
-      <w:pPr>
-        <w:rPr>
-          <w:lang w:val="en-US"/>
-        </w:rPr>
-      </w:pPr>
-      <w:proofErr w:type="gramStart"/>
-      <w:r>
-        <w:rPr>
-          <w:lang w:val="en-US"/>
-        </w:rPr>
-        <w:t>import</w:t>
-      </w:r>
-      <w:proofErr w:type="gramEnd"/>
-      <w:r>
-        <w:rPr>
-          <w:lang w:val="en-US"/>
-        </w:rPr>
-        <w:t xml:space="preserve"> Chart from "./Chart";</w:t>
-      </w:r>
-    </w:p>
-    <w:p>
-      <w:pPr>
-        <w:rPr>
-          <w:lang w:val="en-US"/>
-        </w:rPr>
-      </w:pPr>
-    </w:p>
-    <w:p>
-      <w:pPr>
-        <w:rPr>
-          <w:rFonts w:ascii="Segoe UI" w:hAnsi="Segoe UI" w:cs="Segoe UI"/>
-          <w:color w:val="FFFFFF"/>
-          <w:sz w:val="21"/>
-          <w:szCs w:val="21"/>
-          <w:shd w:val="clear" w:color="auto" w:fill="181818"/>
         </w:rPr>
       </w:pPr>
       <w:r>
@@ -3014,21 +2559,7 @@
           <w:lang w:val="en-US"/>
         </w:rPr>
         <w:br/>
-        <w:t xml:space="preserve">Then I run the </w:t>
-      </w:r>
-      <w:proofErr w:type="spellStart"/>
-      <w:r>
-        <w:rPr>
-          <w:lang w:val="en-US"/>
-        </w:rPr>
-        <w:t>app</w:t>
-      </w:r>
-      <w:proofErr w:type="spellEnd"/>
-      <w:r>
-        <w:rPr>
-          <w:lang w:val="en-US"/>
-        </w:rPr>
-        <w:t>.</w:t>
+        <w:t>Then I run the app.</w:t>
       </w:r>
     </w:p>
     <w:p>
@@ -3048,52 +2579,14 @@
           <w:lang w:val="en-US"/>
         </w:rPr>
       </w:pPr>
-      <w:proofErr w:type="spellStart"/>
       <w:r>
         <w:rPr>
           <w:rFonts w:ascii="Segoe UI" w:hAnsi="Segoe UI" w:cs="Segoe UI"/>
           <w:color w:val="FFFFFF"/>
           <w:lang w:val="en-US"/>
         </w:rPr>
-        <w:t>Step</w:t>
-      </w:r>
-      <w:proofErr w:type="spellEnd"/>
-      <w:r>
-        <w:rPr>
-          <w:rFonts w:ascii="Segoe UI" w:hAnsi="Segoe UI" w:cs="Segoe UI"/>
-          <w:color w:val="FFFFFF"/>
-          <w:lang w:val="en-US"/>
-        </w:rPr>
-        <w:t xml:space="preserve"> 3 - </w:t>
-      </w:r>
-      <w:proofErr w:type="spellStart"/>
-      <w:r>
-        <w:rPr>
-          <w:rFonts w:ascii="Segoe UI" w:hAnsi="Segoe UI" w:cs="Segoe UI"/>
-          <w:color w:val="FFFFFF"/>
-          <w:lang w:val="en-US"/>
-        </w:rPr>
-        <w:t>Install</w:t>
-      </w:r>
-      <w:proofErr w:type="spellEnd"/>
-      <w:r>
-        <w:rPr>
-          <w:rFonts w:ascii="Segoe UI" w:hAnsi="Segoe UI" w:cs="Segoe UI"/>
-          <w:color w:val="FFFFFF"/>
-          <w:lang w:val="en-US"/>
-        </w:rPr>
-        <w:t xml:space="preserve"> </w:t>
-      </w:r>
-      <w:proofErr w:type="spellStart"/>
-      <w:r>
-        <w:rPr>
-          <w:rFonts w:ascii="Segoe UI" w:hAnsi="Segoe UI" w:cs="Segoe UI"/>
-          <w:color w:val="FFFFFF"/>
-          <w:lang w:val="en-US"/>
-        </w:rPr>
-        <w:t>Dependencies</w:t>
-      </w:r>
-      <w:proofErr w:type="spellEnd"/>
+        <w:t>Step 3 - Install Dependencies</w:t>
+      </w:r>
     </w:p>
     <w:p>
       <w:pPr>
@@ -3126,19 +2619,7 @@
         <w:rPr>
           <w:lang w:val="en-US"/>
         </w:rPr>
-        <w:t>The </w:t>
-      </w:r>
-      <w:r>
-        <w:rPr>
-          <w:lang w:val="en-US"/>
-        </w:rPr>
-        <w:t>requirements.txt</w:t>
-      </w:r>
-      <w:r>
-        <w:rPr>
-          <w:lang w:val="en-US"/>
-        </w:rPr>
-        <w:t> file lists the Python libraries used by the project.</w:t>
+        <w:t>The requirements.txt file lists the Python libraries used by the project.</w:t>
       </w:r>
     </w:p>
     <w:p>
@@ -3150,9 +2631,9 @@
           <w:sz w:val="21"/>
           <w:szCs w:val="21"/>
           <w:shd w:val="clear" w:color="auto" w:fill="181818"/>
-        </w:rPr>
-      </w:pPr>
-      <w:proofErr w:type="spellStart"/>
+          <w:lang w:val="en-US"/>
+        </w:rPr>
+      </w:pPr>
       <w:r>
         <w:rPr>
           <w:rFonts w:ascii="Segoe UI" w:hAnsi="Segoe UI" w:cs="Segoe UI"/>
@@ -3161,45 +2642,31 @@
           <w:sz w:val="21"/>
           <w:szCs w:val="21"/>
           <w:shd w:val="clear" w:color="auto" w:fill="181818"/>
-        </w:rPr>
-        <w:t>Examples</w:t>
-      </w:r>
-      <w:proofErr w:type="spellEnd"/>
-      <w:r>
-        <w:rPr>
-          <w:rFonts w:ascii="Segoe UI" w:hAnsi="Segoe UI" w:cs="Segoe UI"/>
-          <w:b/>
-          <w:color w:val="FFFFFF"/>
-          <w:sz w:val="21"/>
-          <w:szCs w:val="21"/>
-          <w:shd w:val="clear" w:color="auto" w:fill="181818"/>
-        </w:rPr>
-        <w:t>:</w:t>
-      </w:r>
-    </w:p>
-    <w:p>
-      <w:pPr>
-        <w:rPr>
-          <w:lang w:val="en-US"/>
-        </w:rPr>
-      </w:pPr>
-      <w:proofErr w:type="spellStart"/>
+          <w:lang w:val="en-US"/>
+        </w:rPr>
+        <w:t>Examples:</w:t>
+      </w:r>
+    </w:p>
+    <w:p>
+      <w:pPr>
+        <w:rPr>
+          <w:lang w:val="en-US"/>
+        </w:rPr>
+      </w:pPr>
       <w:r>
         <w:rPr>
           <w:lang w:val="en-US"/>
         </w:rPr>
         <w:t>Flask</w:t>
       </w:r>
-      <w:proofErr w:type="spellEnd"/>
-    </w:p>
-    <w:p>
-      <w:pPr>
-        <w:rPr>
-          <w:lang w:val="en-US"/>
-        </w:rPr>
-      </w:pPr>
-      <w:proofErr w:type="spellStart"/>
-      <w:proofErr w:type="gramStart"/>
+    </w:p>
+    <w:p>
+      <w:pPr>
+        <w:rPr>
+          <w:lang w:val="en-US"/>
+        </w:rPr>
+      </w:pPr>
+      <w:proofErr w:type="spellStart"/>
       <w:r>
         <w:rPr>
           <w:lang w:val="en-US"/>
@@ -3207,7 +2674,6 @@
         <w:t>OpenCV</w:t>
       </w:r>
       <w:proofErr w:type="spellEnd"/>
-      <w:proofErr w:type="gramEnd"/>
     </w:p>
     <w:p>
       <w:pPr>
@@ -3332,36 +2798,8 @@
           <w:color w:val="FFFFFF"/>
           <w:lang w:val="en-US"/>
         </w:rPr>
-        <w:t xml:space="preserve"> </w:t>
-      </w:r>
-      <w:proofErr w:type="spellStart"/>
-      <w:r>
-        <w:rPr>
-          <w:rFonts w:ascii="Segoe UI" w:hAnsi="Segoe UI" w:cs="Segoe UI"/>
-          <w:color w:val="FFFFFF"/>
-          <w:lang w:val="en-US"/>
-        </w:rPr>
-        <w:t>Flask</w:t>
-      </w:r>
-      <w:proofErr w:type="spellEnd"/>
-      <w:r>
-        <w:rPr>
-          <w:rFonts w:ascii="Segoe UI" w:hAnsi="Segoe UI" w:cs="Segoe UI"/>
-          <w:color w:val="FFFFFF"/>
-          <w:lang w:val="en-US"/>
-        </w:rPr>
-        <w:t xml:space="preserve"> </w:t>
-      </w:r>
-      <w:proofErr w:type="spellStart"/>
-      <w:r>
-        <w:rPr>
-          <w:rFonts w:ascii="Segoe UI" w:hAnsi="Segoe UI" w:cs="Segoe UI"/>
-          <w:color w:val="FFFFFF"/>
-          <w:lang w:val="en-US"/>
-        </w:rPr>
-        <w:t>App</w:t>
-      </w:r>
-      <w:proofErr w:type="spellEnd"/>
+        <w:t xml:space="preserve"> Flask App</w:t>
+      </w:r>
     </w:p>
     <w:p>
       <w:pPr>
@@ -3393,6 +2831,7 @@
           <w:sz w:val="21"/>
           <w:szCs w:val="21"/>
           <w:shd w:val="clear" w:color="auto" w:fill="181818"/>
+          <w:lang w:val="en-US"/>
         </w:rPr>
       </w:pPr>
       <w:r>
@@ -3403,32 +2842,9 @@
           <w:sz w:val="21"/>
           <w:szCs w:val="21"/>
           <w:shd w:val="clear" w:color="auto" w:fill="181818"/>
-        </w:rPr>
-        <w:t xml:space="preserve">Open in </w:t>
-      </w:r>
-      <w:proofErr w:type="spellStart"/>
-      <w:r>
-        <w:rPr>
-          <w:rFonts w:ascii="Segoe UI" w:hAnsi="Segoe UI" w:cs="Segoe UI"/>
-          <w:b/>
-          <w:color w:val="FFFFFF"/>
-          <w:sz w:val="21"/>
-          <w:szCs w:val="21"/>
-          <w:shd w:val="clear" w:color="auto" w:fill="181818"/>
-        </w:rPr>
-        <w:t>the</w:t>
-      </w:r>
-      <w:proofErr w:type="spellEnd"/>
-      <w:r>
-        <w:rPr>
-          <w:rFonts w:ascii="Segoe UI" w:hAnsi="Segoe UI" w:cs="Segoe UI"/>
-          <w:b/>
-          <w:color w:val="FFFFFF"/>
-          <w:sz w:val="21"/>
-          <w:szCs w:val="21"/>
-          <w:shd w:val="clear" w:color="auto" w:fill="181818"/>
-        </w:rPr>
-        <w:t xml:space="preserve"> browser:</w:t>
+          <w:lang w:val="en-US"/>
+        </w:rPr>
+        <w:t>Open in the browser:</w:t>
       </w:r>
     </w:p>
     <w:p>
@@ -3710,13 +3126,7 @@
         <w:rPr>
           <w:lang w:val="en-US"/>
         </w:rPr>
-        <w:t>Inside </w:t>
-      </w:r>
-      <w:r>
-        <w:rPr>
-          <w:lang w:val="en-US"/>
-        </w:rPr>
-        <w:t>.</w:t>
+        <w:t>Inside .</w:t>
       </w:r>
       <w:proofErr w:type="spellStart"/>
       <w:r>
@@ -3813,9 +3223,9 @@
           <w:sz w:val="24"/>
           <w:szCs w:val="24"/>
           <w:shd w:val="clear" w:color="auto" w:fill="181818"/>
-        </w:rPr>
-      </w:pPr>
-      <w:proofErr w:type="spellStart"/>
+          <w:lang w:val="en-US"/>
+        </w:rPr>
+      </w:pPr>
       <w:r>
         <w:rPr>
           <w:rFonts w:ascii="Segoe UI" w:hAnsi="Segoe UI" w:cs="Segoe UI"/>
@@ -3824,20 +3234,9 @@
           <w:sz w:val="24"/>
           <w:szCs w:val="24"/>
           <w:shd w:val="clear" w:color="auto" w:fill="181818"/>
-        </w:rPr>
-        <w:t>Important</w:t>
-      </w:r>
-      <w:proofErr w:type="spellEnd"/>
-      <w:r>
-        <w:rPr>
-          <w:rFonts w:ascii="Segoe UI" w:hAnsi="Segoe UI" w:cs="Segoe UI"/>
-          <w:b/>
-          <w:color w:val="FFFFFF"/>
-          <w:sz w:val="24"/>
-          <w:szCs w:val="24"/>
-          <w:shd w:val="clear" w:color="auto" w:fill="181818"/>
-        </w:rPr>
-        <w:t>:</w:t>
+          <w:lang w:val="en-US"/>
+        </w:rPr>
+        <w:t>Important:</w:t>
       </w:r>
     </w:p>
     <w:p>
@@ -3967,79 +3366,25 @@
           <w:szCs w:val="26"/>
           <w:lang w:val="en-US"/>
         </w:rPr>
-        <w:t xml:space="preserve">7. </w:t>
-      </w:r>
-      <w:proofErr w:type="spellStart"/>
-      <w:r>
-        <w:rPr>
-          <w:b/>
-          <w:color w:val="FF0000"/>
-          <w:sz w:val="26"/>
-          <w:szCs w:val="26"/>
-          <w:lang w:val="en-US"/>
-        </w:rPr>
-        <w:t>Useful</w:t>
-      </w:r>
-      <w:proofErr w:type="spellEnd"/>
-      <w:r>
-        <w:rPr>
-          <w:b/>
-          <w:color w:val="FF0000"/>
-          <w:sz w:val="26"/>
-          <w:szCs w:val="26"/>
-          <w:lang w:val="en-US"/>
-        </w:rPr>
-        <w:t xml:space="preserve"> </w:t>
-      </w:r>
-      <w:proofErr w:type="spellStart"/>
-      <w:r>
-        <w:rPr>
-          <w:b/>
-          <w:color w:val="FF0000"/>
-          <w:sz w:val="26"/>
-          <w:szCs w:val="26"/>
-          <w:lang w:val="en-US"/>
-        </w:rPr>
-        <w:t>Commands</w:t>
-      </w:r>
-      <w:proofErr w:type="spellEnd"/>
-    </w:p>
-    <w:p>
-      <w:pPr>
-        <w:rPr>
-          <w:b/>
-          <w:color w:val="FF0000"/>
-          <w:lang w:val="en-US"/>
-        </w:rPr>
-      </w:pPr>
-      <w:proofErr w:type="spellStart"/>
-      <w:r>
-        <w:rPr>
-          <w:b/>
-          <w:color w:val="FF0000"/>
-          <w:lang w:val="en-US"/>
-        </w:rPr>
-        <w:t>Check</w:t>
-      </w:r>
-      <w:proofErr w:type="spellEnd"/>
-      <w:r>
-        <w:rPr>
-          <w:b/>
-          <w:color w:val="FF0000"/>
-          <w:lang w:val="en-US"/>
-        </w:rPr>
-        <w:t xml:space="preserve"> Python </w:t>
-      </w:r>
-      <w:proofErr w:type="spellStart"/>
-      <w:r>
-        <w:rPr>
-          <w:b/>
-          <w:color w:val="FF0000"/>
-          <w:lang w:val="en-US"/>
-        </w:rPr>
-        <w:t>Syntax</w:t>
-      </w:r>
-      <w:proofErr w:type="spellEnd"/>
+        <w:t>7. Useful Commands</w:t>
+      </w:r>
+    </w:p>
+    <w:p>
+      <w:pPr>
+        <w:rPr>
+          <w:b/>
+          <w:color w:val="FF0000"/>
+          <w:lang w:val="en-US"/>
+        </w:rPr>
+      </w:pPr>
+      <w:r>
+        <w:rPr>
+          <w:b/>
+          <w:color w:val="FF0000"/>
+          <w:lang w:val="en-US"/>
+        </w:rPr>
+        <w:t>Check Python Syntax</w:t>
+      </w:r>
     </w:p>
     <w:p>
       <w:pPr>
@@ -4321,16 +3666,107 @@
           <w:lang w:val="en-US"/>
         </w:rPr>
       </w:pPr>
-      <w:proofErr w:type="spellStart"/>
-      <w:r>
-        <w:rPr>
-          <w:b/>
-          <w:color w:val="FF0000"/>
-          <w:lang w:val="en-US"/>
-        </w:rPr>
-        <w:t>See</w:t>
-      </w:r>
-      <w:proofErr w:type="spellEnd"/>
+      <w:r>
+        <w:rPr>
+          <w:b/>
+          <w:color w:val="FF0000"/>
+          <w:lang w:val="en-US"/>
+        </w:rPr>
+        <w:t xml:space="preserve">See Summary </w:t>
+      </w:r>
+      <w:proofErr w:type="gramStart"/>
+      <w:r>
+        <w:rPr>
+          <w:b/>
+          <w:color w:val="FF0000"/>
+          <w:lang w:val="en-US"/>
+        </w:rPr>
+        <w:t>Of</w:t>
+      </w:r>
+      <w:proofErr w:type="gramEnd"/>
+      <w:r>
+        <w:rPr>
+          <w:b/>
+          <w:color w:val="FF0000"/>
+          <w:lang w:val="en-US"/>
+        </w:rPr>
+        <w:t xml:space="preserve"> Changes</w:t>
+      </w:r>
+    </w:p>
+    <w:p>
+      <w:pPr>
+        <w:rPr>
+          <w:lang w:val="en-US"/>
+        </w:rPr>
+      </w:pPr>
+      <w:proofErr w:type="spellStart"/>
+      <w:proofErr w:type="gramStart"/>
+      <w:r>
+        <w:rPr>
+          <w:lang w:val="en-US"/>
+        </w:rPr>
+        <w:t>git</w:t>
+      </w:r>
+      <w:proofErr w:type="spellEnd"/>
+      <w:proofErr w:type="gramEnd"/>
+      <w:r>
+        <w:rPr>
+          <w:lang w:val="en-US"/>
+        </w:rPr>
+        <w:t xml:space="preserve"> diff </w:t>
+      </w:r>
+      <w:r>
+        <w:rPr>
+          <w:lang w:val="en-US"/>
+        </w:rPr>
+        <w:t>–</w:t>
+      </w:r>
+      <w:r>
+        <w:rPr>
+          <w:lang w:val="en-US"/>
+        </w:rPr>
+        <w:t>stat</w:t>
+      </w:r>
+    </w:p>
+    <w:p>
+      <w:pPr>
+        <w:rPr>
+          <w:lang w:val="en-US"/>
+        </w:rPr>
+      </w:pPr>
+      <w:r>
+        <w:rPr>
+          <w:lang w:val="en-US"/>
+        </w:rPr>
+        <w:t>This command shows a short summary of changed lines.</w:t>
+      </w:r>
+    </w:p>
+    <w:p>
+      <w:pPr>
+        <w:rPr>
+          <w:b/>
+          <w:color w:val="FF0000"/>
+          <w:lang w:val="en-US"/>
+        </w:rPr>
+      </w:pPr>
+      <w:r>
+        <w:rPr>
+          <w:b/>
+          <w:color w:val="FF0000"/>
+          <w:lang w:val="en-US"/>
+        </w:rPr>
+        <w:t xml:space="preserve">Add Files </w:t>
+      </w:r>
+      <w:proofErr w:type="gramStart"/>
+      <w:r>
+        <w:rPr>
+          <w:b/>
+          <w:color w:val="FF0000"/>
+          <w:lang w:val="en-US"/>
+        </w:rPr>
+        <w:t>To</w:t>
+      </w:r>
+      <w:proofErr w:type="gramEnd"/>
       <w:r>
         <w:rPr>
           <w:b/>
@@ -4346,58 +3782,22 @@
           <w:color w:val="FF0000"/>
           <w:lang w:val="en-US"/>
         </w:rPr>
-        <w:t>Summary</w:t>
-      </w:r>
-      <w:proofErr w:type="spellEnd"/>
-      <w:r>
-        <w:rPr>
-          <w:b/>
-          <w:color w:val="FF0000"/>
-          <w:lang w:val="en-US"/>
-        </w:rPr>
-        <w:t xml:space="preserve"> </w:t>
-      </w:r>
-      <w:proofErr w:type="spellStart"/>
-      <w:proofErr w:type="gramStart"/>
-      <w:r>
-        <w:rPr>
-          <w:b/>
-          <w:color w:val="FF0000"/>
-          <w:lang w:val="en-US"/>
-        </w:rPr>
-        <w:t>Of</w:t>
-      </w:r>
-      <w:proofErr w:type="spellEnd"/>
-      <w:proofErr w:type="gramEnd"/>
-      <w:r>
-        <w:rPr>
-          <w:b/>
-          <w:color w:val="FF0000"/>
-          <w:lang w:val="en-US"/>
-        </w:rPr>
-        <w:t xml:space="preserve"> </w:t>
-      </w:r>
-      <w:proofErr w:type="spellStart"/>
-      <w:r>
-        <w:rPr>
-          <w:b/>
-          <w:color w:val="FF0000"/>
-          <w:lang w:val="en-US"/>
-        </w:rPr>
-        <w:t>Changes</w:t>
-      </w:r>
-      <w:proofErr w:type="spellEnd"/>
-    </w:p>
-    <w:p>
-      <w:pPr>
-        <w:rPr>
-          <w:lang w:val="en-US"/>
-        </w:rPr>
-      </w:pPr>
-      <w:proofErr w:type="spellStart"/>
-      <w:proofErr w:type="gramStart"/>
-      <w:r>
-        <w:rPr>
+        <w:t>Git</w:t>
+      </w:r>
+      <w:proofErr w:type="spellEnd"/>
+    </w:p>
+    <w:p>
+      <w:pPr>
+        <w:rPr>
+          <w:u w:val="single"/>
+          <w:lang w:val="en-US"/>
+        </w:rPr>
+      </w:pPr>
+      <w:proofErr w:type="spellStart"/>
+      <w:proofErr w:type="gramStart"/>
+      <w:r>
+        <w:rPr>
+          <w:u w:val="single"/>
           <w:lang w:val="en-US"/>
         </w:rPr>
         <w:t>git</w:t>
@@ -4406,93 +3806,39 @@
       <w:proofErr w:type="gramEnd"/>
       <w:r>
         <w:rPr>
-          <w:lang w:val="en-US"/>
-        </w:rPr>
-        <w:t xml:space="preserve"> diff </w:t>
-      </w:r>
-      <w:r>
-        <w:rPr>
-          <w:lang w:val="en-US"/>
-        </w:rPr>
-        <w:t>–</w:t>
-      </w:r>
-      <w:r>
-        <w:rPr>
-          <w:lang w:val="en-US"/>
-        </w:rPr>
-        <w:t>stat</w:t>
-      </w:r>
-    </w:p>
-    <w:p>
-      <w:pPr>
-        <w:rPr>
-          <w:lang w:val="en-US"/>
-        </w:rPr>
-      </w:pPr>
-      <w:r>
-        <w:rPr>
-          <w:lang w:val="en-US"/>
-        </w:rPr>
-        <w:t>This command shows a short summary of changed lines.</w:t>
-      </w:r>
-    </w:p>
-    <w:p>
-      <w:pPr>
-        <w:rPr>
-          <w:b/>
-          <w:color w:val="FF0000"/>
-          <w:lang w:val="en-US"/>
-        </w:rPr>
-      </w:pPr>
-      <w:r>
-        <w:rPr>
-          <w:b/>
-          <w:color w:val="FF0000"/>
-          <w:lang w:val="en-US"/>
-        </w:rPr>
-        <w:t xml:space="preserve">Add Files </w:t>
-      </w:r>
-      <w:proofErr w:type="gramStart"/>
-      <w:r>
-        <w:rPr>
-          <w:b/>
-          <w:color w:val="FF0000"/>
-          <w:lang w:val="en-US"/>
-        </w:rPr>
-        <w:t>To</w:t>
-      </w:r>
-      <w:proofErr w:type="gramEnd"/>
-      <w:r>
-        <w:rPr>
-          <w:b/>
-          <w:color w:val="FF0000"/>
-          <w:lang w:val="en-US"/>
-        </w:rPr>
-        <w:t xml:space="preserve"> </w:t>
-      </w:r>
-      <w:proofErr w:type="spellStart"/>
-      <w:r>
-        <w:rPr>
-          <w:b/>
-          <w:color w:val="FF0000"/>
-          <w:lang w:val="en-US"/>
-        </w:rPr>
-        <w:t>Git</w:t>
-      </w:r>
-      <w:proofErr w:type="spellEnd"/>
-    </w:p>
-    <w:p>
-      <w:pPr>
-        <w:rPr>
           <w:u w:val="single"/>
           <w:lang w:val="en-US"/>
         </w:rPr>
-      </w:pPr>
-      <w:proofErr w:type="spellStart"/>
-      <w:proofErr w:type="gramStart"/>
-      <w:r>
-        <w:rPr>
-          <w:u w:val="single"/>
+        <w:t xml:space="preserve"> add .</w:t>
+      </w:r>
+    </w:p>
+    <w:p>
+      <w:pPr>
+        <w:rPr>
+          <w:b/>
+          <w:color w:val="FF0000"/>
+          <w:lang w:val="en-US"/>
+        </w:rPr>
+      </w:pPr>
+      <w:r>
+        <w:rPr>
+          <w:b/>
+          <w:color w:val="FF0000"/>
+          <w:lang w:val="en-US"/>
+        </w:rPr>
+        <w:t>Commit Changes</w:t>
+      </w:r>
+    </w:p>
+    <w:p>
+      <w:pPr>
+        <w:rPr>
+          <w:lang w:val="en-US"/>
+        </w:rPr>
+      </w:pPr>
+      <w:proofErr w:type="spellStart"/>
+      <w:proofErr w:type="gramStart"/>
+      <w:r>
+        <w:rPr>
           <w:lang w:val="en-US"/>
         </w:rPr>
         <w:t>git</w:t>
@@ -4501,47 +3847,6 @@
       <w:proofErr w:type="gramEnd"/>
       <w:r>
         <w:rPr>
-          <w:u w:val="single"/>
-          <w:lang w:val="en-US"/>
-        </w:rPr>
-        <w:t xml:space="preserve"> add .</w:t>
-      </w:r>
-    </w:p>
-    <w:p>
-      <w:pPr>
-        <w:rPr>
-          <w:b/>
-          <w:color w:val="FF0000"/>
-          <w:lang w:val="en-US"/>
-        </w:rPr>
-      </w:pPr>
-      <w:r>
-        <w:rPr>
-          <w:b/>
-          <w:color w:val="FF0000"/>
-          <w:lang w:val="en-US"/>
-        </w:rPr>
-        <w:t>Commit Changes</w:t>
-      </w:r>
-    </w:p>
-    <w:p>
-      <w:pPr>
-        <w:rPr>
-          <w:lang w:val="en-US"/>
-        </w:rPr>
-      </w:pPr>
-      <w:proofErr w:type="spellStart"/>
-      <w:proofErr w:type="gramStart"/>
-      <w:r>
-        <w:rPr>
-          <w:lang w:val="en-US"/>
-        </w:rPr>
-        <w:t>git</w:t>
-      </w:r>
-      <w:proofErr w:type="spellEnd"/>
-      <w:proofErr w:type="gramEnd"/>
-      <w:r>
-        <w:rPr>
           <w:lang w:val="en-US"/>
         </w:rPr>
         <w:t xml:space="preserve"> commit -m "Commit message"</w:t>
@@ -4555,41 +3860,13 @@
           <w:lang w:val="en-US"/>
         </w:rPr>
       </w:pPr>
-      <w:proofErr w:type="spellStart"/>
-      <w:r>
-        <w:rPr>
-          <w:b/>
-          <w:color w:val="FF0000"/>
-          <w:lang w:val="en-US"/>
-        </w:rPr>
-        <w:t>Push</w:t>
-      </w:r>
-      <w:proofErr w:type="spellEnd"/>
-      <w:r>
-        <w:rPr>
-          <w:b/>
-          <w:color w:val="FF0000"/>
-          <w:lang w:val="en-US"/>
-        </w:rPr>
-        <w:t xml:space="preserve"> </w:t>
-      </w:r>
-      <w:proofErr w:type="spellStart"/>
-      <w:r>
-        <w:rPr>
-          <w:b/>
-          <w:color w:val="FF0000"/>
-          <w:lang w:val="en-US"/>
-        </w:rPr>
-        <w:t>To</w:t>
-      </w:r>
-      <w:proofErr w:type="spellEnd"/>
-      <w:r>
-        <w:rPr>
-          <w:b/>
-          <w:color w:val="FF0000"/>
-          <w:lang w:val="en-US"/>
-        </w:rPr>
-        <w:t xml:space="preserve"> </w:t>
+      <w:r>
+        <w:rPr>
+          <w:b/>
+          <w:color w:val="FF0000"/>
+          <w:lang w:val="en-US"/>
+        </w:rPr>
+        <w:t xml:space="preserve">Push To </w:t>
       </w:r>
       <w:proofErr w:type="spellStart"/>
       <w:r>
@@ -4756,42 +4033,8 @@
           <w:szCs w:val="26"/>
           <w:lang w:val="en-US"/>
         </w:rPr>
-        <w:t xml:space="preserve">8. </w:t>
-      </w:r>
-      <w:proofErr w:type="spellStart"/>
-      <w:r>
-        <w:rPr>
-          <w:b/>
-          <w:color w:val="FF0000"/>
-          <w:sz w:val="26"/>
-          <w:szCs w:val="26"/>
-          <w:lang w:val="en-US"/>
-        </w:rPr>
-        <w:t>Main</w:t>
-      </w:r>
-      <w:proofErr w:type="spellEnd"/>
-      <w:r>
-        <w:rPr>
-          <w:b/>
-          <w:color w:val="FF0000"/>
-          <w:sz w:val="26"/>
-          <w:szCs w:val="26"/>
-          <w:lang w:val="en-US"/>
-        </w:rPr>
-        <w:t xml:space="preserve"> </w:t>
-      </w:r>
-      <w:proofErr w:type="spellStart"/>
-      <w:r>
-        <w:rPr>
-          <w:b/>
-          <w:color w:val="FF0000"/>
-          <w:sz w:val="26"/>
-          <w:szCs w:val="26"/>
-          <w:lang w:val="en-US"/>
-        </w:rPr>
-        <w:t>Routes</w:t>
-      </w:r>
-      <w:proofErr w:type="spellEnd"/>
+        <w:t>8. Main Routes</w:t>
+      </w:r>
     </w:p>
     <w:p>
       <w:pPr>
@@ -4828,35 +4071,11 @@
           <w:lang w:val="en-US"/>
         </w:rPr>
       </w:pPr>
-      <w:proofErr w:type="spellStart"/>
-      <w:r>
-        <w:rPr>
-          <w:lang w:val="en-US"/>
-        </w:rPr>
-        <w:t>This</w:t>
-      </w:r>
-      <w:proofErr w:type="spellEnd"/>
-      <w:r>
-        <w:rPr>
-          <w:lang w:val="en-US"/>
-        </w:rPr>
-        <w:t xml:space="preserve"> </w:t>
-      </w:r>
-      <w:proofErr w:type="spellStart"/>
-      <w:proofErr w:type="gramStart"/>
-      <w:r>
-        <w:rPr>
-          <w:lang w:val="en-US"/>
-        </w:rPr>
-        <w:t>page</w:t>
-      </w:r>
-      <w:proofErr w:type="spellEnd"/>
-      <w:proofErr w:type="gramEnd"/>
-      <w:r>
-        <w:rPr>
-          <w:lang w:val="en-US"/>
-        </w:rPr>
-        <w:t xml:space="preserve"> shows:</w:t>
+      <w:r>
+        <w:rPr>
+          <w:lang w:val="en-US"/>
+        </w:rPr>
+        <w:t>This page shows:</w:t>
       </w:r>
     </w:p>
     <w:p>
@@ -5530,89 +4749,24 @@
           <w:u w:val="single"/>
           <w:lang w:val="en-US"/>
         </w:rPr>
-        <w:t xml:space="preserve">9. </w:t>
-      </w:r>
-      <w:proofErr w:type="spellStart"/>
-      <w:r>
-        <w:rPr>
-          <w:b/>
-          <w:color w:val="FF0000"/>
-          <w:sz w:val="26"/>
-          <w:szCs w:val="26"/>
-          <w:u w:val="single"/>
-          <w:lang w:val="en-US"/>
-        </w:rPr>
-        <w:t>Detection</w:t>
-      </w:r>
-      <w:proofErr w:type="spellEnd"/>
-      <w:r>
-        <w:rPr>
-          <w:b/>
-          <w:color w:val="FF0000"/>
-          <w:sz w:val="26"/>
-          <w:szCs w:val="26"/>
-          <w:u w:val="single"/>
-          <w:lang w:val="en-US"/>
-        </w:rPr>
-        <w:t xml:space="preserve"> </w:t>
-      </w:r>
-      <w:proofErr w:type="spellStart"/>
-      <w:r>
-        <w:rPr>
-          <w:b/>
-          <w:color w:val="FF0000"/>
-          <w:sz w:val="26"/>
-          <w:szCs w:val="26"/>
-          <w:u w:val="single"/>
-          <w:lang w:val="en-US"/>
-        </w:rPr>
-        <w:t>Rules</w:t>
-      </w:r>
-      <w:proofErr w:type="spellEnd"/>
-    </w:p>
-    <w:p>
-      <w:pPr>
-        <w:rPr>
-          <w:b/>
-          <w:color w:val="FF0000"/>
-          <w:lang w:val="en-US"/>
-        </w:rPr>
-      </w:pPr>
-      <w:proofErr w:type="spellStart"/>
-      <w:r>
-        <w:rPr>
-          <w:b/>
-          <w:color w:val="FF0000"/>
-          <w:lang w:val="en-US"/>
-        </w:rPr>
-        <w:t>Current</w:t>
-      </w:r>
-      <w:proofErr w:type="spellEnd"/>
-      <w:r>
-        <w:rPr>
-          <w:b/>
-          <w:color w:val="FF0000"/>
-          <w:lang w:val="en-US"/>
-        </w:rPr>
-        <w:t xml:space="preserve"> </w:t>
-      </w:r>
-      <w:proofErr w:type="spellStart"/>
-      <w:r>
-        <w:rPr>
-          <w:b/>
-          <w:color w:val="FF0000"/>
-          <w:lang w:val="en-US"/>
-        </w:rPr>
-        <w:t>version</w:t>
-      </w:r>
-      <w:proofErr w:type="spellEnd"/>
-      <w:r>
-        <w:rPr>
-          <w:b/>
-          <w:color w:val="FF0000"/>
-          <w:lang w:val="en-US"/>
-        </w:rPr>
-        <w:t>:</w:t>
+        <w:t>9. Detection Rules</w:t>
+      </w:r>
+    </w:p>
+    <w:p>
+      <w:pPr>
+        <w:rPr>
+          <w:b/>
+          <w:color w:val="FF0000"/>
+          <w:lang w:val="en-US"/>
+        </w:rPr>
+      </w:pPr>
+      <w:r>
+        <w:rPr>
+          <w:b/>
+          <w:color w:val="FF0000"/>
+          <w:lang w:val="en-US"/>
+        </w:rPr>
+        <w:t>Current version:</w:t>
       </w:r>
     </w:p>
     <w:p>
@@ -5926,6 +5080,7 @@
           <w:sz w:val="21"/>
           <w:szCs w:val="21"/>
           <w:shd w:val="clear" w:color="auto" w:fill="181818"/>
+          <w:lang w:val="en-US"/>
         </w:rPr>
       </w:pPr>
       <w:r>
@@ -5935,21 +5090,35 @@
           <w:sz w:val="21"/>
           <w:szCs w:val="21"/>
           <w:shd w:val="clear" w:color="auto" w:fill="181818"/>
-        </w:rPr>
-        <w:t xml:space="preserve">Snapshot </w:t>
-      </w:r>
-      <w:proofErr w:type="spellStart"/>
-      <w:r>
+          <w:lang w:val="en-US"/>
+        </w:rPr>
+        <w:t>Snapshot rule:</w:t>
+      </w:r>
+    </w:p>
+    <w:p>
+      <w:pPr>
+        <w:rPr>
+          <w:lang w:val="en-US"/>
+        </w:rPr>
+      </w:pPr>
+      <w:r>
+        <w:rPr>
+          <w:lang w:val="en-US"/>
+        </w:rPr>
+        <w:t>If the camera detects a person, it saves a snapshot every 10 seconds.</w:t>
+      </w:r>
+    </w:p>
+    <w:p>
+      <w:pPr>
         <w:rPr>
           <w:rFonts w:ascii="Segoe UI" w:hAnsi="Segoe UI" w:cs="Segoe UI"/>
           <w:color w:val="FFFFFF"/>
           <w:sz w:val="21"/>
           <w:szCs w:val="21"/>
           <w:shd w:val="clear" w:color="auto" w:fill="181818"/>
-        </w:rPr>
-        <w:t>rule</w:t>
-      </w:r>
-      <w:proofErr w:type="spellEnd"/>
+          <w:lang w:val="en-US"/>
+        </w:rPr>
+      </w:pPr>
       <w:r>
         <w:rPr>
           <w:rFonts w:ascii="Segoe UI" w:hAnsi="Segoe UI" w:cs="Segoe UI"/>
@@ -5957,22 +5126,297 @@
           <w:sz w:val="21"/>
           <w:szCs w:val="21"/>
           <w:shd w:val="clear" w:color="auto" w:fill="181818"/>
-        </w:rPr>
-        <w:t>:</w:t>
-      </w:r>
-    </w:p>
-    <w:p>
-      <w:pPr>
-        <w:rPr>
-          <w:lang w:val="en-US"/>
-        </w:rPr>
-      </w:pPr>
-      <w:r>
-        <w:rPr>
-          <w:lang w:val="en-US"/>
-        </w:rPr>
-        <w:t>If the camera detects a person, it saves a snapshot every 10 seconds.</w:t>
-      </w:r>
+          <w:lang w:val="en-US"/>
+        </w:rPr>
+        <w:t>Cell phone rule:</w:t>
+      </w:r>
+    </w:p>
+    <w:p>
+      <w:pPr>
+        <w:rPr>
+          <w:lang w:val="en-US"/>
+        </w:rPr>
+      </w:pPr>
+      <w:r>
+        <w:rPr>
+          <w:lang w:val="en-US"/>
+        </w:rPr>
+        <w:t>If the camera detects a cell phone, it saves a high risk event.</w:t>
+      </w:r>
+    </w:p>
+    <w:p>
+      <w:pPr>
+        <w:rPr>
+          <w:b/>
+          <w:color w:val="FF0000"/>
+          <w:lang w:val="en-US"/>
+        </w:rPr>
+      </w:pPr>
+      <w:r>
+        <w:rPr>
+          <w:b/>
+          <w:color w:val="FF0000"/>
+          <w:lang w:val="en-US"/>
+        </w:rPr>
+        <w:t>Simple English:</w:t>
+      </w:r>
+    </w:p>
+    <w:p>
+      <w:pPr>
+        <w:rPr>
+          <w:lang w:val="en-US"/>
+        </w:rPr>
+      </w:pPr>
+      <w:r>
+        <w:rPr>
+          <w:lang w:val="en-US"/>
+        </w:rPr>
+        <w:t>The camera checks each frame.</w:t>
+      </w:r>
+      <w:r>
+        <w:rPr>
+          <w:lang w:val="en-US"/>
+        </w:rPr>
+        <w:br/>
+        <w:t>If it sees a person, it saves a snapshot.</w:t>
+      </w:r>
+      <w:r>
+        <w:rPr>
+          <w:lang w:val="en-US"/>
+        </w:rPr>
+        <w:br/>
+        <w:t>If it sees a cell phone, it creates a high risk event.</w:t>
+      </w:r>
+    </w:p>
+    <w:p>
+      <w:pPr>
+        <w:rPr>
+          <w:lang w:val="en-US"/>
+        </w:rPr>
+      </w:pPr>
+      <w:r>
+        <w:rPr>
+          <w:lang w:val="en-US"/>
+        </w:rPr>
+        <w:pict>
+          <v:rect id="_x0000_i1031" style="width:0;height:0" o:hralign="center" o:hrstd="t" o:hr="t" fillcolor="#a0a0a0" stroked="f"/>
+        </w:pict>
+      </w:r>
+    </w:p>
+    <w:p>
+      <w:pPr>
+        <w:rPr>
+          <w:b/>
+          <w:color w:val="FF0000"/>
+          <w:sz w:val="26"/>
+          <w:szCs w:val="26"/>
+          <w:u w:val="single"/>
+          <w:lang w:val="en-US"/>
+        </w:rPr>
+      </w:pPr>
+      <w:r>
+        <w:rPr>
+          <w:b/>
+          <w:color w:val="FF0000"/>
+          <w:sz w:val="26"/>
+          <w:szCs w:val="26"/>
+          <w:u w:val="single"/>
+          <w:lang w:val="en-US"/>
+        </w:rPr>
+        <w:lastRenderedPageBreak/>
+        <w:t>11. Data History</w:t>
+      </w:r>
+    </w:p>
+    <w:p>
+      <w:pPr>
+        <w:rPr>
+          <w:lang w:val="en-US"/>
+        </w:rPr>
+      </w:pPr>
+      <w:r>
+        <w:rPr>
+          <w:lang w:val="en-US"/>
+        </w:rPr>
+        <w:t>The project saves detection history in CSV.</w:t>
+      </w:r>
+    </w:p>
+    <w:p>
+      <w:pPr>
+        <w:rPr>
+          <w:lang w:val="en-US"/>
+        </w:rPr>
+      </w:pPr>
+      <w:r>
+        <w:rPr>
+          <w:lang w:val="en-US"/>
+        </w:rPr>
+        <w:t>Main fields:</w:t>
+      </w:r>
+    </w:p>
+    <w:p>
+      <w:pPr>
+        <w:rPr>
+          <w:lang w:val="en-US"/>
+        </w:rPr>
+      </w:pPr>
+      <w:proofErr w:type="gramStart"/>
+      <w:r>
+        <w:rPr>
+          <w:lang w:val="en-US"/>
+        </w:rPr>
+        <w:t>date</w:t>
+      </w:r>
+      <w:proofErr w:type="gramEnd"/>
+    </w:p>
+    <w:p>
+      <w:pPr>
+        <w:rPr>
+          <w:lang w:val="en-US"/>
+        </w:rPr>
+      </w:pPr>
+      <w:proofErr w:type="gramStart"/>
+      <w:r>
+        <w:rPr>
+          <w:lang w:val="en-US"/>
+        </w:rPr>
+        <w:t>time</w:t>
+      </w:r>
+      <w:proofErr w:type="gramEnd"/>
+    </w:p>
+    <w:p>
+      <w:pPr>
+        <w:rPr>
+          <w:lang w:val="en-US"/>
+        </w:rPr>
+      </w:pPr>
+      <w:proofErr w:type="spellStart"/>
+      <w:r>
+        <w:rPr>
+          <w:lang w:val="en-US"/>
+        </w:rPr>
+        <w:t>risk_type</w:t>
+      </w:r>
+      <w:proofErr w:type="spellEnd"/>
+    </w:p>
+    <w:p>
+      <w:pPr>
+        <w:rPr>
+          <w:lang w:val="en-US"/>
+        </w:rPr>
+      </w:pPr>
+      <w:proofErr w:type="spellStart"/>
+      <w:r>
+        <w:rPr>
+          <w:lang w:val="en-US"/>
+        </w:rPr>
+        <w:t>risk_level</w:t>
+      </w:r>
+      <w:proofErr w:type="spellEnd"/>
+    </w:p>
+    <w:p>
+      <w:pPr>
+        <w:rPr>
+          <w:lang w:val="en-US"/>
+        </w:rPr>
+      </w:pPr>
+      <w:proofErr w:type="spellStart"/>
+      <w:r>
+        <w:rPr>
+          <w:lang w:val="en-US"/>
+        </w:rPr>
+        <w:t>edge_score</w:t>
+      </w:r>
+      <w:proofErr w:type="spellEnd"/>
+    </w:p>
+    <w:p>
+      <w:pPr>
+        <w:rPr>
+          <w:lang w:val="en-US"/>
+        </w:rPr>
+      </w:pPr>
+      <w:proofErr w:type="gramStart"/>
+      <w:r>
+        <w:rPr>
+          <w:lang w:val="en-US"/>
+        </w:rPr>
+        <w:t>status</w:t>
+      </w:r>
+      <w:proofErr w:type="gramEnd"/>
+    </w:p>
+    <w:p>
+      <w:pPr>
+        <w:rPr>
+          <w:lang w:val="en-US"/>
+        </w:rPr>
+      </w:pPr>
+      <w:proofErr w:type="gramStart"/>
+      <w:r>
+        <w:rPr>
+          <w:lang w:val="en-US"/>
+        </w:rPr>
+        <w:t>duration</w:t>
+      </w:r>
+      <w:proofErr w:type="gramEnd"/>
+    </w:p>
+    <w:p>
+      <w:pPr>
+        <w:rPr>
+          <w:lang w:val="en-US"/>
+        </w:rPr>
+      </w:pPr>
+      <w:proofErr w:type="spellStart"/>
+      <w:r>
+        <w:rPr>
+          <w:lang w:val="en-US"/>
+        </w:rPr>
+        <w:t>person_count</w:t>
+      </w:r>
+      <w:proofErr w:type="spellEnd"/>
+    </w:p>
+    <w:p>
+      <w:pPr>
+        <w:rPr>
+          <w:lang w:val="en-US"/>
+        </w:rPr>
+      </w:pPr>
+      <w:proofErr w:type="spellStart"/>
+      <w:r>
+        <w:rPr>
+          <w:lang w:val="en-US"/>
+        </w:rPr>
+        <w:t>average_confidence</w:t>
+      </w:r>
+      <w:proofErr w:type="spellEnd"/>
+    </w:p>
+    <w:p>
+      <w:pPr>
+        <w:rPr>
+          <w:lang w:val="en-US"/>
+        </w:rPr>
+      </w:pPr>
+      <w:proofErr w:type="spellStart"/>
+      <w:r>
+        <w:rPr>
+          <w:lang w:val="en-US"/>
+        </w:rPr>
+        <w:t>detected_objects</w:t>
+      </w:r>
+      <w:proofErr w:type="spellEnd"/>
+    </w:p>
+    <w:p>
+      <w:pPr>
+        <w:rPr>
+          <w:lang w:val="en-US"/>
+        </w:rPr>
+      </w:pPr>
+      <w:proofErr w:type="spellStart"/>
+      <w:r>
+        <w:rPr>
+          <w:lang w:val="en-US"/>
+        </w:rPr>
+        <w:t>image_path</w:t>
+      </w:r>
+      <w:proofErr w:type="spellEnd"/>
     </w:p>
     <w:p>
       <w:pPr>
@@ -5994,20 +5438,34 @@
           <w:shd w:val="clear" w:color="auto" w:fill="181818"/>
           <w:lang w:val="en-US"/>
         </w:rPr>
-        <w:t>Cell phone rule:</w:t>
-      </w:r>
-    </w:p>
-    <w:p>
-      <w:pPr>
-        <w:rPr>
-          <w:lang w:val="en-US"/>
-        </w:rPr>
-      </w:pPr>
-      <w:r>
-        <w:rPr>
-          <w:lang w:val="en-US"/>
-        </w:rPr>
-        <w:t>If the camera detects a cell phone, it saves a high risk event.</w:t>
+        <w:t>Example:</w:t>
+      </w:r>
+    </w:p>
+    <w:p>
+      <w:pPr>
+        <w:rPr>
+          <w:lang w:val="en-US"/>
+        </w:rPr>
+      </w:pPr>
+      <w:r>
+        <w:rPr>
+          <w:lang w:val="en-US"/>
+        </w:rPr>
+        <w:t xml:space="preserve">Cell Phone </w:t>
+      </w:r>
+      <w:proofErr w:type="gramStart"/>
+      <w:r>
+        <w:rPr>
+          <w:lang w:val="en-US"/>
+        </w:rPr>
+        <w:t>In</w:t>
+      </w:r>
+      <w:proofErr w:type="gramEnd"/>
+      <w:r>
+        <w:rPr>
+          <w:lang w:val="en-US"/>
+        </w:rPr>
+        <w:t xml:space="preserve"> Work Area | High | active | person, cell phone</w:t>
       </w:r>
     </w:p>
     <w:p>
@@ -6037,35 +5495,35 @@
         <w:rPr>
           <w:lang w:val="en-US"/>
         </w:rPr>
-        <w:t>The camera checks each frame.</w:t>
+        <w:t>The CSV stores the detection history.</w:t>
       </w:r>
       <w:r>
         <w:rPr>
           <w:lang w:val="en-US"/>
         </w:rPr>
         <w:br/>
-        <w:t>If it sees a person, it saves a snapshot.</w:t>
-      </w:r>
-      <w:r>
-        <w:rPr>
-          <w:lang w:val="en-US"/>
-        </w:rPr>
-        <w:br/>
-        <w:t>If it sees a cell phone, it creates a high risk event.</w:t>
-      </w:r>
-    </w:p>
-    <w:p>
-      <w:pPr>
-        <w:rPr>
-          <w:lang w:val="en-US"/>
-        </w:rPr>
-      </w:pPr>
-      <w:r>
-        <w:rPr>
-          <w:lang w:val="en-US"/>
+        <w:t>The dashboard reads this history and creates charts.</w:t>
+      </w:r>
+    </w:p>
+    <w:p>
+      <w:pPr>
+        <w:spacing w:after="0" w:line="240" w:lineRule="auto"/>
+        <w:rPr>
+          <w:rFonts w:ascii="Times New Roman" w:eastAsia="Times New Roman" w:hAnsi="Times New Roman" w:cs="Times New Roman"/>
+          <w:sz w:val="24"/>
+          <w:szCs w:val="24"/>
+          <w:lang w:eastAsia="pt-BR"/>
+        </w:rPr>
+      </w:pPr>
+      <w:r>
+        <w:rPr>
+          <w:rFonts w:ascii="Times New Roman" w:eastAsia="Times New Roman" w:hAnsi="Times New Roman" w:cs="Times New Roman"/>
+          <w:sz w:val="24"/>
+          <w:szCs w:val="24"/>
+          <w:lang w:eastAsia="pt-BR"/>
         </w:rPr>
         <w:pict>
-          <v:rect id="_x0000_i1031" style="width:0;height:0" o:hralign="center" o:hrstd="t" o:hr="t" fillcolor="#a0a0a0" stroked="f"/>
+          <v:rect id="_x0000_i1032" style="width:0;height:0" o:hralign="center" o:hrstd="t" o:hr="t" fillcolor="#a0a0a0" stroked="f"/>
         </w:pict>
       </w:r>
     </w:p>
@@ -6089,704 +5547,658 @@
           <w:u w:val="single"/>
           <w:lang w:val="en-US"/>
         </w:rPr>
+        <w:t>12. Pandas Analytics</w:t>
+      </w:r>
+    </w:p>
+    <w:p>
+      <w:pPr>
+        <w:rPr>
+          <w:b/>
+          <w:color w:val="FF0000"/>
+          <w:lang w:val="en-US"/>
+        </w:rPr>
+      </w:pPr>
+      <w:r>
+        <w:rPr>
+          <w:b/>
+          <w:color w:val="FF0000"/>
+          <w:lang w:val="en-US"/>
+        </w:rPr>
+        <w:t>The file:</w:t>
+      </w:r>
+    </w:p>
+    <w:p>
+      <w:pPr>
+        <w:rPr>
+          <w:lang w:val="en-US"/>
+        </w:rPr>
+      </w:pPr>
+      <w:proofErr w:type="gramStart"/>
+      <w:r>
+        <w:rPr>
+          <w:lang w:val="en-US"/>
+        </w:rPr>
+        <w:t>backend/analytics.py</w:t>
+      </w:r>
+      <w:proofErr w:type="gramEnd"/>
+    </w:p>
+    <w:p>
+      <w:pPr>
+        <w:rPr>
+          <w:lang w:val="en-US"/>
+        </w:rPr>
+      </w:pPr>
+      <w:proofErr w:type="gramStart"/>
+      <w:r>
+        <w:rPr>
+          <w:lang w:val="en-US"/>
+        </w:rPr>
+        <w:t>uses</w:t>
+      </w:r>
+      <w:proofErr w:type="gramEnd"/>
+      <w:r>
+        <w:rPr>
+          <w:lang w:val="en-US"/>
+        </w:rPr>
+        <w:t xml:space="preserve"> Pandas to read the CSV and calculate dashboard data.</w:t>
+      </w:r>
+    </w:p>
+    <w:p>
+      <w:pPr>
+        <w:rPr>
+          <w:b/>
+          <w:color w:val="FF0000"/>
+          <w:lang w:val="en-US"/>
+        </w:rPr>
+      </w:pPr>
+      <w:r>
+        <w:rPr>
+          <w:b/>
+          <w:color w:val="FF0000"/>
+          <w:lang w:val="en-US"/>
+        </w:rPr>
+        <w:t>It calculates:</w:t>
+      </w:r>
+    </w:p>
+    <w:p>
+      <w:pPr>
+        <w:rPr>
+          <w:lang w:val="en-US"/>
+        </w:rPr>
+      </w:pPr>
+      <w:proofErr w:type="gramStart"/>
+      <w:r>
+        <w:rPr>
+          <w:lang w:val="en-US"/>
+        </w:rPr>
+        <w:t>risk</w:t>
+      </w:r>
+      <w:proofErr w:type="gramEnd"/>
+      <w:r>
+        <w:rPr>
+          <w:lang w:val="en-US"/>
+        </w:rPr>
+        <w:t xml:space="preserve"> </w:t>
+      </w:r>
+      <w:proofErr w:type="spellStart"/>
+      <w:r>
+        <w:rPr>
+          <w:lang w:val="en-US"/>
+        </w:rPr>
+        <w:t>vs</w:t>
+      </w:r>
+      <w:proofErr w:type="spellEnd"/>
+      <w:r>
+        <w:rPr>
+          <w:lang w:val="en-US"/>
+        </w:rPr>
+        <w:t xml:space="preserve"> safe</w:t>
+      </w:r>
+    </w:p>
+    <w:p>
+      <w:pPr>
+        <w:rPr>
+          <w:lang w:val="en-US"/>
+        </w:rPr>
+      </w:pPr>
+      <w:proofErr w:type="gramStart"/>
+      <w:r>
+        <w:rPr>
+          <w:lang w:val="en-US"/>
+        </w:rPr>
+        <w:t>average</w:t>
+      </w:r>
+      <w:proofErr w:type="gramEnd"/>
+      <w:r>
+        <w:rPr>
+          <w:lang w:val="en-US"/>
+        </w:rPr>
+        <w:t xml:space="preserve"> edge score</w:t>
+      </w:r>
+    </w:p>
+    <w:p>
+      <w:pPr>
+        <w:rPr>
+          <w:lang w:val="en-US"/>
+        </w:rPr>
+      </w:pPr>
+      <w:proofErr w:type="gramStart"/>
+      <w:r>
+        <w:rPr>
+          <w:lang w:val="en-US"/>
+        </w:rPr>
+        <w:t>risks</w:t>
+      </w:r>
+      <w:proofErr w:type="gramEnd"/>
+      <w:r>
+        <w:rPr>
+          <w:lang w:val="en-US"/>
+        </w:rPr>
+        <w:t xml:space="preserve"> by hour</w:t>
+      </w:r>
+    </w:p>
+    <w:p>
+      <w:pPr>
+        <w:rPr>
+          <w:b/>
+          <w:color w:val="FF0000"/>
+          <w:lang w:val="en-US"/>
+        </w:rPr>
+      </w:pPr>
+      <w:r>
+        <w:rPr>
+          <w:b/>
+          <w:color w:val="FF0000"/>
+          <w:lang w:val="en-US"/>
+        </w:rPr>
+        <w:t>Simple English:</w:t>
+      </w:r>
+    </w:p>
+    <w:p>
+      <w:pPr>
+        <w:rPr>
+          <w:lang w:val="en-US"/>
+        </w:rPr>
+      </w:pPr>
+      <w:r>
+        <w:rPr>
+          <w:lang w:val="en-US"/>
+        </w:rPr>
+        <w:t>I use Pandas to read the CSV.</w:t>
+      </w:r>
+      <w:r>
+        <w:rPr>
+          <w:lang w:val="en-US"/>
+        </w:rPr>
+        <w:br/>
+      </w:r>
+      <w:proofErr w:type="gramStart"/>
+      <w:r>
+        <w:rPr>
+          <w:lang w:val="en-US"/>
+        </w:rPr>
+        <w:t>Pandas helps</w:t>
+      </w:r>
+      <w:proofErr w:type="gramEnd"/>
+      <w:r>
+        <w:rPr>
+          <w:lang w:val="en-US"/>
+        </w:rPr>
+        <w:t xml:space="preserve"> me count risks and calculate averages.</w:t>
+      </w:r>
+      <w:r>
+        <w:rPr>
+          <w:lang w:val="en-US"/>
+        </w:rPr>
+        <w:br/>
+        <w:t>The dashboard uses this data.</w:t>
+      </w:r>
+    </w:p>
+    <w:p>
+      <w:pPr>
+        <w:rPr>
+          <w:lang w:val="en-US"/>
+        </w:rPr>
+      </w:pPr>
+      <w:r>
+        <w:rPr>
+          <w:lang w:val="en-US"/>
+        </w:rPr>
+        <w:pict>
+          <v:rect id="_x0000_i1033" style="width:0;height:0" o:hralign="center" o:hrstd="t" o:hr="t" fillcolor="#a0a0a0" stroked="f"/>
+        </w:pict>
+      </w:r>
+    </w:p>
+    <w:p>
+      <w:pPr>
+        <w:rPr>
+          <w:b/>
+          <w:color w:val="FF0000"/>
+          <w:sz w:val="26"/>
+          <w:szCs w:val="26"/>
+          <w:u w:val="single"/>
+          <w:lang w:val="en-US"/>
+        </w:rPr>
+      </w:pPr>
+      <w:r>
+        <w:rPr>
+          <w:b/>
+          <w:color w:val="FF0000"/>
+          <w:sz w:val="26"/>
+          <w:szCs w:val="26"/>
+          <w:u w:val="single"/>
+          <w:lang w:val="en-US"/>
+        </w:rPr>
         <w:lastRenderedPageBreak/>
-        <w:t>11. Data History</w:t>
-      </w:r>
-    </w:p>
-    <w:p>
-      <w:pPr>
-        <w:rPr>
-          <w:lang w:val="en-US"/>
-        </w:rPr>
-      </w:pPr>
-      <w:r>
-        <w:rPr>
-          <w:lang w:val="en-US"/>
-        </w:rPr>
-        <w:t>The project saves detection history in CSV.</w:t>
-      </w:r>
-    </w:p>
-    <w:p>
-      <w:pPr>
-        <w:rPr>
-          <w:lang w:val="en-US"/>
-        </w:rPr>
-      </w:pPr>
-      <w:r>
-        <w:rPr>
-          <w:lang w:val="en-US"/>
-        </w:rPr>
-        <w:t>Main fields:</w:t>
-      </w:r>
-    </w:p>
-    <w:p>
-      <w:pPr>
-        <w:rPr>
-          <w:lang w:val="en-US"/>
-        </w:rPr>
-      </w:pPr>
-      <w:proofErr w:type="gramStart"/>
-      <w:r>
-        <w:rPr>
-          <w:lang w:val="en-US"/>
-        </w:rPr>
-        <w:t>date</w:t>
-      </w:r>
-      <w:proofErr w:type="gramEnd"/>
-    </w:p>
-    <w:p>
-      <w:pPr>
-        <w:rPr>
-          <w:lang w:val="en-US"/>
-        </w:rPr>
-      </w:pPr>
-      <w:proofErr w:type="gramStart"/>
-      <w:r>
-        <w:rPr>
-          <w:lang w:val="en-US"/>
-        </w:rPr>
-        <w:t>time</w:t>
-      </w:r>
-      <w:proofErr w:type="gramEnd"/>
-    </w:p>
-    <w:p>
-      <w:pPr>
-        <w:rPr>
-          <w:lang w:val="en-US"/>
-        </w:rPr>
-      </w:pPr>
-      <w:proofErr w:type="spellStart"/>
-      <w:r>
-        <w:rPr>
-          <w:lang w:val="en-US"/>
-        </w:rPr>
-        <w:t>risk_type</w:t>
-      </w:r>
-      <w:proofErr w:type="spellEnd"/>
-    </w:p>
-    <w:p>
-      <w:pPr>
-        <w:rPr>
-          <w:lang w:val="en-US"/>
-        </w:rPr>
-      </w:pPr>
-      <w:proofErr w:type="spellStart"/>
-      <w:r>
-        <w:rPr>
-          <w:lang w:val="en-US"/>
-        </w:rPr>
-        <w:t>risk_level</w:t>
-      </w:r>
-      <w:proofErr w:type="spellEnd"/>
-    </w:p>
-    <w:p>
-      <w:pPr>
-        <w:rPr>
-          <w:lang w:val="en-US"/>
-        </w:rPr>
-      </w:pPr>
-      <w:proofErr w:type="spellStart"/>
-      <w:r>
-        <w:rPr>
-          <w:lang w:val="en-US"/>
-        </w:rPr>
-        <w:t>edge_score</w:t>
-      </w:r>
-      <w:proofErr w:type="spellEnd"/>
-    </w:p>
-    <w:p>
-      <w:pPr>
-        <w:rPr>
-          <w:lang w:val="en-US"/>
-        </w:rPr>
-      </w:pPr>
-      <w:proofErr w:type="gramStart"/>
-      <w:r>
-        <w:rPr>
-          <w:lang w:val="en-US"/>
-        </w:rPr>
-        <w:t>status</w:t>
-      </w:r>
-      <w:proofErr w:type="gramEnd"/>
-    </w:p>
-    <w:p>
-      <w:pPr>
-        <w:rPr>
-          <w:lang w:val="en-US"/>
-        </w:rPr>
-      </w:pPr>
-      <w:proofErr w:type="gramStart"/>
-      <w:r>
-        <w:rPr>
-          <w:lang w:val="en-US"/>
-        </w:rPr>
-        <w:t>duration</w:t>
-      </w:r>
-      <w:proofErr w:type="gramEnd"/>
-    </w:p>
-    <w:p>
-      <w:pPr>
-        <w:rPr>
-          <w:lang w:val="en-US"/>
-        </w:rPr>
-      </w:pPr>
-      <w:proofErr w:type="spellStart"/>
-      <w:r>
-        <w:rPr>
-          <w:lang w:val="en-US"/>
-        </w:rPr>
-        <w:t>person_count</w:t>
-      </w:r>
-      <w:proofErr w:type="spellEnd"/>
-    </w:p>
-    <w:p>
-      <w:pPr>
-        <w:rPr>
-          <w:lang w:val="en-US"/>
-        </w:rPr>
-      </w:pPr>
-      <w:proofErr w:type="spellStart"/>
-      <w:r>
-        <w:rPr>
-          <w:lang w:val="en-US"/>
-        </w:rPr>
-        <w:t>average_confidence</w:t>
-      </w:r>
-      <w:proofErr w:type="spellEnd"/>
-    </w:p>
-    <w:p>
-      <w:pPr>
-        <w:rPr>
-          <w:lang w:val="en-US"/>
-        </w:rPr>
-      </w:pPr>
-      <w:proofErr w:type="spellStart"/>
-      <w:r>
-        <w:rPr>
-          <w:lang w:val="en-US"/>
-        </w:rPr>
-        <w:t>detected_objects</w:t>
-      </w:r>
-      <w:proofErr w:type="spellEnd"/>
-    </w:p>
-    <w:p>
-      <w:pPr>
-        <w:rPr>
-          <w:lang w:val="en-US"/>
-        </w:rPr>
-      </w:pPr>
-      <w:proofErr w:type="spellStart"/>
-      <w:r>
-        <w:rPr>
-          <w:lang w:val="en-US"/>
-        </w:rPr>
-        <w:t>image_path</w:t>
-      </w:r>
-      <w:proofErr w:type="spellEnd"/>
-    </w:p>
-    <w:p>
-      <w:pPr>
+        <w:t xml:space="preserve">13. </w:t>
+      </w:r>
+      <w:proofErr w:type="spellStart"/>
+      <w:r>
+        <w:rPr>
+          <w:b/>
+          <w:color w:val="FF0000"/>
+          <w:sz w:val="26"/>
+          <w:szCs w:val="26"/>
+          <w:u w:val="single"/>
+          <w:lang w:val="en-US"/>
+        </w:rPr>
+        <w:t>Plotly</w:t>
+      </w:r>
+      <w:proofErr w:type="spellEnd"/>
+      <w:r>
+        <w:rPr>
+          <w:b/>
+          <w:color w:val="FF0000"/>
+          <w:sz w:val="26"/>
+          <w:szCs w:val="26"/>
+          <w:u w:val="single"/>
+          <w:lang w:val="en-US"/>
+        </w:rPr>
+        <w:t xml:space="preserve"> Dashboard</w:t>
+      </w:r>
+    </w:p>
+    <w:p>
+      <w:pPr>
+        <w:rPr>
+          <w:lang w:val="en-US"/>
+        </w:rPr>
+      </w:pPr>
+      <w:r>
+        <w:rPr>
+          <w:lang w:val="en-US"/>
+        </w:rPr>
+        <w:t>The dashboard uses Plotly.js in the frontend.</w:t>
+      </w:r>
+    </w:p>
+    <w:p>
+      <w:pPr>
+        <w:rPr>
+          <w:lang w:val="en-US"/>
+        </w:rPr>
+      </w:pPr>
+      <w:r>
+        <w:rPr>
+          <w:lang w:val="en-US"/>
+        </w:rPr>
+        <w:t>JavaScript calls:</w:t>
+      </w:r>
+    </w:p>
+    <w:p>
+      <w:pPr>
+        <w:rPr>
+          <w:lang w:val="en-US"/>
+        </w:rPr>
+      </w:pPr>
+      <w:proofErr w:type="gramStart"/>
+      <w:r>
+        <w:rPr>
+          <w:lang w:val="en-US"/>
+        </w:rPr>
+        <w:t>fetch(</w:t>
+      </w:r>
+      <w:proofErr w:type="gramEnd"/>
+      <w:r>
+        <w:rPr>
+          <w:lang w:val="en-US"/>
+        </w:rPr>
+        <w:t>"/</w:t>
+      </w:r>
+      <w:proofErr w:type="spellStart"/>
+      <w:r>
+        <w:rPr>
+          <w:lang w:val="en-US"/>
+        </w:rPr>
+        <w:t>api</w:t>
+      </w:r>
+      <w:proofErr w:type="spellEnd"/>
+      <w:r>
+        <w:rPr>
+          <w:lang w:val="en-US"/>
+        </w:rPr>
+        <w:t>/stats")</w:t>
+      </w:r>
+    </w:p>
+    <w:p>
+      <w:pPr>
+        <w:rPr>
+          <w:b/>
+          <w:lang w:val="en-US"/>
+        </w:rPr>
+      </w:pPr>
+      <w:r>
         <w:rPr>
           <w:rFonts w:ascii="Segoe UI" w:hAnsi="Segoe UI" w:cs="Segoe UI"/>
+          <w:b/>
           <w:color w:val="FFFFFF"/>
           <w:sz w:val="21"/>
           <w:szCs w:val="21"/>
           <w:shd w:val="clear" w:color="auto" w:fill="181818"/>
           <w:lang w:val="en-US"/>
         </w:rPr>
-      </w:pPr>
-      <w:r>
+        <w:t>Then it creates:</w:t>
+      </w:r>
+    </w:p>
+    <w:p>
+      <w:pPr>
+        <w:rPr>
+          <w:lang w:val="en-US"/>
+        </w:rPr>
+      </w:pPr>
+      <w:r>
+        <w:rPr>
+          <w:lang w:val="en-US"/>
+        </w:rPr>
+        <w:t xml:space="preserve">Risk </w:t>
+      </w:r>
+      <w:proofErr w:type="spellStart"/>
+      <w:r>
+        <w:rPr>
+          <w:lang w:val="en-US"/>
+        </w:rPr>
+        <w:t>vs</w:t>
+      </w:r>
+      <w:proofErr w:type="spellEnd"/>
+      <w:r>
+        <w:rPr>
+          <w:lang w:val="en-US"/>
+        </w:rPr>
+        <w:t xml:space="preserve"> Safe chart</w:t>
+      </w:r>
+    </w:p>
+    <w:p>
+      <w:pPr>
+        <w:rPr>
+          <w:lang w:val="en-US"/>
+        </w:rPr>
+      </w:pPr>
+      <w:r>
+        <w:rPr>
+          <w:lang w:val="en-US"/>
+        </w:rPr>
+        <w:t>Average Edge Score chart</w:t>
+      </w:r>
+    </w:p>
+    <w:p>
+      <w:pPr>
+        <w:rPr>
+          <w:lang w:val="en-US"/>
+        </w:rPr>
+      </w:pPr>
+      <w:r>
+        <w:rPr>
+          <w:lang w:val="en-US"/>
+        </w:rPr>
+        <w:t>Risks by Hour chart</w:t>
+      </w:r>
+    </w:p>
+    <w:p>
+      <w:pPr>
+        <w:rPr>
+          <w:b/>
+          <w:color w:val="FF0000"/>
+          <w:lang w:val="en-US"/>
+        </w:rPr>
+      </w:pPr>
+      <w:r>
+        <w:rPr>
+          <w:b/>
+          <w:color w:val="FF0000"/>
+          <w:lang w:val="en-US"/>
+        </w:rPr>
+        <w:t>Simple English:</w:t>
+      </w:r>
+    </w:p>
+    <w:p>
+      <w:pPr>
+        <w:rPr>
+          <w:lang w:val="en-US"/>
+        </w:rPr>
+      </w:pPr>
+      <w:r>
+        <w:rPr>
+          <w:lang w:val="en-US"/>
+        </w:rPr>
+        <w:t>JavaScript gets the data from Flask.</w:t>
+      </w:r>
+      <w:r>
+        <w:rPr>
+          <w:lang w:val="en-US"/>
+        </w:rPr>
+        <w:br/>
+      </w:r>
+      <w:proofErr w:type="spellStart"/>
+      <w:r>
+        <w:rPr>
+          <w:lang w:val="en-US"/>
+        </w:rPr>
+        <w:t>Plotly</w:t>
+      </w:r>
+      <w:proofErr w:type="spellEnd"/>
+      <w:r>
+        <w:rPr>
+          <w:lang w:val="en-US"/>
+        </w:rPr>
+        <w:t xml:space="preserve"> uses the data to draw charts.</w:t>
+      </w:r>
+    </w:p>
+    <w:p>
+      <w:pPr>
+        <w:rPr>
+          <w:lang w:val="en-US"/>
+        </w:rPr>
+      </w:pPr>
+      <w:r>
+        <w:rPr>
+          <w:lang w:val="en-US"/>
+        </w:rPr>
+        <w:pict>
+          <v:rect id="_x0000_i1034" style="width:0;height:0" o:hralign="center" o:hrstd="t" o:hr="t" fillcolor="#a0a0a0" stroked="f"/>
+        </w:pict>
+      </w:r>
+    </w:p>
+    <w:p>
+      <w:pPr>
+        <w:rPr>
+          <w:b/>
+          <w:color w:val="FF0000"/>
+          <w:sz w:val="26"/>
+          <w:szCs w:val="26"/>
+          <w:u w:val="single"/>
+          <w:lang w:val="en-US"/>
+        </w:rPr>
+      </w:pPr>
+      <w:r>
+        <w:rPr>
+          <w:b/>
+          <w:color w:val="FF0000"/>
+          <w:sz w:val="26"/>
+          <w:szCs w:val="26"/>
+          <w:u w:val="single"/>
+          <w:lang w:val="en-US"/>
+        </w:rPr>
+        <w:t>14. Color Palette</w:t>
+      </w:r>
+    </w:p>
+    <w:p>
+      <w:pPr>
+        <w:rPr>
+          <w:lang w:val="en-US"/>
+        </w:rPr>
+      </w:pPr>
+      <w:r>
+        <w:rPr>
+          <w:lang w:val="en-US"/>
+        </w:rPr>
+        <w:t>The visual identity is based on the favicon.</w:t>
+      </w:r>
+    </w:p>
+    <w:p>
+      <w:pPr>
+        <w:rPr>
+          <w:b/>
+          <w:color w:val="FF0000"/>
+          <w:lang w:val="en-US"/>
+        </w:rPr>
+      </w:pPr>
+      <w:r>
+        <w:rPr>
+          <w:b/>
+          <w:color w:val="FF0000"/>
+          <w:lang w:val="en-US"/>
+        </w:rPr>
+        <w:t>Meaning:</w:t>
+      </w:r>
+    </w:p>
+    <w:p>
+      <w:pPr>
+        <w:rPr>
+          <w:lang w:val="en-US"/>
+        </w:rPr>
+      </w:pPr>
+      <w:proofErr w:type="gramStart"/>
+      <w:r>
+        <w:rPr>
+          <w:lang w:val="en-US"/>
+        </w:rPr>
+        <w:t>dark</w:t>
+      </w:r>
+      <w:proofErr w:type="gramEnd"/>
+      <w:r>
+        <w:rPr>
+          <w:lang w:val="en-US"/>
+        </w:rPr>
+        <w:t xml:space="preserve"> navy -&gt; technology background</w:t>
+      </w:r>
+    </w:p>
+    <w:p>
+      <w:pPr>
+        <w:rPr>
+          <w:lang w:val="en-US"/>
+        </w:rPr>
+      </w:pPr>
+      <w:proofErr w:type="gramStart"/>
+      <w:r>
+        <w:rPr>
+          <w:lang w:val="en-US"/>
+        </w:rPr>
+        <w:t>neon</w:t>
+      </w:r>
+      <w:proofErr w:type="gramEnd"/>
+      <w:r>
+        <w:rPr>
+          <w:lang w:val="en-US"/>
+        </w:rPr>
+        <w:t xml:space="preserve"> green -&gt; safe, technology, positive action</w:t>
+      </w:r>
+    </w:p>
+    <w:p>
+      <w:pPr>
+        <w:rPr>
+          <w:lang w:val="en-US"/>
+        </w:rPr>
+      </w:pPr>
+      <w:proofErr w:type="gramStart"/>
+      <w:r>
+        <w:rPr>
+          <w:lang w:val="en-US"/>
+        </w:rPr>
+        <w:t>red</w:t>
+      </w:r>
+      <w:proofErr w:type="gramEnd"/>
+      <w:r>
+        <w:rPr>
+          <w:lang w:val="en-US"/>
+        </w:rPr>
+        <w:t xml:space="preserve"> -&gt; risk and alarm</w:t>
+      </w:r>
+    </w:p>
+    <w:p>
+      <w:pPr>
+        <w:rPr>
+          <w:lang w:val="en-US"/>
+        </w:rPr>
+      </w:pPr>
+      <w:proofErr w:type="gramStart"/>
+      <w:r>
+        <w:rPr>
+          <w:lang w:val="en-US"/>
+        </w:rPr>
+        <w:t>orange</w:t>
+      </w:r>
+      <w:proofErr w:type="gramEnd"/>
+      <w:r>
+        <w:rPr>
+          <w:lang w:val="en-US"/>
+        </w:rPr>
+        <w:t xml:space="preserve"> -&gt; </w:t>
+      </w:r>
+      <w:proofErr w:type="spellStart"/>
+      <w:r>
+        <w:rPr>
+          <w:lang w:val="en-US"/>
+        </w:rPr>
+        <w:t>OpenCV</w:t>
+      </w:r>
+      <w:proofErr w:type="spellEnd"/>
+      <w:r>
+        <w:rPr>
+          <w:lang w:val="en-US"/>
+        </w:rPr>
+        <w:t xml:space="preserve"> edge score</w:t>
+      </w:r>
+    </w:p>
+    <w:p>
+      <w:pPr>
+        <w:rPr>
+          <w:lang w:val="en-US"/>
+        </w:rPr>
+      </w:pPr>
+      <w:proofErr w:type="gramStart"/>
+      <w:r>
+        <w:rPr>
+          <w:lang w:val="en-US"/>
+        </w:rPr>
+        <w:t>light</w:t>
+      </w:r>
+      <w:proofErr w:type="gramEnd"/>
+      <w:r>
+        <w:rPr>
+          <w:lang w:val="en-US"/>
+        </w:rPr>
+        <w:t xml:space="preserve"> panel -&gt; cards and dashboard sections</w:t>
+      </w:r>
+    </w:p>
+    <w:p>
+      <w:pPr>
         <w:rPr>
           <w:rFonts w:ascii="Segoe UI" w:hAnsi="Segoe UI" w:cs="Segoe UI"/>
+          <w:b/>
           <w:color w:val="FFFFFF"/>
           <w:sz w:val="21"/>
           <w:szCs w:val="21"/>
           <w:shd w:val="clear" w:color="auto" w:fill="181818"/>
           <w:lang w:val="en-US"/>
         </w:rPr>
-        <w:t>Example:</w:t>
-      </w:r>
-    </w:p>
-    <w:p>
-      <w:pPr>
-        <w:rPr>
-          <w:lang w:val="en-US"/>
-        </w:rPr>
-      </w:pPr>
-      <w:r>
-        <w:rPr>
-          <w:lang w:val="en-US"/>
-        </w:rPr>
-        <w:t xml:space="preserve">Cell Phone </w:t>
-      </w:r>
-      <w:proofErr w:type="gramStart"/>
-      <w:r>
-        <w:rPr>
-          <w:lang w:val="en-US"/>
-        </w:rPr>
-        <w:t>In</w:t>
-      </w:r>
-      <w:proofErr w:type="gramEnd"/>
-      <w:r>
-        <w:rPr>
-          <w:lang w:val="en-US"/>
-        </w:rPr>
-        <w:t xml:space="preserve"> Work Area | High | active | person, cell phone</w:t>
-      </w:r>
-    </w:p>
-    <w:p>
-      <w:pPr>
-        <w:rPr>
-          <w:b/>
-          <w:color w:val="FF0000"/>
-          <w:lang w:val="en-US"/>
-        </w:rPr>
-      </w:pPr>
-      <w:r>
-        <w:rPr>
-          <w:b/>
-          <w:color w:val="FF0000"/>
-          <w:lang w:val="en-US"/>
-        </w:rPr>
-        <w:t>Simple English:</w:t>
-      </w:r>
-    </w:p>
-    <w:p>
-      <w:pPr>
-        <w:rPr>
-          <w:lang w:val="en-US"/>
-        </w:rPr>
-      </w:pPr>
-      <w:r>
-        <w:rPr>
-          <w:lang w:val="en-US"/>
-        </w:rPr>
-        <w:t>The CSV stores the detection history.</w:t>
-      </w:r>
-      <w:r>
-        <w:rPr>
-          <w:lang w:val="en-US"/>
-        </w:rPr>
-        <w:br/>
-        <w:t>The dashboard reads this history and creates charts.</w:t>
-      </w:r>
-    </w:p>
-    <w:p>
-      <w:pPr>
-        <w:spacing w:after="0" w:line="240" w:lineRule="auto"/>
-        <w:rPr>
-          <w:rFonts w:ascii="Times New Roman" w:eastAsia="Times New Roman" w:hAnsi="Times New Roman" w:cs="Times New Roman"/>
-          <w:sz w:val="24"/>
-          <w:szCs w:val="24"/>
-          <w:lang w:eastAsia="pt-BR"/>
-        </w:rPr>
-      </w:pPr>
-      <w:r>
-        <w:rPr>
-          <w:rFonts w:ascii="Times New Roman" w:eastAsia="Times New Roman" w:hAnsi="Times New Roman" w:cs="Times New Roman"/>
-          <w:sz w:val="24"/>
-          <w:szCs w:val="24"/>
-          <w:lang w:eastAsia="pt-BR"/>
-        </w:rPr>
-        <w:pict>
-          <v:rect id="_x0000_i1032" style="width:0;height:0" o:hralign="center" o:hrstd="t" o:hr="t" fillcolor="#a0a0a0" stroked="f"/>
-        </w:pict>
-      </w:r>
-    </w:p>
-    <w:p>
-      <w:pPr>
-        <w:rPr>
-          <w:b/>
-          <w:color w:val="FF0000"/>
-          <w:sz w:val="26"/>
-          <w:szCs w:val="26"/>
-          <w:u w:val="single"/>
-          <w:lang w:val="en-US"/>
-        </w:rPr>
-      </w:pPr>
-      <w:r>
-        <w:rPr>
-          <w:b/>
-          <w:color w:val="FF0000"/>
-          <w:sz w:val="26"/>
-          <w:szCs w:val="26"/>
-          <w:u w:val="single"/>
-          <w:lang w:val="en-US"/>
-        </w:rPr>
-        <w:t xml:space="preserve">12. Pandas </w:t>
-      </w:r>
-      <w:proofErr w:type="spellStart"/>
-      <w:r>
-        <w:rPr>
-          <w:b/>
-          <w:color w:val="FF0000"/>
-          <w:sz w:val="26"/>
-          <w:szCs w:val="26"/>
-          <w:u w:val="single"/>
-          <w:lang w:val="en-US"/>
-        </w:rPr>
-        <w:t>Analytics</w:t>
-      </w:r>
-      <w:proofErr w:type="spellEnd"/>
-    </w:p>
-    <w:p>
-      <w:pPr>
-        <w:rPr>
-          <w:b/>
-          <w:color w:val="FF0000"/>
-          <w:lang w:val="en-US"/>
-        </w:rPr>
-      </w:pPr>
-      <w:r>
-        <w:rPr>
-          <w:b/>
-          <w:color w:val="FF0000"/>
-          <w:lang w:val="en-US"/>
-        </w:rPr>
-        <w:t>The file:</w:t>
-      </w:r>
-    </w:p>
-    <w:p>
-      <w:pPr>
-        <w:rPr>
-          <w:lang w:val="en-US"/>
-        </w:rPr>
-      </w:pPr>
-      <w:proofErr w:type="gramStart"/>
-      <w:r>
-        <w:rPr>
-          <w:lang w:val="en-US"/>
-        </w:rPr>
-        <w:t>backend/analytics.py</w:t>
-      </w:r>
-      <w:proofErr w:type="gramEnd"/>
-    </w:p>
-    <w:p>
-      <w:pPr>
-        <w:rPr>
-          <w:lang w:val="en-US"/>
-        </w:rPr>
-      </w:pPr>
-      <w:proofErr w:type="gramStart"/>
-      <w:r>
-        <w:rPr>
-          <w:lang w:val="en-US"/>
-        </w:rPr>
-        <w:t>uses</w:t>
-      </w:r>
-      <w:proofErr w:type="gramEnd"/>
-      <w:r>
-        <w:rPr>
-          <w:lang w:val="en-US"/>
-        </w:rPr>
-        <w:t xml:space="preserve"> Pandas to read the CSV and calculate dashboard data.</w:t>
-      </w:r>
-    </w:p>
-    <w:p>
-      <w:pPr>
-        <w:rPr>
-          <w:b/>
-          <w:color w:val="FF0000"/>
-          <w:lang w:val="en-US"/>
-        </w:rPr>
-      </w:pPr>
-      <w:r>
-        <w:rPr>
-          <w:b/>
-          <w:color w:val="FF0000"/>
-          <w:lang w:val="en-US"/>
-        </w:rPr>
-        <w:t>It calculates:</w:t>
-      </w:r>
-    </w:p>
-    <w:p>
-      <w:pPr>
-        <w:rPr>
-          <w:lang w:val="en-US"/>
-        </w:rPr>
-      </w:pPr>
-      <w:proofErr w:type="gramStart"/>
-      <w:r>
-        <w:rPr>
-          <w:lang w:val="en-US"/>
-        </w:rPr>
-        <w:t>risk</w:t>
-      </w:r>
-      <w:proofErr w:type="gramEnd"/>
-      <w:r>
-        <w:rPr>
-          <w:lang w:val="en-US"/>
-        </w:rPr>
-        <w:t xml:space="preserve"> </w:t>
-      </w:r>
-      <w:proofErr w:type="spellStart"/>
-      <w:r>
-        <w:rPr>
-          <w:lang w:val="en-US"/>
-        </w:rPr>
-        <w:t>vs</w:t>
-      </w:r>
-      <w:proofErr w:type="spellEnd"/>
-      <w:r>
-        <w:rPr>
-          <w:lang w:val="en-US"/>
-        </w:rPr>
-        <w:t xml:space="preserve"> safe</w:t>
-      </w:r>
-    </w:p>
-    <w:p>
-      <w:pPr>
-        <w:rPr>
-          <w:lang w:val="en-US"/>
-        </w:rPr>
-      </w:pPr>
-      <w:proofErr w:type="gramStart"/>
-      <w:r>
-        <w:rPr>
-          <w:lang w:val="en-US"/>
-        </w:rPr>
-        <w:t>average</w:t>
-      </w:r>
-      <w:proofErr w:type="gramEnd"/>
-      <w:r>
-        <w:rPr>
-          <w:lang w:val="en-US"/>
-        </w:rPr>
-        <w:t xml:space="preserve"> edge score</w:t>
-      </w:r>
-    </w:p>
-    <w:p>
-      <w:pPr>
-        <w:rPr>
-          <w:lang w:val="en-US"/>
-        </w:rPr>
-      </w:pPr>
-      <w:proofErr w:type="gramStart"/>
-      <w:r>
-        <w:rPr>
-          <w:lang w:val="en-US"/>
-        </w:rPr>
-        <w:t>risks</w:t>
-      </w:r>
-      <w:proofErr w:type="gramEnd"/>
-      <w:r>
-        <w:rPr>
-          <w:lang w:val="en-US"/>
-        </w:rPr>
-        <w:t xml:space="preserve"> by hour</w:t>
-      </w:r>
-    </w:p>
-    <w:p>
-      <w:pPr>
-        <w:rPr>
-          <w:b/>
-          <w:color w:val="FF0000"/>
-          <w:lang w:val="en-US"/>
-        </w:rPr>
-      </w:pPr>
-      <w:r>
-        <w:rPr>
-          <w:b/>
-          <w:color w:val="FF0000"/>
-          <w:lang w:val="en-US"/>
-        </w:rPr>
-        <w:t>Simple English:</w:t>
-      </w:r>
-    </w:p>
-    <w:p>
-      <w:pPr>
-        <w:rPr>
-          <w:lang w:val="en-US"/>
-        </w:rPr>
-      </w:pPr>
-      <w:r>
-        <w:rPr>
-          <w:lang w:val="en-US"/>
-        </w:rPr>
-        <w:t>I use Pandas to read the CSV.</w:t>
-      </w:r>
-      <w:r>
-        <w:rPr>
-          <w:lang w:val="en-US"/>
-        </w:rPr>
-        <w:br/>
-      </w:r>
-      <w:proofErr w:type="gramStart"/>
-      <w:r>
-        <w:rPr>
-          <w:lang w:val="en-US"/>
-        </w:rPr>
-        <w:t>Pandas helps</w:t>
-      </w:r>
-      <w:proofErr w:type="gramEnd"/>
-      <w:r>
-        <w:rPr>
-          <w:lang w:val="en-US"/>
-        </w:rPr>
-        <w:t xml:space="preserve"> me count risks and calculate averages.</w:t>
-      </w:r>
-      <w:r>
-        <w:rPr>
-          <w:lang w:val="en-US"/>
-        </w:rPr>
-        <w:br/>
-        <w:t>The dashboard uses this data.</w:t>
-      </w:r>
-    </w:p>
-    <w:p>
-      <w:pPr>
-        <w:rPr>
-          <w:lang w:val="en-US"/>
-        </w:rPr>
-      </w:pPr>
-      <w:r>
-        <w:rPr>
-          <w:lang w:val="en-US"/>
-        </w:rPr>
-        <w:pict>
-          <v:rect id="_x0000_i1033" style="width:0;height:0" o:hralign="center" o:hrstd="t" o:hr="t" fillcolor="#a0a0a0" stroked="f"/>
-        </w:pict>
-      </w:r>
-    </w:p>
-    <w:p>
-      <w:pPr>
-        <w:rPr>
-          <w:b/>
-          <w:color w:val="FF0000"/>
-          <w:sz w:val="26"/>
-          <w:szCs w:val="26"/>
-          <w:u w:val="single"/>
-          <w:lang w:val="en-US"/>
-        </w:rPr>
-      </w:pPr>
-      <w:r>
-        <w:rPr>
-          <w:b/>
-          <w:color w:val="FF0000"/>
-          <w:sz w:val="26"/>
-          <w:szCs w:val="26"/>
-          <w:u w:val="single"/>
-          <w:lang w:val="en-US"/>
-        </w:rPr>
-        <w:lastRenderedPageBreak/>
-        <w:t xml:space="preserve">13. </w:t>
-      </w:r>
-      <w:proofErr w:type="spellStart"/>
-      <w:r>
-        <w:rPr>
-          <w:b/>
-          <w:color w:val="FF0000"/>
-          <w:sz w:val="26"/>
-          <w:szCs w:val="26"/>
-          <w:u w:val="single"/>
-          <w:lang w:val="en-US"/>
-        </w:rPr>
-        <w:t>Plotly</w:t>
-      </w:r>
-      <w:proofErr w:type="spellEnd"/>
-      <w:r>
-        <w:rPr>
-          <w:b/>
-          <w:color w:val="FF0000"/>
-          <w:sz w:val="26"/>
-          <w:szCs w:val="26"/>
-          <w:u w:val="single"/>
-          <w:lang w:val="en-US"/>
-        </w:rPr>
-        <w:t xml:space="preserve"> Dashboard</w:t>
-      </w:r>
-    </w:p>
-    <w:p>
-      <w:pPr>
-        <w:rPr>
-          <w:lang w:val="en-US"/>
-        </w:rPr>
-      </w:pPr>
-      <w:r>
-        <w:rPr>
-          <w:lang w:val="en-US"/>
-        </w:rPr>
-        <w:t>The dashboard uses Plotly.js in the frontend.</w:t>
-      </w:r>
-    </w:p>
-    <w:p>
-      <w:pPr>
-        <w:rPr>
-          <w:lang w:val="en-US"/>
-        </w:rPr>
-      </w:pPr>
-      <w:proofErr w:type="spellStart"/>
-      <w:proofErr w:type="gramStart"/>
-      <w:r>
-        <w:rPr>
-          <w:lang w:val="en-US"/>
-        </w:rPr>
-        <w:t>JavaScript</w:t>
-      </w:r>
-      <w:proofErr w:type="spellEnd"/>
-      <w:proofErr w:type="gramEnd"/>
-      <w:r>
-        <w:rPr>
-          <w:lang w:val="en-US"/>
-        </w:rPr>
-        <w:t xml:space="preserve"> </w:t>
-      </w:r>
-      <w:proofErr w:type="spellStart"/>
-      <w:r>
-        <w:rPr>
-          <w:lang w:val="en-US"/>
-        </w:rPr>
-        <w:t>calls</w:t>
-      </w:r>
-      <w:proofErr w:type="spellEnd"/>
-      <w:r>
-        <w:rPr>
-          <w:lang w:val="en-US"/>
-        </w:rPr>
-        <w:t>:</w:t>
-      </w:r>
-    </w:p>
-    <w:p>
-      <w:pPr>
-        <w:rPr>
-          <w:lang w:val="en-US"/>
-        </w:rPr>
-      </w:pPr>
-      <w:proofErr w:type="gramStart"/>
-      <w:r>
-        <w:rPr>
-          <w:lang w:val="en-US"/>
-        </w:rPr>
-        <w:t>fetch(</w:t>
-      </w:r>
-      <w:proofErr w:type="gramEnd"/>
-      <w:r>
-        <w:rPr>
-          <w:lang w:val="en-US"/>
-        </w:rPr>
-        <w:t>"/</w:t>
-      </w:r>
-      <w:proofErr w:type="spellStart"/>
-      <w:r>
-        <w:rPr>
-          <w:lang w:val="en-US"/>
-        </w:rPr>
-        <w:t>api</w:t>
-      </w:r>
-      <w:proofErr w:type="spellEnd"/>
-      <w:r>
-        <w:rPr>
-          <w:lang w:val="en-US"/>
-        </w:rPr>
-        <w:t>/stats")</w:t>
-      </w:r>
-    </w:p>
-    <w:p>
-      <w:pPr>
-        <w:rPr>
-          <w:b/>
-          <w:lang w:val="en-US"/>
-        </w:rPr>
       </w:pPr>
       <w:r>
         <w:rPr>
@@ -6798,76 +6210,186 @@
           <w:shd w:val="clear" w:color="auto" w:fill="181818"/>
           <w:lang w:val="en-US"/>
         </w:rPr>
-        <w:t>Then it creates:</w:t>
-      </w:r>
-    </w:p>
-    <w:p>
-      <w:pPr>
-        <w:rPr>
-          <w:lang w:val="en-US"/>
-        </w:rPr>
-      </w:pPr>
-      <w:r>
-        <w:rPr>
-          <w:lang w:val="en-US"/>
-        </w:rPr>
-        <w:t xml:space="preserve">Risk </w:t>
-      </w:r>
-      <w:proofErr w:type="spellStart"/>
-      <w:r>
-        <w:rPr>
-          <w:lang w:val="en-US"/>
-        </w:rPr>
-        <w:t>vs</w:t>
-      </w:r>
-      <w:proofErr w:type="spellEnd"/>
-      <w:r>
-        <w:rPr>
-          <w:lang w:val="en-US"/>
-        </w:rPr>
-        <w:t xml:space="preserve"> Safe chart</w:t>
-      </w:r>
-    </w:p>
-    <w:p>
-      <w:pPr>
-        <w:rPr>
-          <w:lang w:val="en-US"/>
-        </w:rPr>
-      </w:pPr>
-      <w:r>
-        <w:rPr>
-          <w:lang w:val="en-US"/>
-        </w:rPr>
-        <w:t>Average Edge Score chart</w:t>
-      </w:r>
-    </w:p>
-    <w:p>
-      <w:pPr>
-        <w:rPr>
-          <w:lang w:val="en-US"/>
-        </w:rPr>
-      </w:pPr>
-      <w:r>
-        <w:rPr>
-          <w:lang w:val="en-US"/>
-        </w:rPr>
-        <w:t>Risks by Hour chart</w:t>
-      </w:r>
-    </w:p>
-    <w:p>
-      <w:pPr>
-        <w:rPr>
-          <w:b/>
-          <w:color w:val="FF0000"/>
-          <w:lang w:val="en-US"/>
-        </w:rPr>
-      </w:pPr>
-      <w:r>
-        <w:rPr>
-          <w:b/>
-          <w:color w:val="FF0000"/>
-          <w:lang w:val="en-US"/>
-        </w:rPr>
+        <w:t>CSS colors:</w:t>
+      </w:r>
+    </w:p>
+    <w:p>
+      <w:pPr>
+        <w:rPr>
+          <w:b/>
+          <w:color w:val="FF0000"/>
+          <w:lang w:val="en-US"/>
+        </w:rPr>
+      </w:pPr>
+      <w:r>
+        <w:rPr>
+          <w:b/>
+          <w:color w:val="FF0000"/>
+          <w:lang w:val="en-US"/>
+        </w:rPr>
+        <w:t>--navy: #0f172a;</w:t>
+      </w:r>
+    </w:p>
+    <w:p>
+      <w:pPr>
+        <w:rPr>
+          <w:b/>
+          <w:color w:val="FF0000"/>
+          <w:lang w:val="en-US"/>
+        </w:rPr>
+      </w:pPr>
+      <w:r>
+        <w:rPr>
+          <w:b/>
+          <w:color w:val="FF0000"/>
+          <w:lang w:val="en-US"/>
+        </w:rPr>
+        <w:t>--navy-soft: #111c32;</w:t>
+      </w:r>
+    </w:p>
+    <w:p>
+      <w:pPr>
+        <w:rPr>
+          <w:b/>
+          <w:color w:val="FF0000"/>
+          <w:lang w:val="en-US"/>
+        </w:rPr>
+      </w:pPr>
+      <w:r>
+        <w:rPr>
+          <w:b/>
+          <w:color w:val="FF0000"/>
+          <w:lang w:val="en-US"/>
+        </w:rPr>
+        <w:t>--green: #39ff88;</w:t>
+      </w:r>
+    </w:p>
+    <w:p>
+      <w:pPr>
+        <w:rPr>
+          <w:b/>
+          <w:color w:val="FF0000"/>
+          <w:lang w:val="en-US"/>
+        </w:rPr>
+      </w:pPr>
+      <w:r>
+        <w:rPr>
+          <w:b/>
+          <w:color w:val="FF0000"/>
+          <w:lang w:val="en-US"/>
+        </w:rPr>
+        <w:t>--green-dark: #22c55e;</w:t>
+      </w:r>
+    </w:p>
+    <w:p>
+      <w:pPr>
+        <w:rPr>
+          <w:b/>
+          <w:color w:val="FF0000"/>
+          <w:lang w:val="en-US"/>
+        </w:rPr>
+      </w:pPr>
+      <w:r>
+        <w:rPr>
+          <w:b/>
+          <w:color w:val="FF0000"/>
+          <w:lang w:val="en-US"/>
+        </w:rPr>
+        <w:t>--green-soft: #dcfce7;</w:t>
+      </w:r>
+    </w:p>
+    <w:p>
+      <w:pPr>
+        <w:rPr>
+          <w:b/>
+          <w:color w:val="FF0000"/>
+          <w:lang w:val="en-US"/>
+        </w:rPr>
+      </w:pPr>
+      <w:r>
+        <w:rPr>
+          <w:b/>
+          <w:color w:val="FF0000"/>
+          <w:lang w:val="en-US"/>
+        </w:rPr>
+        <w:t>--panel: #f8fafc;</w:t>
+      </w:r>
+    </w:p>
+    <w:p>
+      <w:pPr>
+        <w:rPr>
+          <w:b/>
+          <w:color w:val="FF0000"/>
+          <w:lang w:val="en-US"/>
+        </w:rPr>
+      </w:pPr>
+      <w:r>
+        <w:rPr>
+          <w:b/>
+          <w:color w:val="FF0000"/>
+          <w:lang w:val="en-US"/>
+        </w:rPr>
+        <w:t>--border: #cbd5e1;</w:t>
+      </w:r>
+    </w:p>
+    <w:p>
+      <w:pPr>
+        <w:rPr>
+          <w:b/>
+          <w:color w:val="FF0000"/>
+          <w:lang w:val="en-US"/>
+        </w:rPr>
+      </w:pPr>
+      <w:r>
+        <w:rPr>
+          <w:b/>
+          <w:color w:val="FF0000"/>
+          <w:lang w:val="en-US"/>
+        </w:rPr>
+        <w:t>--risk: #ef4444;</w:t>
+      </w:r>
+    </w:p>
+    <w:p>
+      <w:pPr>
+        <w:rPr>
+          <w:b/>
+          <w:color w:val="FF0000"/>
+          <w:lang w:val="en-US"/>
+        </w:rPr>
+      </w:pPr>
+      <w:r>
+        <w:rPr>
+          <w:b/>
+          <w:color w:val="FF0000"/>
+          <w:lang w:val="en-US"/>
+        </w:rPr>
+        <w:t>--warning: #f59e0b;</w:t>
+      </w:r>
+    </w:p>
+    <w:p>
+      <w:pPr>
+        <w:rPr>
+          <w:b/>
+          <w:color w:val="FF0000"/>
+          <w:lang w:val="en-US"/>
+        </w:rPr>
+      </w:pPr>
+    </w:p>
+    <w:p>
+      <w:pPr>
+        <w:rPr>
+          <w:b/>
+          <w:color w:val="FF0000"/>
+          <w:lang w:val="en-US"/>
+        </w:rPr>
+      </w:pPr>
+      <w:r>
+        <w:rPr>
+          <w:b/>
+          <w:color w:val="FF0000"/>
+          <w:lang w:val="en-US"/>
+        </w:rPr>
+        <w:lastRenderedPageBreak/>
         <w:t>Simple English:</w:t>
       </w:r>
     </w:p>
@@ -6881,27 +6403,28 @@
         <w:rPr>
           <w:lang w:val="en-US"/>
         </w:rPr>
-        <w:t>JavaScript gets the data from Flask.</w:t>
+        <w:t>Green means safe and technology.</w:t>
       </w:r>
       <w:r>
         <w:rPr>
           <w:lang w:val="en-US"/>
         </w:rPr>
         <w:br/>
-      </w:r>
-      <w:proofErr w:type="spellStart"/>
-      <w:r>
-        <w:rPr>
-          <w:lang w:val="en-US"/>
-        </w:rPr>
-        <w:t>Plotly</w:t>
-      </w:r>
-      <w:proofErr w:type="spellEnd"/>
-      <w:r>
-        <w:rPr>
-          <w:lang w:val="en-US"/>
-        </w:rPr>
-        <w:t xml:space="preserve"> uses the data to draw charts.</w:t>
+        <w:t>Red means risk.</w:t>
+      </w:r>
+      <w:r>
+        <w:rPr>
+          <w:lang w:val="en-US"/>
+        </w:rPr>
+        <w:br/>
+        <w:t>Orange means edge score.</w:t>
+      </w:r>
+      <w:r>
+        <w:rPr>
+          <w:lang w:val="en-US"/>
+        </w:rPr>
+        <w:br/>
+        <w:t>Navy gives a technology feeling.</w:t>
       </w:r>
     </w:p>
     <w:p>
@@ -6915,7 +6438,7 @@
           <w:lang w:val="en-US"/>
         </w:rPr>
         <w:pict>
-          <v:rect id="_x0000_i1034" style="width:0;height:0" o:hralign="center" o:hrstd="t" o:hr="t" fillcolor="#a0a0a0" stroked="f"/>
+          <v:rect id="_x0000_i1035" style="width:0;height:0" o:hralign="center" o:hrstd="t" o:hr="t" fillcolor="#a0a0a0" stroked="f"/>
         </w:pict>
       </w:r>
     </w:p>
@@ -6939,122 +6462,67 @@
           <w:u w:val="single"/>
           <w:lang w:val="en-US"/>
         </w:rPr>
-        <w:t>14. Color Palette</w:t>
-      </w:r>
-    </w:p>
-    <w:p>
-      <w:pPr>
-        <w:rPr>
-          <w:lang w:val="en-US"/>
-        </w:rPr>
-      </w:pPr>
-      <w:r>
-        <w:rPr>
-          <w:lang w:val="en-US"/>
-        </w:rPr>
-        <w:t>The visual identity is based on the favicon.</w:t>
-      </w:r>
-    </w:p>
-    <w:p>
-      <w:pPr>
-        <w:rPr>
-          <w:b/>
-          <w:color w:val="FF0000"/>
-          <w:lang w:val="en-US"/>
-        </w:rPr>
-      </w:pPr>
-      <w:r>
-        <w:rPr>
-          <w:b/>
-          <w:color w:val="FF0000"/>
-          <w:lang w:val="en-US"/>
-        </w:rPr>
-        <w:t>Meaning:</w:t>
-      </w:r>
-    </w:p>
-    <w:p>
-      <w:pPr>
-        <w:rPr>
-          <w:lang w:val="en-US"/>
-        </w:rPr>
-      </w:pPr>
-      <w:proofErr w:type="gramStart"/>
-      <w:r>
-        <w:rPr>
-          <w:lang w:val="en-US"/>
-        </w:rPr>
-        <w:t>dark</w:t>
-      </w:r>
-      <w:proofErr w:type="gramEnd"/>
-      <w:r>
-        <w:rPr>
-          <w:lang w:val="en-US"/>
-        </w:rPr>
-        <w:t xml:space="preserve"> navy -&gt; technology background</w:t>
-      </w:r>
-    </w:p>
-    <w:p>
-      <w:pPr>
-        <w:rPr>
-          <w:lang w:val="en-US"/>
-        </w:rPr>
-      </w:pPr>
-      <w:proofErr w:type="gramStart"/>
-      <w:r>
-        <w:rPr>
-          <w:lang w:val="en-US"/>
-        </w:rPr>
-        <w:t>neon</w:t>
-      </w:r>
-      <w:proofErr w:type="gramEnd"/>
-      <w:r>
-        <w:rPr>
-          <w:lang w:val="en-US"/>
-        </w:rPr>
-        <w:t xml:space="preserve"> green -&gt; safe, technology, positive action</w:t>
-      </w:r>
-    </w:p>
-    <w:p>
-      <w:pPr>
-        <w:rPr>
-          <w:lang w:val="en-US"/>
-        </w:rPr>
-      </w:pPr>
-      <w:proofErr w:type="gramStart"/>
-      <w:r>
-        <w:rPr>
-          <w:lang w:val="en-US"/>
-        </w:rPr>
-        <w:t>red</w:t>
-      </w:r>
-      <w:proofErr w:type="gramEnd"/>
-      <w:r>
-        <w:rPr>
-          <w:lang w:val="en-US"/>
-        </w:rPr>
-        <w:t xml:space="preserve"> -&gt; risk and alarm</w:t>
-      </w:r>
-    </w:p>
-    <w:p>
-      <w:pPr>
-        <w:rPr>
-          <w:lang w:val="en-US"/>
-        </w:rPr>
-      </w:pPr>
-      <w:proofErr w:type="gramStart"/>
-      <w:r>
-        <w:rPr>
-          <w:lang w:val="en-US"/>
-        </w:rPr>
-        <w:t>orange</w:t>
-      </w:r>
-      <w:proofErr w:type="gramEnd"/>
-      <w:r>
-        <w:rPr>
-          <w:lang w:val="en-US"/>
-        </w:rPr>
-        <w:t xml:space="preserve"> -&gt; </w:t>
-      </w:r>
+        <w:t>15. Technology Badges</w:t>
+      </w:r>
+    </w:p>
+    <w:p>
+      <w:pPr>
+        <w:rPr>
+          <w:lang w:val="en-US"/>
+        </w:rPr>
+      </w:pPr>
+      <w:r>
+        <w:rPr>
+          <w:lang w:val="en-US"/>
+        </w:rPr>
+        <w:t>The badges explain the main technologies used in the project:</w:t>
+      </w:r>
+    </w:p>
+    <w:p>
+      <w:pPr>
+        <w:rPr>
+          <w:lang w:val="en-US"/>
+        </w:rPr>
+      </w:pPr>
+      <w:r>
+        <w:rPr>
+          <w:lang w:val="en-US"/>
+        </w:rPr>
+        <w:t>Python -&gt; backend</w:t>
+      </w:r>
+    </w:p>
+    <w:p>
+      <w:pPr>
+        <w:rPr>
+          <w:lang w:val="en-US"/>
+        </w:rPr>
+      </w:pPr>
+      <w:r>
+        <w:rPr>
+          <w:lang w:val="en-US"/>
+        </w:rPr>
+        <w:t>Flask -&gt; web app</w:t>
+      </w:r>
+    </w:p>
+    <w:p>
+      <w:pPr>
+        <w:rPr>
+          <w:lang w:val="en-US"/>
+        </w:rPr>
+      </w:pPr>
+      <w:r>
+        <w:rPr>
+          <w:lang w:val="en-US"/>
+        </w:rPr>
+        <w:t>YOLO -&gt; AI detection</w:t>
+      </w:r>
+    </w:p>
+    <w:p>
+      <w:pPr>
+        <w:rPr>
+          <w:lang w:val="en-US"/>
+        </w:rPr>
+      </w:pPr>
       <w:proofErr w:type="spellStart"/>
       <w:r>
         <w:rPr>
@@ -7067,1015 +6535,1172 @@
         <w:rPr>
           <w:lang w:val="en-US"/>
         </w:rPr>
-        <w:t xml:space="preserve"> edge score</w:t>
-      </w:r>
-    </w:p>
-    <w:p>
-      <w:pPr>
-        <w:rPr>
-          <w:lang w:val="en-US"/>
-        </w:rPr>
-      </w:pPr>
-      <w:proofErr w:type="gramStart"/>
-      <w:r>
-        <w:rPr>
-          <w:lang w:val="en-US"/>
-        </w:rPr>
-        <w:t>light</w:t>
-      </w:r>
-      <w:proofErr w:type="gramEnd"/>
-      <w:r>
-        <w:rPr>
-          <w:lang w:val="en-US"/>
-        </w:rPr>
-        <w:t xml:space="preserve"> panel -&gt; cards and dashboard sections</w:t>
-      </w:r>
-    </w:p>
-    <w:p>
-      <w:pPr>
-        <w:rPr>
-          <w:rFonts w:ascii="Segoe UI" w:hAnsi="Segoe UI" w:cs="Segoe UI"/>
+        <w:t xml:space="preserve"> -&gt; image processing</w:t>
+      </w:r>
+    </w:p>
+    <w:p>
+      <w:pPr>
+        <w:rPr>
+          <w:lang w:val="en-US"/>
+        </w:rPr>
+      </w:pPr>
+      <w:r>
+        <w:rPr>
+          <w:lang w:val="en-US"/>
+        </w:rPr>
+        <w:t>Pandas -&gt; analytics</w:t>
+      </w:r>
+    </w:p>
+    <w:p>
+      <w:pPr>
+        <w:rPr>
+          <w:lang w:val="en-US"/>
+        </w:rPr>
+      </w:pPr>
+      <w:r>
+        <w:rPr>
+          <w:lang w:val="en-US"/>
+        </w:rPr>
+        <w:t>Plotly.js -&gt; charts</w:t>
+      </w:r>
+    </w:p>
+    <w:p>
+      <w:pPr>
+        <w:rPr>
+          <w:b/>
+          <w:color w:val="FF0000"/>
+          <w:lang w:val="en-US"/>
+        </w:rPr>
+      </w:pPr>
+      <w:r>
+        <w:rPr>
+          <w:b/>
+          <w:color w:val="FF0000"/>
+          <w:lang w:val="en-US"/>
+        </w:rPr>
+        <w:t>Simple English:</w:t>
+      </w:r>
+    </w:p>
+    <w:p>
+      <w:pPr>
+        <w:rPr>
+          <w:lang w:val="en-US"/>
+        </w:rPr>
+      </w:pPr>
+      <w:r>
+        <w:rPr>
+          <w:lang w:val="en-US"/>
+        </w:rPr>
+        <w:t>The badges help users understand the technologies quickly.</w:t>
+      </w:r>
+    </w:p>
+    <w:p>
+      <w:pPr>
+        <w:rPr>
+          <w:lang w:val="en-US"/>
+        </w:rPr>
+      </w:pPr>
+      <w:r>
+        <w:rPr>
+          <w:lang w:val="en-US"/>
+        </w:rPr>
+        <w:pict>
+          <v:rect id="_x0000_i1036" style="width:0;height:0" o:hralign="center" o:hrstd="t" o:hr="t" fillcolor="#a0a0a0" stroked="f"/>
+        </w:pict>
+      </w:r>
+    </w:p>
+    <w:p>
+      <w:pPr>
+        <w:rPr>
+          <w:b/>
+          <w:color w:val="FF0000"/>
+          <w:sz w:val="26"/>
+          <w:szCs w:val="26"/>
+          <w:u w:val="single"/>
+          <w:lang w:val="en-US"/>
+        </w:rPr>
+      </w:pPr>
+      <w:r>
+        <w:rPr>
+          <w:b/>
+          <w:color w:val="FF0000"/>
+          <w:sz w:val="26"/>
+          <w:szCs w:val="26"/>
+          <w:u w:val="single"/>
+          <w:lang w:val="en-US"/>
+        </w:rPr>
+        <w:t>16. What I Learned</w:t>
+      </w:r>
+    </w:p>
+    <w:p>
+      <w:pPr>
+        <w:rPr>
+          <w:b/>
+          <w:color w:val="FF0000"/>
+          <w:lang w:val="en-US"/>
+        </w:rPr>
+      </w:pPr>
+      <w:r>
+        <w:rPr>
+          <w:b/>
+          <w:color w:val="FF0000"/>
+          <w:lang w:val="en-US"/>
+        </w:rPr>
+        <w:t>Technical learning:</w:t>
+      </w:r>
+    </w:p>
+    <w:p>
+      <w:pPr>
+        <w:rPr>
+          <w:lang w:val="en-US"/>
+        </w:rPr>
+      </w:pPr>
+      <w:r>
+        <w:rPr>
+          <w:lang w:val="en-US"/>
+        </w:rPr>
+        <w:t>Python backend development</w:t>
+      </w:r>
+    </w:p>
+    <w:p>
+      <w:pPr>
+        <w:rPr>
+          <w:lang w:val="en-US"/>
+        </w:rPr>
+      </w:pPr>
+      <w:r>
+        <w:rPr>
+          <w:lang w:val="en-US"/>
+        </w:rPr>
+        <w:t>Flask routes</w:t>
+      </w:r>
+    </w:p>
+    <w:p>
+      <w:pPr>
+        <w:rPr>
+          <w:lang w:val="en-US"/>
+        </w:rPr>
+      </w:pPr>
+      <w:r>
+        <w:rPr>
+          <w:lang w:val="en-US"/>
+        </w:rPr>
+        <w:t>YOLO object detection</w:t>
+      </w:r>
+    </w:p>
+    <w:p>
+      <w:pPr>
+        <w:rPr>
+          <w:lang w:val="en-US"/>
+        </w:rPr>
+      </w:pPr>
+      <w:proofErr w:type="spellStart"/>
+      <w:r>
+        <w:rPr>
+          <w:lang w:val="en-US"/>
+        </w:rPr>
+        <w:t>OpenCV</w:t>
+      </w:r>
+      <w:proofErr w:type="spellEnd"/>
+      <w:r>
+        <w:rPr>
+          <w:lang w:val="en-US"/>
+        </w:rPr>
+        <w:t xml:space="preserve"> image processing</w:t>
+      </w:r>
+    </w:p>
+    <w:p>
+      <w:pPr>
+        <w:rPr>
+          <w:lang w:val="en-US"/>
+        </w:rPr>
+      </w:pPr>
+      <w:r>
+        <w:rPr>
+          <w:lang w:val="en-US"/>
+        </w:rPr>
+        <w:t>CSV data storage</w:t>
+      </w:r>
+    </w:p>
+    <w:p>
+      <w:pPr>
+        <w:rPr>
+          <w:lang w:val="en-US"/>
+        </w:rPr>
+      </w:pPr>
+      <w:proofErr w:type="gramStart"/>
+      <w:r>
+        <w:rPr>
+          <w:lang w:val="en-US"/>
+        </w:rPr>
+        <w:t>Pandas</w:t>
+      </w:r>
+      <w:proofErr w:type="gramEnd"/>
+      <w:r>
+        <w:rPr>
+          <w:lang w:val="en-US"/>
+        </w:rPr>
+        <w:t xml:space="preserve"> data analysis</w:t>
+      </w:r>
+    </w:p>
+    <w:p>
+      <w:pPr>
+        <w:rPr>
+          <w:lang w:val="en-US"/>
+        </w:rPr>
+      </w:pPr>
+      <w:r>
+        <w:rPr>
+          <w:lang w:val="en-US"/>
+        </w:rPr>
+        <w:t>JavaScript API fetch</w:t>
+      </w:r>
+    </w:p>
+    <w:p>
+      <w:pPr>
+        <w:rPr>
+          <w:lang w:val="en-US"/>
+        </w:rPr>
+      </w:pPr>
+      <w:proofErr w:type="spellStart"/>
+      <w:r>
+        <w:rPr>
+          <w:lang w:val="en-US"/>
+        </w:rPr>
+        <w:t>Plotly</w:t>
+      </w:r>
+      <w:proofErr w:type="spellEnd"/>
+      <w:r>
+        <w:rPr>
+          <w:lang w:val="en-US"/>
+        </w:rPr>
+        <w:t xml:space="preserve"> dashboard charts</w:t>
+      </w:r>
+    </w:p>
+    <w:p>
+      <w:pPr>
+        <w:rPr>
+          <w:lang w:val="en-US"/>
+        </w:rPr>
+      </w:pPr>
+      <w:proofErr w:type="spellStart"/>
+      <w:r>
+        <w:rPr>
+          <w:lang w:val="en-US"/>
+        </w:rPr>
+        <w:t>Git</w:t>
+      </w:r>
+      <w:proofErr w:type="spellEnd"/>
+      <w:r>
+        <w:rPr>
+          <w:lang w:val="en-US"/>
+        </w:rPr>
+        <w:t xml:space="preserve"> and </w:t>
+      </w:r>
+      <w:proofErr w:type="spellStart"/>
+      <w:r>
+        <w:rPr>
+          <w:lang w:val="en-US"/>
+        </w:rPr>
+        <w:t>GitHub</w:t>
+      </w:r>
+      <w:proofErr w:type="spellEnd"/>
+      <w:r>
+        <w:rPr>
+          <w:lang w:val="en-US"/>
+        </w:rPr>
+        <w:t xml:space="preserve"> workflow</w:t>
+      </w:r>
+    </w:p>
+    <w:p>
+      <w:pPr>
+        <w:rPr>
+          <w:lang w:val="en-US"/>
+        </w:rPr>
+      </w:pPr>
+      <w:proofErr w:type="gramStart"/>
+      <w:r>
+        <w:rPr>
+          <w:lang w:val="en-US"/>
+        </w:rPr>
+        <w:t>project</w:t>
+      </w:r>
+      <w:proofErr w:type="gramEnd"/>
+      <w:r>
+        <w:rPr>
+          <w:lang w:val="en-US"/>
+        </w:rPr>
+        <w:t xml:space="preserve"> refactoring</w:t>
+      </w:r>
+    </w:p>
+    <w:p>
+      <w:pPr>
+        <w:rPr>
+          <w:lang w:val="en-US"/>
+        </w:rPr>
+      </w:pPr>
+      <w:proofErr w:type="gramStart"/>
+      <w:r>
+        <w:rPr>
+          <w:lang w:val="en-US"/>
+        </w:rPr>
+        <w:t>code</w:t>
+      </w:r>
+      <w:proofErr w:type="gramEnd"/>
+      <w:r>
+        <w:rPr>
+          <w:lang w:val="en-US"/>
+        </w:rPr>
+        <w:t xml:space="preserve"> organization by responsibility</w:t>
+      </w:r>
+    </w:p>
+    <w:p>
+      <w:pPr>
+        <w:rPr>
+          <w:b/>
+          <w:color w:val="FF0000"/>
+          <w:u w:val="single"/>
+          <w:lang w:val="en-US"/>
+        </w:rPr>
+      </w:pPr>
+      <w:r>
+        <w:rPr>
+          <w:b/>
+          <w:color w:val="FF0000"/>
+          <w:u w:val="single"/>
+          <w:lang w:val="en-US"/>
+        </w:rPr>
+        <w:t>Simple English:</w:t>
+      </w:r>
+    </w:p>
+    <w:p>
+      <w:pPr>
+        <w:rPr>
+          <w:lang w:val="en-US"/>
+        </w:rPr>
+      </w:pPr>
+      <w:r>
+        <w:rPr>
+          <w:lang w:val="en-US"/>
+        </w:rPr>
+        <w:lastRenderedPageBreak/>
+        <w:t>I learned how to build a full web app with AI detection.</w:t>
+      </w:r>
+      <w:r>
+        <w:rPr>
+          <w:lang w:val="en-US"/>
+        </w:rPr>
+        <w:br/>
+        <w:t>I learned how to separate Python code into modules.</w:t>
+      </w:r>
+      <w:r>
+        <w:rPr>
+          <w:lang w:val="en-US"/>
+        </w:rPr>
+        <w:br/>
+        <w:t>I learned how to connect backend data with frontend charts.</w:t>
+      </w:r>
+    </w:p>
+    <w:p>
+      <w:pPr>
+        <w:rPr>
+          <w:lang w:val="en-US"/>
+        </w:rPr>
+      </w:pPr>
+      <w:r>
+        <w:rPr>
+          <w:lang w:val="en-US"/>
+        </w:rPr>
+        <w:pict>
+          <v:rect id="_x0000_i1037" style="width:0;height:0" o:hralign="center" o:hrstd="t" o:hr="t" fillcolor="#a0a0a0" stroked="f"/>
+        </w:pict>
+      </w:r>
+    </w:p>
+    <w:p>
+      <w:pPr>
+        <w:rPr>
+          <w:b/>
+          <w:color w:val="FF0000"/>
+          <w:sz w:val="26"/>
+          <w:szCs w:val="26"/>
+          <w:u w:val="single"/>
+          <w:lang w:val="en-US"/>
+        </w:rPr>
+      </w:pPr>
+      <w:r>
+        <w:rPr>
+          <w:b/>
+          <w:color w:val="FF0000"/>
+          <w:sz w:val="26"/>
+          <w:szCs w:val="26"/>
+          <w:u w:val="single"/>
+          <w:lang w:val="en-US"/>
+        </w:rPr>
+        <w:t xml:space="preserve">17. How </w:t>
+      </w:r>
+      <w:proofErr w:type="gramStart"/>
+      <w:r>
+        <w:rPr>
+          <w:b/>
+          <w:color w:val="FF0000"/>
+          <w:sz w:val="26"/>
+          <w:szCs w:val="26"/>
+          <w:u w:val="single"/>
+          <w:lang w:val="en-US"/>
+        </w:rPr>
+        <w:t>To</w:t>
+      </w:r>
+      <w:proofErr w:type="gramEnd"/>
+      <w:r>
+        <w:rPr>
+          <w:b/>
+          <w:color w:val="FF0000"/>
+          <w:sz w:val="26"/>
+          <w:szCs w:val="26"/>
+          <w:u w:val="single"/>
+          <w:lang w:val="en-US"/>
+        </w:rPr>
+        <w:t xml:space="preserve"> Explain In English A2</w:t>
+      </w:r>
+    </w:p>
+    <w:p>
+      <w:pPr>
+        <w:rPr>
+          <w:lang w:val="en-US"/>
+        </w:rPr>
+      </w:pPr>
+      <w:r>
+        <w:rPr>
+          <w:lang w:val="en-US"/>
+        </w:rPr>
+        <w:t>Short version:</w:t>
+      </w:r>
+    </w:p>
+    <w:p>
+      <w:pPr>
+        <w:rPr>
+          <w:lang w:val="en-US"/>
+        </w:rPr>
+      </w:pPr>
+      <w:r>
+        <w:rPr>
+          <w:lang w:val="en-US"/>
+        </w:rPr>
+        <w:t>This is my AI Safety Guardian project.</w:t>
+      </w:r>
+      <w:r>
+        <w:rPr>
+          <w:lang w:val="en-US"/>
+        </w:rPr>
+        <w:br/>
+        <w:t>It is a web app with Python and Flask.</w:t>
+      </w:r>
+      <w:r>
+        <w:rPr>
+          <w:lang w:val="en-US"/>
+        </w:rPr>
+        <w:br/>
+        <w:t>It uses YOLO and OpenCV to detect people and cell phones.</w:t>
+      </w:r>
+      <w:r>
+        <w:rPr>
+          <w:lang w:val="en-US"/>
+        </w:rPr>
+        <w:br/>
+        <w:t>If it finds a cell phone, it creates a high risk alert.</w:t>
+      </w:r>
+      <w:r>
+        <w:rPr>
+          <w:lang w:val="en-US"/>
+        </w:rPr>
+        <w:br/>
+        <w:t>It saves the history and shows charts with Pandas and Plotly.</w:t>
+      </w:r>
+    </w:p>
+    <w:p>
+      <w:pPr>
+        <w:rPr>
+          <w:lang w:val="en-US"/>
+        </w:rPr>
+      </w:pPr>
+      <w:r>
+        <w:rPr>
+          <w:lang w:val="en-US"/>
+        </w:rPr>
+        <w:t>Longer version:</w:t>
+      </w:r>
+    </w:p>
+    <w:p>
+      <w:pPr>
+        <w:rPr>
+          <w:lang w:val="en-US"/>
+        </w:rPr>
+      </w:pPr>
+      <w:r>
+        <w:rPr>
+          <w:lang w:val="en-US"/>
+        </w:rPr>
+        <w:t>I built this project to practice Python, computer vision and data analysis.</w:t>
+      </w:r>
+      <w:r>
+        <w:rPr>
+          <w:lang w:val="en-US"/>
+        </w:rPr>
+        <w:br/>
+        <w:t>The backend uses Flask.</w:t>
+      </w:r>
+      <w:r>
+        <w:rPr>
+          <w:lang w:val="en-US"/>
+        </w:rPr>
+        <w:br/>
+        <w:t>The AI detection uses YOLO and OpenCV.</w:t>
+      </w:r>
+      <w:r>
+        <w:rPr>
+          <w:lang w:val="en-US"/>
+        </w:rPr>
+        <w:br/>
+        <w:t>The dashboard uses Pandas and Plotly.</w:t>
+      </w:r>
+      <w:r>
+        <w:rPr>
+          <w:lang w:val="en-US"/>
+        </w:rPr>
+        <w:br/>
+        <w:t>The app can use image upload and live camera.</w:t>
+      </w:r>
+      <w:r>
+        <w:rPr>
+          <w:lang w:val="en-US"/>
+        </w:rPr>
+        <w:br/>
+        <w:t>It saves snapshots and risk history.</w:t>
+      </w:r>
+    </w:p>
+    <w:p>
+      <w:pPr>
+        <w:rPr>
+          <w:lang w:val="en-US"/>
+        </w:rPr>
+      </w:pPr>
+      <w:r>
+        <w:rPr>
+          <w:lang w:val="en-US"/>
+        </w:rPr>
+        <w:pict>
+          <v:rect id="_x0000_i1038" style="width:0;height:0" o:hralign="center" o:hrstd="t" o:hr="t" fillcolor="#a0a0a0" stroked="f"/>
+        </w:pict>
+      </w:r>
+    </w:p>
+    <w:p>
+      <w:pPr>
+        <w:rPr>
+          <w:lang w:val="en-US"/>
+        </w:rPr>
+      </w:pPr>
+    </w:p>
+    <w:p>
+      <w:pPr>
+        <w:rPr>
+          <w:b/>
+          <w:color w:val="FF0000"/>
+          <w:sz w:val="26"/>
+          <w:szCs w:val="26"/>
+          <w:u w:val="single"/>
+          <w:lang w:val="en-US"/>
+        </w:rPr>
+      </w:pPr>
+      <w:r>
+        <w:rPr>
+          <w:b/>
+          <w:bCs/>
+          <w:color w:val="FF0000"/>
+          <w:sz w:val="26"/>
+          <w:szCs w:val="26"/>
+          <w:u w:val="single"/>
+          <w:lang w:val="en-US"/>
+        </w:rPr>
+        <w:t>Real Aprendizado Do Projeto</w:t>
+      </w:r>
+      <w:r>
+        <w:rPr>
+          <w:b/>
+          <w:color w:val="FF0000"/>
+          <w:sz w:val="26"/>
+          <w:szCs w:val="26"/>
+          <w:u w:val="single"/>
+          <w:lang w:val="en-US"/>
+        </w:rPr>
+        <w:br/>
+        <w:t>Você aprendeu/praticou:</w:t>
+      </w:r>
+    </w:p>
+    <w:p>
+      <w:r>
+        <w:t xml:space="preserve">Python </w:t>
+      </w:r>
+      <w:proofErr w:type="spellStart"/>
+      <w:r>
+        <w:t>backend</w:t>
+      </w:r>
+      <w:proofErr w:type="spellEnd"/>
+      <w:r>
+        <w:t xml:space="preserve"> com </w:t>
+      </w:r>
+      <w:proofErr w:type="spellStart"/>
+      <w:r>
+        <w:t>Flask</w:t>
+      </w:r>
+      <w:proofErr w:type="spellEnd"/>
+    </w:p>
+    <w:p>
+      <w:proofErr w:type="gramStart"/>
+      <w:r>
+        <w:t>organização</w:t>
+      </w:r>
+      <w:proofErr w:type="gramEnd"/>
+      <w:r>
+        <w:t xml:space="preserve"> de projeto em módulos</w:t>
+      </w:r>
+    </w:p>
+    <w:p>
+      <w:r>
+        <w:t xml:space="preserve">YOLO </w:t>
+      </w:r>
+      <w:proofErr w:type="spellStart"/>
+      <w:r>
+        <w:t>object</w:t>
+      </w:r>
+      <w:proofErr w:type="spellEnd"/>
+      <w:r>
+        <w:t xml:space="preserve"> </w:t>
+      </w:r>
+      <w:proofErr w:type="spellStart"/>
+      <w:r>
+        <w:t>detection</w:t>
+      </w:r>
+      <w:proofErr w:type="spellEnd"/>
+    </w:p>
+    <w:p>
+      <w:proofErr w:type="spellStart"/>
+      <w:proofErr w:type="gramStart"/>
+      <w:r>
+        <w:t>OpenCV</w:t>
+      </w:r>
+      <w:proofErr w:type="spellEnd"/>
+      <w:proofErr w:type="gramEnd"/>
+      <w:r>
+        <w:t xml:space="preserve"> para imagem/vídeo</w:t>
+      </w:r>
+    </w:p>
+    <w:p>
+      <w:proofErr w:type="gramStart"/>
+      <w:r>
+        <w:t>webcam</w:t>
+      </w:r>
+      <w:proofErr w:type="gramEnd"/>
+      <w:r>
+        <w:t xml:space="preserve"> em tempo real</w:t>
+      </w:r>
+    </w:p>
+    <w:p>
+      <w:proofErr w:type="gramStart"/>
+      <w:r>
+        <w:t>detecção</w:t>
+      </w:r>
+      <w:proofErr w:type="gramEnd"/>
+      <w:r>
+        <w:t xml:space="preserve"> de pessoa e celular</w:t>
+      </w:r>
+    </w:p>
+    <w:p>
+      <w:proofErr w:type="gramStart"/>
+      <w:r>
+        <w:t>alerta</w:t>
+      </w:r>
+      <w:proofErr w:type="gramEnd"/>
+      <w:r>
+        <w:t xml:space="preserve"> sonoro com </w:t>
+      </w:r>
+      <w:proofErr w:type="spellStart"/>
+      <w:r>
+        <w:t>JavaScript</w:t>
+      </w:r>
+      <w:proofErr w:type="spellEnd"/>
+    </w:p>
+    <w:p>
+      <w:proofErr w:type="gramStart"/>
+      <w:r>
+        <w:t>upload</w:t>
+      </w:r>
+      <w:proofErr w:type="gramEnd"/>
+      <w:r>
+        <w:t xml:space="preserve"> de imagem</w:t>
+      </w:r>
+    </w:p>
+    <w:p>
+      <w:proofErr w:type="gramStart"/>
+      <w:r>
+        <w:t>salvar</w:t>
+      </w:r>
+      <w:proofErr w:type="gramEnd"/>
+      <w:r>
+        <w:t xml:space="preserve"> histórico em CSV</w:t>
+      </w:r>
+    </w:p>
+    <w:p>
+      <w:r>
+        <w:t xml:space="preserve">Pandas para </w:t>
+      </w:r>
+      <w:proofErr w:type="spellStart"/>
+      <w:r>
+        <w:t>analytics</w:t>
+      </w:r>
+      <w:proofErr w:type="spellEnd"/>
+    </w:p>
+    <w:p>
+      <w:proofErr w:type="gramStart"/>
+      <w:r>
+        <w:t>Plotly.</w:t>
+      </w:r>
+      <w:proofErr w:type="gramEnd"/>
+      <w:r>
+        <w:t>js para gráficos</w:t>
+      </w:r>
+    </w:p>
+    <w:p>
+      <w:pPr>
+        <w:rPr>
+          <w:lang w:val="en-US"/>
+        </w:rPr>
+      </w:pPr>
+      <w:proofErr w:type="spellStart"/>
+      <w:proofErr w:type="gramStart"/>
+      <w:r>
+        <w:rPr>
+          <w:lang w:val="en-US"/>
+        </w:rPr>
+        <w:t>rotas</w:t>
+      </w:r>
+      <w:proofErr w:type="spellEnd"/>
+      <w:r>
+        <w:rPr>
+          <w:lang w:val="en-US"/>
+        </w:rPr>
+        <w:t>/API</w:t>
+      </w:r>
+      <w:proofErr w:type="gramEnd"/>
+      <w:r>
+        <w:rPr>
+          <w:lang w:val="en-US"/>
+        </w:rPr>
+        <w:t xml:space="preserve"> com JSON</w:t>
+      </w:r>
+    </w:p>
+    <w:p>
+      <w:pPr>
+        <w:rPr>
+          <w:lang w:val="en-US"/>
+        </w:rPr>
+      </w:pPr>
+      <w:proofErr w:type="spellStart"/>
+      <w:r>
+        <w:rPr>
+          <w:lang w:val="en-US"/>
+        </w:rPr>
+        <w:t>Git</w:t>
+      </w:r>
+      <w:proofErr w:type="spellEnd"/>
+      <w:r>
+        <w:rPr>
+          <w:lang w:val="en-US"/>
+        </w:rPr>
+        <w:t>/</w:t>
+      </w:r>
+      <w:proofErr w:type="spellStart"/>
+      <w:r>
+        <w:rPr>
+          <w:lang w:val="en-US"/>
+        </w:rPr>
+        <w:t>GitHub</w:t>
+      </w:r>
+      <w:proofErr w:type="spellEnd"/>
+    </w:p>
+    <w:p>
+      <w:pPr>
+        <w:rPr>
+          <w:lang w:val="en-US"/>
+        </w:rPr>
+      </w:pPr>
+      <w:proofErr w:type="gramStart"/>
+      <w:r>
+        <w:rPr>
+          <w:lang w:val="en-US"/>
+        </w:rPr>
+        <w:lastRenderedPageBreak/>
+        <w:t>design</w:t>
+      </w:r>
+      <w:proofErr w:type="gramEnd"/>
+      <w:r>
+        <w:rPr>
+          <w:lang w:val="en-US"/>
+        </w:rPr>
+        <w:t xml:space="preserve"> visual com HTML/CSS</w:t>
+      </w:r>
+    </w:p>
+    <w:p>
+      <w:pPr>
+        <w:rPr>
+          <w:lang w:val="en-US"/>
+        </w:rPr>
+      </w:pPr>
+      <w:proofErr w:type="spellStart"/>
+      <w:proofErr w:type="gramStart"/>
+      <w:r>
+        <w:rPr>
+          <w:lang w:val="en-US"/>
+        </w:rPr>
+        <w:t>documentação</w:t>
+      </w:r>
+      <w:proofErr w:type="spellEnd"/>
+      <w:proofErr w:type="gramEnd"/>
+      <w:r>
+        <w:rPr>
+          <w:lang w:val="en-US"/>
+        </w:rPr>
+        <w:t xml:space="preserve"> do </w:t>
+      </w:r>
+      <w:proofErr w:type="spellStart"/>
+      <w:r>
+        <w:rPr>
+          <w:lang w:val="en-US"/>
+        </w:rPr>
+        <w:t>projeto</w:t>
+      </w:r>
+      <w:proofErr w:type="spellEnd"/>
+    </w:p>
+    <w:p>
+      <w:pPr>
+        <w:rPr>
+          <w:lang w:val="en-US"/>
+        </w:rPr>
+      </w:pPr>
+    </w:p>
+    <w:p>
+      <w:pPr>
+        <w:pBdr>
+          <w:top w:val="single" w:sz="2" w:space="0" w:color="auto"/>
+          <w:left w:val="single" w:sz="2" w:space="0" w:color="auto"/>
+          <w:bottom w:val="single" w:sz="2" w:space="0" w:color="auto"/>
+          <w:right w:val="single" w:sz="2" w:space="0" w:color="auto"/>
+        </w:pBdr>
+        <w:shd w:val="clear" w:color="auto" w:fill="181818"/>
+        <w:spacing w:after="0" w:line="330" w:lineRule="atLeast"/>
+        <w:rPr>
+          <w:rFonts w:ascii="Segoe UI" w:eastAsia="Times New Roman" w:hAnsi="Segoe UI" w:cs="Segoe UI"/>
           <w:b/>
           <w:color w:val="FFFFFF"/>
           <w:sz w:val="21"/>
           <w:szCs w:val="21"/>
-          <w:shd w:val="clear" w:color="auto" w:fill="181818"/>
-          <w:lang w:val="en-US"/>
-        </w:rPr>
-      </w:pPr>
-      <w:r>
-        <w:rPr>
-          <w:rFonts w:ascii="Segoe UI" w:hAnsi="Segoe UI" w:cs="Segoe UI"/>
+          <w:lang w:eastAsia="pt-BR"/>
+        </w:rPr>
+      </w:pPr>
+      <w:r>
+        <w:rPr>
+          <w:rFonts w:ascii="Segoe UI" w:eastAsia="Times New Roman" w:hAnsi="Segoe UI" w:cs="Segoe UI"/>
           <w:b/>
           <w:color w:val="FFFFFF"/>
           <w:sz w:val="21"/>
           <w:szCs w:val="21"/>
-          <w:shd w:val="clear" w:color="auto" w:fill="181818"/>
-          <w:lang w:val="en-US"/>
-        </w:rPr>
-        <w:t>CSS colors:</w:t>
-      </w:r>
-    </w:p>
-    <w:p>
-      <w:pPr>
-        <w:rPr>
-          <w:b/>
-          <w:color w:val="FF0000"/>
-          <w:lang w:val="en-US"/>
-        </w:rPr>
-      </w:pPr>
-      <w:r>
-        <w:rPr>
-          <w:b/>
-          <w:color w:val="FF0000"/>
-          <w:lang w:val="en-US"/>
-        </w:rPr>
-        <w:t>--navy: #0f172a;</w:t>
-      </w:r>
-    </w:p>
-    <w:p>
-      <w:pPr>
-        <w:rPr>
-          <w:b/>
-          <w:color w:val="FF0000"/>
-          <w:lang w:val="en-US"/>
-        </w:rPr>
-      </w:pPr>
-      <w:r>
-        <w:rPr>
-          <w:b/>
-          <w:color w:val="FF0000"/>
-          <w:lang w:val="en-US"/>
-        </w:rPr>
-        <w:t>--navy-soft: #111c32;</w:t>
-      </w:r>
-    </w:p>
-    <w:p>
-      <w:pPr>
-        <w:rPr>
-          <w:b/>
-          <w:color w:val="FF0000"/>
-          <w:lang w:val="en-US"/>
-        </w:rPr>
-      </w:pPr>
-      <w:r>
-        <w:rPr>
-          <w:b/>
-          <w:color w:val="FF0000"/>
-          <w:lang w:val="en-US"/>
-        </w:rPr>
-        <w:t>--green: #39ff88;</w:t>
-      </w:r>
-    </w:p>
-    <w:p>
-      <w:pPr>
-        <w:rPr>
-          <w:b/>
-          <w:color w:val="FF0000"/>
-          <w:lang w:val="en-US"/>
-        </w:rPr>
-      </w:pPr>
-      <w:r>
-        <w:rPr>
-          <w:b/>
-          <w:color w:val="FF0000"/>
-          <w:lang w:val="en-US"/>
-        </w:rPr>
-        <w:t>--green-dark: #22c55e;</w:t>
-      </w:r>
-    </w:p>
-    <w:p>
-      <w:pPr>
-        <w:rPr>
-          <w:b/>
-          <w:color w:val="FF0000"/>
-          <w:lang w:val="en-US"/>
-        </w:rPr>
-      </w:pPr>
-      <w:r>
-        <w:rPr>
-          <w:b/>
-          <w:color w:val="FF0000"/>
-          <w:lang w:val="en-US"/>
-        </w:rPr>
-        <w:t>--green-soft: #dcfce7;</w:t>
-      </w:r>
-    </w:p>
-    <w:p>
-      <w:pPr>
-        <w:rPr>
-          <w:b/>
-          <w:color w:val="FF0000"/>
-          <w:lang w:val="en-US"/>
-        </w:rPr>
-      </w:pPr>
-      <w:r>
-        <w:rPr>
-          <w:b/>
-          <w:color w:val="FF0000"/>
-          <w:lang w:val="en-US"/>
-        </w:rPr>
-        <w:t>--panel: #f8fafc;</w:t>
-      </w:r>
-    </w:p>
-    <w:p>
-      <w:pPr>
-        <w:rPr>
-          <w:b/>
-          <w:color w:val="FF0000"/>
-          <w:lang w:val="en-US"/>
-        </w:rPr>
-      </w:pPr>
-      <w:r>
-        <w:rPr>
-          <w:b/>
-          <w:color w:val="FF0000"/>
-          <w:lang w:val="en-US"/>
-        </w:rPr>
-        <w:t>--border: #cbd5e1;</w:t>
-      </w:r>
-    </w:p>
-    <w:p>
-      <w:pPr>
-        <w:rPr>
-          <w:b/>
-          <w:color w:val="FF0000"/>
-          <w:lang w:val="en-US"/>
-        </w:rPr>
-      </w:pPr>
-      <w:r>
-        <w:rPr>
-          <w:b/>
-          <w:color w:val="FF0000"/>
-          <w:lang w:val="en-US"/>
-        </w:rPr>
-        <w:t>--risk: #ef4444;</w:t>
-      </w:r>
-    </w:p>
-    <w:p>
-      <w:pPr>
-        <w:rPr>
-          <w:b/>
-          <w:color w:val="FF0000"/>
-          <w:lang w:val="en-US"/>
-        </w:rPr>
-      </w:pPr>
-      <w:r>
-        <w:rPr>
-          <w:b/>
-          <w:color w:val="FF0000"/>
-          <w:lang w:val="en-US"/>
-        </w:rPr>
-        <w:t>--warning: #f59e0b;</w:t>
-      </w:r>
-    </w:p>
-    <w:p>
-      <w:pPr>
-        <w:rPr>
-          <w:b/>
-          <w:color w:val="FF0000"/>
-          <w:lang w:val="en-US"/>
-        </w:rPr>
-      </w:pPr>
-    </w:p>
-    <w:p>
-      <w:pPr>
-        <w:rPr>
-          <w:b/>
-          <w:color w:val="FF0000"/>
-          <w:lang w:val="en-US"/>
-        </w:rPr>
-      </w:pPr>
-      <w:r>
-        <w:rPr>
-          <w:b/>
-          <w:color w:val="FF0000"/>
-          <w:lang w:val="en-US"/>
-        </w:rPr>
-        <w:lastRenderedPageBreak/>
-        <w:t>Simple English:</w:t>
-      </w:r>
-    </w:p>
-    <w:p>
-      <w:pPr>
-        <w:rPr>
-          <w:lang w:val="en-US"/>
-        </w:rPr>
-      </w:pPr>
-      <w:r>
-        <w:rPr>
-          <w:lang w:val="en-US"/>
-        </w:rPr>
-        <w:t>Green means safe and technology.</w:t>
-      </w:r>
-      <w:r>
-        <w:rPr>
-          <w:lang w:val="en-US"/>
+          <w:lang w:eastAsia="pt-BR"/>
+        </w:rPr>
+        <w:t>A frase honesta para CV:</w:t>
+      </w:r>
+    </w:p>
+    <w:p>
+      <w:pPr>
+        <w:pBdr>
+          <w:top w:val="single" w:sz="2" w:space="0" w:color="auto"/>
+          <w:left w:val="single" w:sz="2" w:space="0" w:color="auto"/>
+          <w:bottom w:val="single" w:sz="2" w:space="0" w:color="auto"/>
+          <w:right w:val="single" w:sz="2" w:space="0" w:color="auto"/>
+        </w:pBdr>
+        <w:shd w:val="clear" w:color="auto" w:fill="181818"/>
+        <w:spacing w:after="0" w:line="330" w:lineRule="atLeast"/>
+        <w:rPr>
+          <w:rFonts w:ascii="Segoe UI" w:eastAsia="Times New Roman" w:hAnsi="Segoe UI" w:cs="Segoe UI"/>
+          <w:b/>
+          <w:i/>
+          <w:iCs/>
+          <w:color w:val="FFFFFF"/>
+          <w:sz w:val="21"/>
+          <w:szCs w:val="21"/>
+          <w:lang w:val="en-US" w:eastAsia="pt-BR"/>
+        </w:rPr>
+      </w:pPr>
+      <w:r>
+        <w:rPr>
+          <w:rFonts w:ascii="Segoe UI" w:eastAsia="Times New Roman" w:hAnsi="Segoe UI" w:cs="Segoe UI"/>
+          <w:b/>
+          <w:i/>
+          <w:iCs/>
+          <w:color w:val="FFFFFF"/>
+          <w:sz w:val="21"/>
+          <w:szCs w:val="21"/>
+          <w:lang w:val="en-US" w:eastAsia="pt-BR"/>
+        </w:rPr>
+        <w:t xml:space="preserve">Built an AI-powered computer vision web app using Flask, YOLO, </w:t>
+      </w:r>
+      <w:proofErr w:type="spellStart"/>
+      <w:r>
+        <w:rPr>
+          <w:rFonts w:ascii="Segoe UI" w:eastAsia="Times New Roman" w:hAnsi="Segoe UI" w:cs="Segoe UI"/>
+          <w:b/>
+          <w:i/>
+          <w:iCs/>
+          <w:color w:val="FFFFFF"/>
+          <w:sz w:val="21"/>
+          <w:szCs w:val="21"/>
+          <w:lang w:val="en-US" w:eastAsia="pt-BR"/>
+        </w:rPr>
+        <w:t>OpenCV</w:t>
+      </w:r>
+      <w:proofErr w:type="spellEnd"/>
+      <w:r>
+        <w:rPr>
+          <w:rFonts w:ascii="Segoe UI" w:eastAsia="Times New Roman" w:hAnsi="Segoe UI" w:cs="Segoe UI"/>
+          <w:b/>
+          <w:i/>
+          <w:iCs/>
+          <w:color w:val="FFFFFF"/>
+          <w:sz w:val="21"/>
+          <w:szCs w:val="21"/>
+          <w:lang w:val="en-US" w:eastAsia="pt-BR"/>
+        </w:rPr>
+        <w:t xml:space="preserve"> and Pandas to detect people and cell phone risks, save snapshots, track incident history and display dashboard analytics.</w:t>
+      </w:r>
+    </w:p>
+    <w:p>
+      <w:pPr>
+        <w:pBdr>
+          <w:top w:val="single" w:sz="2" w:space="0" w:color="auto"/>
+          <w:left w:val="single" w:sz="2" w:space="0" w:color="auto"/>
+          <w:bottom w:val="single" w:sz="2" w:space="0" w:color="auto"/>
+          <w:right w:val="single" w:sz="2" w:space="0" w:color="auto"/>
+        </w:pBdr>
+        <w:shd w:val="clear" w:color="auto" w:fill="181818"/>
+        <w:spacing w:after="0" w:line="330" w:lineRule="atLeast"/>
+        <w:rPr>
+          <w:rFonts w:ascii="Segoe UI" w:eastAsia="Times New Roman" w:hAnsi="Segoe UI" w:cs="Segoe UI"/>
+          <w:b/>
+          <w:color w:val="FFFFFF"/>
+          <w:sz w:val="21"/>
+          <w:szCs w:val="21"/>
+          <w:lang w:eastAsia="pt-BR"/>
+        </w:rPr>
+      </w:pPr>
+      <w:r>
+        <w:rPr>
+          <w:rFonts w:ascii="Segoe UI" w:eastAsia="Times New Roman" w:hAnsi="Segoe UI" w:cs="Segoe UI"/>
+          <w:b/>
+          <w:color w:val="FFFFFF"/>
+          <w:sz w:val="21"/>
+          <w:szCs w:val="21"/>
+          <w:lang w:eastAsia="pt-BR"/>
+        </w:rPr>
+        <w:t>Em inglês A2:</w:t>
+      </w:r>
+    </w:p>
+    <w:p>
+      <w:pPr>
+        <w:pBdr>
+          <w:top w:val="single" w:sz="2" w:space="0" w:color="auto"/>
+          <w:left w:val="single" w:sz="2" w:space="0" w:color="auto"/>
+          <w:bottom w:val="single" w:sz="2" w:space="0" w:color="auto"/>
+          <w:right w:val="single" w:sz="2" w:space="0" w:color="auto"/>
+        </w:pBdr>
+        <w:shd w:val="clear" w:color="auto" w:fill="181818"/>
+        <w:spacing w:after="0" w:line="330" w:lineRule="atLeast"/>
+        <w:rPr>
+          <w:rFonts w:ascii="Segoe UI" w:eastAsia="Times New Roman" w:hAnsi="Segoe UI" w:cs="Segoe UI"/>
+          <w:b/>
+          <w:i/>
+          <w:iCs/>
+          <w:color w:val="FFFFFF"/>
+          <w:sz w:val="21"/>
+          <w:szCs w:val="21"/>
+          <w:lang w:val="en-US" w:eastAsia="pt-BR"/>
+        </w:rPr>
+      </w:pPr>
+      <w:r>
+        <w:rPr>
+          <w:rFonts w:ascii="Segoe UI" w:eastAsia="Times New Roman" w:hAnsi="Segoe UI" w:cs="Segoe UI"/>
+          <w:b/>
+          <w:i/>
+          <w:iCs/>
+          <w:color w:val="FFFFFF"/>
+          <w:sz w:val="21"/>
+          <w:szCs w:val="21"/>
+          <w:lang w:eastAsia="pt-BR"/>
+        </w:rPr>
+        <w:t xml:space="preserve">I </w:t>
+      </w:r>
+      <w:proofErr w:type="spellStart"/>
+      <w:r>
+        <w:rPr>
+          <w:rFonts w:ascii="Segoe UI" w:eastAsia="Times New Roman" w:hAnsi="Segoe UI" w:cs="Segoe UI"/>
+          <w:b/>
+          <w:i/>
+          <w:iCs/>
+          <w:color w:val="FFFFFF"/>
+          <w:sz w:val="21"/>
+          <w:szCs w:val="21"/>
+          <w:lang w:eastAsia="pt-BR"/>
+        </w:rPr>
+        <w:t>used</w:t>
+      </w:r>
+      <w:proofErr w:type="spellEnd"/>
+      <w:r>
+        <w:rPr>
+          <w:rFonts w:ascii="Segoe UI" w:eastAsia="Times New Roman" w:hAnsi="Segoe UI" w:cs="Segoe UI"/>
+          <w:b/>
+          <w:i/>
+          <w:iCs/>
+          <w:color w:val="FFFFFF"/>
+          <w:sz w:val="21"/>
+          <w:szCs w:val="21"/>
+          <w:lang w:eastAsia="pt-BR"/>
+        </w:rPr>
+        <w:t xml:space="preserve"> a </w:t>
+      </w:r>
+      <w:proofErr w:type="spellStart"/>
+      <w:r>
+        <w:rPr>
+          <w:rFonts w:ascii="Segoe UI" w:eastAsia="Times New Roman" w:hAnsi="Segoe UI" w:cs="Segoe UI"/>
+          <w:b/>
+          <w:i/>
+          <w:iCs/>
+          <w:color w:val="FFFFFF"/>
+          <w:sz w:val="21"/>
+          <w:szCs w:val="21"/>
+          <w:lang w:eastAsia="pt-BR"/>
+        </w:rPr>
+        <w:t>pre-trained</w:t>
+      </w:r>
+      <w:proofErr w:type="spellEnd"/>
+      <w:r>
+        <w:rPr>
+          <w:rFonts w:ascii="Segoe UI" w:eastAsia="Times New Roman" w:hAnsi="Segoe UI" w:cs="Segoe UI"/>
+          <w:b/>
+          <w:i/>
+          <w:iCs/>
+          <w:color w:val="FFFFFF"/>
+          <w:sz w:val="21"/>
+          <w:szCs w:val="21"/>
+          <w:lang w:eastAsia="pt-BR"/>
+        </w:rPr>
+        <w:t xml:space="preserve"> YOLO </w:t>
+      </w:r>
+      <w:proofErr w:type="spellStart"/>
+      <w:r>
+        <w:rPr>
+          <w:rFonts w:ascii="Segoe UI" w:eastAsia="Times New Roman" w:hAnsi="Segoe UI" w:cs="Segoe UI"/>
+          <w:b/>
+          <w:i/>
+          <w:iCs/>
+          <w:color w:val="FFFFFF"/>
+          <w:sz w:val="21"/>
+          <w:szCs w:val="21"/>
+          <w:lang w:eastAsia="pt-BR"/>
+        </w:rPr>
+        <w:t>model</w:t>
+      </w:r>
+      <w:proofErr w:type="spellEnd"/>
+      <w:r>
+        <w:rPr>
+          <w:rFonts w:ascii="Segoe UI" w:eastAsia="Times New Roman" w:hAnsi="Segoe UI" w:cs="Segoe UI"/>
+          <w:b/>
+          <w:i/>
+          <w:iCs/>
+          <w:color w:val="FFFFFF"/>
+          <w:sz w:val="21"/>
+          <w:szCs w:val="21"/>
+          <w:lang w:eastAsia="pt-BR"/>
+        </w:rPr>
+        <w:t>.</w:t>
+      </w:r>
+      <w:r>
+        <w:rPr>
+          <w:rFonts w:ascii="Segoe UI" w:eastAsia="Times New Roman" w:hAnsi="Segoe UI" w:cs="Segoe UI"/>
+          <w:b/>
+          <w:i/>
+          <w:iCs/>
+          <w:color w:val="FFFFFF"/>
+          <w:sz w:val="21"/>
+          <w:szCs w:val="21"/>
+          <w:lang w:eastAsia="pt-BR"/>
         </w:rPr>
         <w:br/>
-        <w:t>Red means risk.</w:t>
-      </w:r>
-      <w:r>
-        <w:rPr>
-          <w:lang w:val="en-US"/>
+      </w:r>
+      <w:r>
+        <w:rPr>
+          <w:rFonts w:ascii="Segoe UI" w:eastAsia="Times New Roman" w:hAnsi="Segoe UI" w:cs="Segoe UI"/>
+          <w:b/>
+          <w:i/>
+          <w:iCs/>
+          <w:color w:val="FFFFFF"/>
+          <w:sz w:val="21"/>
+          <w:szCs w:val="21"/>
+          <w:lang w:val="en-US" w:eastAsia="pt-BR"/>
+        </w:rPr>
+        <w:t>The app detects people and cell phones.</w:t>
+      </w:r>
+      <w:r>
+        <w:rPr>
+          <w:rFonts w:ascii="Segoe UI" w:eastAsia="Times New Roman" w:hAnsi="Segoe UI" w:cs="Segoe UI"/>
+          <w:b/>
+          <w:i/>
+          <w:iCs/>
+          <w:color w:val="FFFFFF"/>
+          <w:sz w:val="21"/>
+          <w:szCs w:val="21"/>
+          <w:lang w:val="en-US" w:eastAsia="pt-BR"/>
         </w:rPr>
         <w:br/>
-        <w:t>Orange means edge score.</w:t>
-      </w:r>
-      <w:r>
-        <w:rPr>
-          <w:lang w:val="en-US"/>
+        <w:t>I did not train the model in this version.</w:t>
+      </w:r>
+      <w:r>
+        <w:rPr>
+          <w:rFonts w:ascii="Segoe UI" w:eastAsia="Times New Roman" w:hAnsi="Segoe UI" w:cs="Segoe UI"/>
+          <w:b/>
+          <w:i/>
+          <w:iCs/>
+          <w:color w:val="FFFFFF"/>
+          <w:sz w:val="21"/>
+          <w:szCs w:val="21"/>
+          <w:lang w:val="en-US" w:eastAsia="pt-BR"/>
         </w:rPr>
         <w:br/>
-        <w:t>Navy gives a technology feeling.</w:t>
-      </w:r>
-    </w:p>
-    <w:p>
-      <w:pPr>
-        <w:rPr>
-          <w:lang w:val="en-US"/>
-        </w:rPr>
-      </w:pPr>
-      <w:r>
-        <w:rPr>
-          <w:lang w:val="en-US"/>
-        </w:rPr>
-        <w:pict>
-          <v:rect id="_x0000_i1035" style="width:0;height:0" o:hralign="center" o:hrstd="t" o:hr="t" fillcolor="#a0a0a0" stroked="f"/>
-        </w:pict>
-      </w:r>
-    </w:p>
-    <w:p>
-      <w:pPr>
-        <w:rPr>
-          <w:b/>
-          <w:color w:val="FF0000"/>
-          <w:sz w:val="26"/>
-          <w:szCs w:val="26"/>
-          <w:u w:val="single"/>
-          <w:lang w:val="en-US"/>
-        </w:rPr>
-      </w:pPr>
-      <w:r>
-        <w:rPr>
-          <w:b/>
-          <w:color w:val="FF0000"/>
-          <w:sz w:val="26"/>
-          <w:szCs w:val="26"/>
-          <w:u w:val="single"/>
-          <w:lang w:val="en-US"/>
-        </w:rPr>
-        <w:t>15. Technology Badges</w:t>
-      </w:r>
-    </w:p>
-    <w:p>
-      <w:pPr>
-        <w:rPr>
-          <w:lang w:val="en-US"/>
-        </w:rPr>
-      </w:pPr>
-      <w:r>
-        <w:rPr>
-          <w:lang w:val="en-US"/>
-        </w:rPr>
-        <w:t>The badges explain the main technologies used in the project:</w:t>
-      </w:r>
-    </w:p>
-    <w:p>
-      <w:pPr>
-        <w:rPr>
-          <w:lang w:val="en-US"/>
-        </w:rPr>
-      </w:pPr>
-      <w:r>
-        <w:rPr>
-          <w:lang w:val="en-US"/>
-        </w:rPr>
-        <w:t>Python -&gt; backend</w:t>
-      </w:r>
-    </w:p>
-    <w:p>
-      <w:pPr>
-        <w:rPr>
-          <w:lang w:val="en-US"/>
-        </w:rPr>
-      </w:pPr>
-      <w:r>
-        <w:rPr>
-          <w:lang w:val="en-US"/>
-        </w:rPr>
-        <w:t>Flask -&gt; web app</w:t>
-      </w:r>
-    </w:p>
-    <w:p>
-      <w:pPr>
-        <w:rPr>
-          <w:lang w:val="en-US"/>
-        </w:rPr>
-      </w:pPr>
-      <w:r>
-        <w:rPr>
-          <w:lang w:val="en-US"/>
-        </w:rPr>
-        <w:t>YOLO -&gt; AI detection</w:t>
-      </w:r>
-    </w:p>
-    <w:p>
-      <w:pPr>
-        <w:rPr>
-          <w:lang w:val="en-US"/>
-        </w:rPr>
-      </w:pPr>
-      <w:proofErr w:type="spellStart"/>
-      <w:r>
-        <w:rPr>
-          <w:lang w:val="en-US"/>
-        </w:rPr>
-        <w:t>OpenCV</w:t>
-      </w:r>
-      <w:proofErr w:type="spellEnd"/>
-      <w:r>
-        <w:rPr>
-          <w:lang w:val="en-US"/>
-        </w:rPr>
-        <w:t xml:space="preserve"> -&gt; image processing</w:t>
-      </w:r>
-    </w:p>
-    <w:p>
-      <w:pPr>
-        <w:rPr>
-          <w:lang w:val="en-US"/>
-        </w:rPr>
-      </w:pPr>
-      <w:r>
-        <w:rPr>
-          <w:lang w:val="en-US"/>
-        </w:rPr>
-        <w:t>Pandas -&gt; analytics</w:t>
-      </w:r>
-    </w:p>
-    <w:p>
-      <w:pPr>
-        <w:rPr>
-          <w:lang w:val="en-US"/>
-        </w:rPr>
-      </w:pPr>
-      <w:r>
-        <w:rPr>
-          <w:lang w:val="en-US"/>
-        </w:rPr>
-        <w:t>Plotly.js -&gt; charts</w:t>
-      </w:r>
-    </w:p>
-    <w:p>
-      <w:pPr>
-        <w:rPr>
-          <w:b/>
-          <w:color w:val="FF0000"/>
-          <w:lang w:val="en-US"/>
-        </w:rPr>
-      </w:pPr>
-      <w:r>
-        <w:rPr>
-          <w:b/>
-          <w:color w:val="FF0000"/>
-          <w:lang w:val="en-US"/>
-        </w:rPr>
-        <w:t>Simple English:</w:t>
-      </w:r>
-    </w:p>
-    <w:p>
-      <w:pPr>
-        <w:rPr>
-          <w:lang w:val="en-US"/>
-        </w:rPr>
-      </w:pPr>
-      <w:r>
-        <w:rPr>
-          <w:lang w:val="en-US"/>
-        </w:rPr>
-        <w:t>The badges help users understand the technologies quickly.</w:t>
-      </w:r>
-    </w:p>
-    <w:p>
-      <w:pPr>
-        <w:rPr>
-          <w:lang w:val="en-US"/>
-        </w:rPr>
-      </w:pPr>
-      <w:r>
-        <w:rPr>
-          <w:lang w:val="en-US"/>
-        </w:rPr>
-        <w:pict>
-          <v:rect id="_x0000_i1036" style="width:0;height:0" o:hralign="center" o:hrstd="t" o:hr="t" fillcolor="#a0a0a0" stroked="f"/>
-        </w:pict>
-      </w:r>
-    </w:p>
-    <w:p>
-      <w:pPr>
-        <w:rPr>
-          <w:b/>
-          <w:color w:val="FF0000"/>
-          <w:sz w:val="26"/>
-          <w:szCs w:val="26"/>
-          <w:u w:val="single"/>
-          <w:lang w:val="en-US"/>
-        </w:rPr>
-      </w:pPr>
-      <w:r>
-        <w:rPr>
-          <w:b/>
-          <w:color w:val="FF0000"/>
-          <w:sz w:val="26"/>
-          <w:szCs w:val="26"/>
-          <w:u w:val="single"/>
-          <w:lang w:val="en-US"/>
-        </w:rPr>
-        <w:t>16. What I Learned</w:t>
-      </w:r>
-    </w:p>
-    <w:p>
-      <w:pPr>
-        <w:rPr>
-          <w:b/>
-          <w:color w:val="FF0000"/>
-          <w:lang w:val="en-US"/>
-        </w:rPr>
-      </w:pPr>
-      <w:r>
-        <w:rPr>
-          <w:b/>
-          <w:color w:val="FF0000"/>
-          <w:lang w:val="en-US"/>
-        </w:rPr>
-        <w:t>Technical learning:</w:t>
-      </w:r>
-    </w:p>
-    <w:p>
-      <w:pPr>
-        <w:rPr>
-          <w:lang w:val="en-US"/>
-        </w:rPr>
-      </w:pPr>
-      <w:r>
-        <w:rPr>
-          <w:lang w:val="en-US"/>
-        </w:rPr>
-        <w:t>Python backend development</w:t>
-      </w:r>
-    </w:p>
-    <w:p>
-      <w:pPr>
-        <w:rPr>
-          <w:lang w:val="en-US"/>
-        </w:rPr>
-      </w:pPr>
-      <w:r>
-        <w:rPr>
-          <w:lang w:val="en-US"/>
-        </w:rPr>
-        <w:t>Flask routes</w:t>
-      </w:r>
-    </w:p>
-    <w:p>
-      <w:pPr>
-        <w:rPr>
-          <w:lang w:val="en-US"/>
-        </w:rPr>
-      </w:pPr>
-      <w:r>
-        <w:rPr>
-          <w:lang w:val="en-US"/>
-        </w:rPr>
-        <w:t>YOLO object detection</w:t>
-      </w:r>
-    </w:p>
-    <w:p>
-      <w:pPr>
-        <w:rPr>
-          <w:lang w:val="en-US"/>
-        </w:rPr>
-      </w:pPr>
-      <w:proofErr w:type="spellStart"/>
-      <w:r>
-        <w:rPr>
-          <w:lang w:val="en-US"/>
-        </w:rPr>
-        <w:t>OpenCV</w:t>
-      </w:r>
-      <w:proofErr w:type="spellEnd"/>
-      <w:r>
-        <w:rPr>
-          <w:lang w:val="en-US"/>
-        </w:rPr>
-        <w:t xml:space="preserve"> image processing</w:t>
-      </w:r>
-    </w:p>
-    <w:p>
-      <w:pPr>
-        <w:rPr>
-          <w:lang w:val="en-US"/>
-        </w:rPr>
-      </w:pPr>
-      <w:r>
-        <w:rPr>
-          <w:lang w:val="en-US"/>
-        </w:rPr>
-        <w:t>CSV data storage</w:t>
-      </w:r>
-    </w:p>
-    <w:p>
-      <w:pPr>
-        <w:rPr>
-          <w:lang w:val="en-US"/>
-        </w:rPr>
-      </w:pPr>
-      <w:proofErr w:type="gramStart"/>
-      <w:r>
-        <w:rPr>
-          <w:lang w:val="en-US"/>
-        </w:rPr>
-        <w:t>Pandas</w:t>
-      </w:r>
-      <w:proofErr w:type="gramEnd"/>
-      <w:r>
-        <w:rPr>
-          <w:lang w:val="en-US"/>
-        </w:rPr>
-        <w:t xml:space="preserve"> data analysis</w:t>
-      </w:r>
-    </w:p>
-    <w:p>
-      <w:pPr>
-        <w:rPr>
-          <w:lang w:val="en-US"/>
-        </w:rPr>
-      </w:pPr>
-      <w:r>
-        <w:rPr>
-          <w:lang w:val="en-US"/>
-        </w:rPr>
-        <w:t>JavaScript API fetch</w:t>
-      </w:r>
-    </w:p>
-    <w:p>
-      <w:pPr>
-        <w:rPr>
-          <w:lang w:val="en-US"/>
-        </w:rPr>
-      </w:pPr>
-      <w:proofErr w:type="spellStart"/>
-      <w:r>
-        <w:rPr>
-          <w:lang w:val="en-US"/>
-        </w:rPr>
-        <w:t>Plotly</w:t>
-      </w:r>
-      <w:proofErr w:type="spellEnd"/>
-      <w:r>
-        <w:rPr>
-          <w:lang w:val="en-US"/>
-        </w:rPr>
-        <w:t xml:space="preserve"> dashboard charts</w:t>
-      </w:r>
-    </w:p>
-    <w:p>
-      <w:pPr>
-        <w:rPr>
-          <w:lang w:val="en-US"/>
-        </w:rPr>
-      </w:pPr>
-      <w:proofErr w:type="spellStart"/>
-      <w:r>
-        <w:rPr>
-          <w:lang w:val="en-US"/>
-        </w:rPr>
-        <w:t>Git</w:t>
-      </w:r>
-      <w:proofErr w:type="spellEnd"/>
-      <w:r>
-        <w:rPr>
-          <w:lang w:val="en-US"/>
-        </w:rPr>
-        <w:t xml:space="preserve"> and </w:t>
-      </w:r>
-      <w:proofErr w:type="spellStart"/>
-      <w:r>
-        <w:rPr>
-          <w:lang w:val="en-US"/>
-        </w:rPr>
-        <w:t>GitHub</w:t>
-      </w:r>
-      <w:proofErr w:type="spellEnd"/>
-      <w:r>
-        <w:rPr>
-          <w:lang w:val="en-US"/>
-        </w:rPr>
-        <w:t xml:space="preserve"> workflow</w:t>
-      </w:r>
-    </w:p>
-    <w:p>
-      <w:pPr>
-        <w:rPr>
-          <w:lang w:val="en-US"/>
-        </w:rPr>
-      </w:pPr>
-      <w:proofErr w:type="gramStart"/>
-      <w:r>
-        <w:rPr>
-          <w:lang w:val="en-US"/>
-        </w:rPr>
-        <w:t>project</w:t>
-      </w:r>
-      <w:proofErr w:type="gramEnd"/>
-      <w:r>
-        <w:rPr>
-          <w:lang w:val="en-US"/>
-        </w:rPr>
-        <w:t xml:space="preserve"> refactoring</w:t>
-      </w:r>
-    </w:p>
-    <w:p>
-      <w:pPr>
-        <w:rPr>
-          <w:lang w:val="en-US"/>
-        </w:rPr>
-      </w:pPr>
-      <w:proofErr w:type="gramStart"/>
-      <w:r>
-        <w:rPr>
-          <w:lang w:val="en-US"/>
-        </w:rPr>
-        <w:t>code</w:t>
-      </w:r>
-      <w:proofErr w:type="gramEnd"/>
-      <w:r>
-        <w:rPr>
-          <w:lang w:val="en-US"/>
-        </w:rPr>
-        <w:t xml:space="preserve"> organization by responsibility</w:t>
-      </w:r>
-    </w:p>
-    <w:p>
-      <w:pPr>
-        <w:rPr>
-          <w:b/>
-          <w:color w:val="FF0000"/>
-          <w:u w:val="single"/>
+        <w:t>I used AI inside a real web application.</w:t>
+      </w:r>
+    </w:p>
+    <w:p>
+      <w:pPr>
+        <w:rPr>
+          <w:b/>
+          <w:lang w:val="en-US"/>
+        </w:rPr>
+      </w:pPr>
+    </w:p>
+    <w:p>
+      <w:pPr>
+        <w:rPr>
           <w:lang w:val="en-US"/>
         </w:rPr>
       </w:pPr>
       <w:bookmarkStart w:id="0" w:name="_GoBack"/>
-      <w:proofErr w:type="spellStart"/>
-      <w:r>
-        <w:rPr>
-          <w:b/>
-          <w:color w:val="FF0000"/>
-          <w:u w:val="single"/>
-          <w:lang w:val="en-US"/>
-        </w:rPr>
-        <w:t>Simple</w:t>
-      </w:r>
-      <w:proofErr w:type="spellEnd"/>
-      <w:r>
-        <w:rPr>
-          <w:b/>
-          <w:color w:val="FF0000"/>
-          <w:u w:val="single"/>
-          <w:lang w:val="en-US"/>
-        </w:rPr>
-        <w:t xml:space="preserve"> </w:t>
-      </w:r>
-      <w:proofErr w:type="spellStart"/>
-      <w:r>
-        <w:rPr>
-          <w:b/>
-          <w:color w:val="FF0000"/>
-          <w:u w:val="single"/>
-          <w:lang w:val="en-US"/>
-        </w:rPr>
-        <w:t>English</w:t>
-      </w:r>
-      <w:proofErr w:type="spellEnd"/>
-      <w:r>
-        <w:rPr>
-          <w:b/>
-          <w:color w:val="FF0000"/>
-          <w:u w:val="single"/>
-          <w:lang w:val="en-US"/>
-        </w:rPr>
-        <w:t>:</w:t>
-      </w:r>
-    </w:p>
-    <w:bookmarkEnd w:id="0"/>
-    <w:p>
-      <w:pPr>
-        <w:rPr>
-          <w:lang w:val="en-US"/>
-        </w:rPr>
-      </w:pPr>
-      <w:r>
-        <w:rPr>
-          <w:lang w:val="en-US"/>
-        </w:rPr>
-        <w:lastRenderedPageBreak/>
-        <w:t>I learned how to build a full web app with AI detection.</w:t>
-      </w:r>
-      <w:r>
-        <w:rPr>
-          <w:lang w:val="en-US"/>
-        </w:rPr>
-        <w:br/>
-        <w:t>I learned how to separate Python code into modules.</w:t>
-      </w:r>
-      <w:r>
-        <w:rPr>
-          <w:lang w:val="en-US"/>
-        </w:rPr>
-        <w:br/>
-        <w:t>I learned how to connect backend data with frontend charts.</w:t>
-      </w:r>
-    </w:p>
-    <w:p>
-      <w:pPr>
-        <w:rPr>
-          <w:lang w:val="en-US"/>
-        </w:rPr>
-      </w:pPr>
-      <w:r>
-        <w:rPr>
-          <w:lang w:val="en-US"/>
-        </w:rPr>
-        <w:pict>
-          <v:rect id="_x0000_i1037" style="width:0;height:0" o:hralign="center" o:hrstd="t" o:hr="t" fillcolor="#a0a0a0" stroked="f"/>
-        </w:pict>
-      </w:r>
-    </w:p>
-    <w:p>
-      <w:pPr>
-        <w:rPr>
-          <w:b/>
-          <w:color w:val="FF0000"/>
-          <w:sz w:val="26"/>
-          <w:szCs w:val="26"/>
-          <w:u w:val="single"/>
-          <w:lang w:val="en-US"/>
-        </w:rPr>
-      </w:pPr>
-      <w:r>
-        <w:rPr>
-          <w:b/>
-          <w:color w:val="FF0000"/>
-          <w:sz w:val="26"/>
-          <w:szCs w:val="26"/>
-          <w:u w:val="single"/>
-          <w:lang w:val="en-US"/>
-        </w:rPr>
-        <w:t xml:space="preserve">17. How </w:t>
-      </w:r>
-      <w:proofErr w:type="gramStart"/>
-      <w:r>
-        <w:rPr>
-          <w:b/>
-          <w:color w:val="FF0000"/>
-          <w:sz w:val="26"/>
-          <w:szCs w:val="26"/>
-          <w:u w:val="single"/>
-          <w:lang w:val="en-US"/>
-        </w:rPr>
-        <w:t>To</w:t>
-      </w:r>
-      <w:proofErr w:type="gramEnd"/>
-      <w:r>
-        <w:rPr>
-          <w:b/>
-          <w:color w:val="FF0000"/>
-          <w:sz w:val="26"/>
-          <w:szCs w:val="26"/>
-          <w:u w:val="single"/>
-          <w:lang w:val="en-US"/>
-        </w:rPr>
-        <w:t xml:space="preserve"> Explain In English A2</w:t>
-      </w:r>
-    </w:p>
-    <w:p>
-      <w:pPr>
-        <w:rPr>
-          <w:lang w:val="en-US"/>
-        </w:rPr>
-      </w:pPr>
-      <w:r>
-        <w:rPr>
-          <w:lang w:val="en-US"/>
-        </w:rPr>
-        <w:t>Short version:</w:t>
-      </w:r>
-    </w:p>
-    <w:p>
-      <w:pPr>
-        <w:rPr>
-          <w:lang w:val="en-US"/>
-        </w:rPr>
-      </w:pPr>
-      <w:r>
-        <w:rPr>
-          <w:lang w:val="en-US"/>
-        </w:rPr>
-        <w:t>This is my AI Safety Guardian project.</w:t>
-      </w:r>
-      <w:r>
-        <w:rPr>
-          <w:lang w:val="en-US"/>
-        </w:rPr>
-        <w:br/>
-        <w:t>It is a web app with Python and Flask.</w:t>
-      </w:r>
-      <w:r>
-        <w:rPr>
-          <w:lang w:val="en-US"/>
-        </w:rPr>
-        <w:br/>
-        <w:t>It uses YOLO and OpenCV to detect people and cell phones.</w:t>
-      </w:r>
-      <w:r>
-        <w:rPr>
-          <w:lang w:val="en-US"/>
-        </w:rPr>
-        <w:br/>
-        <w:t>If it finds a cell phone, it creates a high risk alert.</w:t>
-      </w:r>
-      <w:r>
-        <w:rPr>
-          <w:lang w:val="en-US"/>
-        </w:rPr>
-        <w:br/>
-        <w:t>It saves the history and shows charts with Pandas and Plotly.</w:t>
-      </w:r>
-    </w:p>
-    <w:p>
-      <w:pPr>
-        <w:rPr>
-          <w:lang w:val="en-US"/>
-        </w:rPr>
-      </w:pPr>
-      <w:r>
-        <w:rPr>
-          <w:lang w:val="en-US"/>
-        </w:rPr>
-        <w:t>Longer version:</w:t>
-      </w:r>
-    </w:p>
-    <w:p>
-      <w:pPr>
-        <w:rPr>
-          <w:lang w:val="en-US"/>
-        </w:rPr>
-      </w:pPr>
-      <w:r>
-        <w:rPr>
-          <w:lang w:val="en-US"/>
-        </w:rPr>
-        <w:t>I built this project to practice Python, computer vision and data analysis.</w:t>
-      </w:r>
-      <w:r>
-        <w:rPr>
-          <w:lang w:val="en-US"/>
-        </w:rPr>
-        <w:br/>
-        <w:t>The backend uses Flask.</w:t>
-      </w:r>
-      <w:r>
-        <w:rPr>
-          <w:lang w:val="en-US"/>
-        </w:rPr>
-        <w:br/>
-        <w:t>The AI detection uses YOLO and OpenCV.</w:t>
-      </w:r>
-      <w:r>
-        <w:rPr>
-          <w:lang w:val="en-US"/>
-        </w:rPr>
-        <w:br/>
-        <w:t>The dashboard uses Pandas and Plotly.</w:t>
-      </w:r>
-      <w:r>
-        <w:rPr>
-          <w:lang w:val="en-US"/>
-        </w:rPr>
-        <w:br/>
-        <w:t>The app can use image upload and live camera.</w:t>
-      </w:r>
-      <w:r>
-        <w:rPr>
-          <w:lang w:val="en-US"/>
-        </w:rPr>
-        <w:br/>
-        <w:t xml:space="preserve">It </w:t>
-      </w:r>
-      <w:proofErr w:type="spellStart"/>
-      <w:r>
-        <w:rPr>
-          <w:lang w:val="en-US"/>
-        </w:rPr>
-        <w:t>saves</w:t>
-      </w:r>
-      <w:proofErr w:type="spellEnd"/>
-      <w:r>
-        <w:rPr>
-          <w:lang w:val="en-US"/>
-        </w:rPr>
-        <w:t xml:space="preserve"> snapshots </w:t>
-      </w:r>
-      <w:proofErr w:type="spellStart"/>
-      <w:r>
-        <w:rPr>
-          <w:lang w:val="en-US"/>
-        </w:rPr>
-        <w:t>and</w:t>
-      </w:r>
-      <w:proofErr w:type="spellEnd"/>
-      <w:r>
-        <w:rPr>
-          <w:lang w:val="en-US"/>
-        </w:rPr>
-        <w:t xml:space="preserve"> </w:t>
-      </w:r>
-      <w:proofErr w:type="spellStart"/>
-      <w:r>
-        <w:rPr>
-          <w:lang w:val="en-US"/>
-        </w:rPr>
-        <w:t>risk</w:t>
-      </w:r>
-      <w:proofErr w:type="spellEnd"/>
-      <w:r>
-        <w:rPr>
-          <w:lang w:val="en-US"/>
-        </w:rPr>
-        <w:t xml:space="preserve"> </w:t>
-      </w:r>
-      <w:proofErr w:type="spellStart"/>
-      <w:r>
-        <w:rPr>
-          <w:lang w:val="en-US"/>
-        </w:rPr>
-        <w:t>history</w:t>
-      </w:r>
-      <w:proofErr w:type="spellEnd"/>
-      <w:r>
-        <w:rPr>
-          <w:lang w:val="en-US"/>
-        </w:rPr>
-        <w:t>.</w:t>
-      </w:r>
-    </w:p>
-    <w:p>
-      <w:pPr>
-        <w:rPr>
-          <w:lang w:val="en-US"/>
-        </w:rPr>
-      </w:pPr>
+      <w:bookmarkEnd w:id="0"/>
     </w:p>
     <w:sectPr>
       <w:pgSz w:w="11906" w:h="16838"/>
